--- a/documentacion_proyecto/Guia_Mediciones_y_Verificaciones.docx
+++ b/documentacion_proyecto/Guia_Mediciones_y_Verificaciones.docx
@@ -11203,7 +11203,7 @@
                 <w:sz w:val="19"/>
                 <w:szCs w:val="19"/>
               </w:rPr>
-              <w:t xml:space="preserve">Con 1, entre 23 y 35 Ω; con 0, abierto. Con el patrón, el LED de prueba parpadea 5 veces por segundo durante 5 s y queda apagado 5 s</w:t>
+              <w:t xml:space="preserve">Con 1, entre 23 y 35 Ω; con 0, abierto. Con el ciclo de prueba, el LED parpadea 5 veces por segundo durante 5 s y queda apagado 5 s</w:t>
             </w:r>
           </w:p>
         </w:tc>
@@ -13143,7 +13143,7 @@
                 <w:sz w:val="19"/>
                 <w:szCs w:val="19"/>
               </w:rPr>
-              <w:t xml:space="preserve">Cargar ese valor en </w:t>
+              <w:t xml:space="preserve">Dejar </w:t>
             </w:r>
             <w:r>
               <w:rPr>
@@ -13160,7 +13160,7 @@
                 <w:sz w:val="19"/>
                 <w:szCs w:val="19"/>
               </w:rPr>
-              <w:t xml:space="preserve"> (hoy 50)</w:t>
+              <w:t xml:space="preserve"> en 0 (mantenida); ese valor se carga solo si alguna pasada no toma la selección</w:t>
             </w:r>
           </w:p>
         </w:tc>
@@ -13330,7 +13330,7 @@
                 <w:sz w:val="19"/>
                 <w:szCs w:val="19"/>
               </w:rPr>
-              <w:t xml:space="preserve">Pasadas que no toman la selección: subir </w:t>
+              <w:t xml:space="preserve">Pasadas que no toman la selección: con 0, cargar el porcentaje medido en </w:t>
             </w:r>
             <w:r>
               <w:rPr>
@@ -13347,7 +13347,7 @@
                 <w:sz w:val="19"/>
                 <w:szCs w:val="19"/>
               </w:rPr>
-              <w:t xml:space="preserve"> de a 10 (hasta 90) · dibujo corrido una pasada: </w:t>
+              <w:t xml:space="preserve">; si sigue, subir de a 10 (hasta 90) · dibujo corrido una pasada: </w:t>
             </w:r>
             <w:r>
               <w:rPr>
@@ -15836,7 +15836,7 @@
                 <w:sz w:val="19"/>
                 <w:szCs w:val="19"/>
               </w:rPr>
-              <w:t xml:space="preserve">50 (a confirmar)</w:t>
+              <w:t xml:space="preserve">0, mantenida (a confirmar)</w:t>
             </w:r>
           </w:p>
         </w:tc>

--- a/documentacion_proyecto/Guia_Mediciones_y_Verificaciones.docx
+++ b/documentacion_proyecto/Guia_Mediciones_y_Verificaciones.docx
@@ -9604,7 +9604,7 @@
           <w:sz w:val="21"/>
           <w:szCs w:val="21"/>
         </w:rPr>
-        <w:t xml:space="preserve">Con el telar encendido y en marcha lenta, sobre un solo lector, sin desconectar nada. Antes, numerar en la máquina los cuatro lectores y sus bobinas.</w:t>
+        <w:t xml:space="preserve">Con el telar encendido pero sin tejer (la cinta se mueve a mano, o se pone un papel delante del lector), sobre un solo lector y sin desconectar nada. Antes, numerar en la máquina los cuatro lectores y sus bobinas.</w:t>
       </w:r>
     </w:p>
     <w:tbl>
@@ -9876,7 +9876,7 @@
                 <w:sz w:val="19"/>
                 <w:szCs w:val="19"/>
               </w:rPr>
-              <w:t xml:space="preserve">Tensión en la salida del lector</w:t>
+              <w:t xml:space="preserve">Alimentación del lector</w:t>
             </w:r>
           </w:p>
         </w:tc>
@@ -9908,7 +9908,7 @@
                 <w:sz w:val="19"/>
                 <w:szCs w:val="19"/>
               </w:rPr>
-              <w:t xml:space="preserve">Tensión continua y alterna entre sus dos cables de salida</w:t>
+              <w:t xml:space="preserve">Tensión continua entre el + y el − de su conector</w:t>
             </w:r>
           </w:p>
         </w:tc>
@@ -9940,7 +9940,7 @@
                 <w:sz w:val="19"/>
                 <w:szCs w:val="19"/>
               </w:rPr>
-              <w:t xml:space="preserve">Menos de 24 V</w:t>
+              <w:t xml:space="preserve">Menos de 30 V</w:t>
             </w:r>
           </w:p>
         </w:tc>
@@ -9972,7 +9972,7 @@
                 <w:sz w:val="19"/>
                 <w:szCs w:val="19"/>
               </w:rPr>
-              <w:t xml:space="preserve">Si pasa de 350 V el LCA110 no sirve (no se espera)</w:t>
+              <w:t xml:space="preserve">Elegir la resistencia de protección: 220 Ω 1 W hasta 15 V, 470 Ω 2 W de 15 a 30 V; con más, consultar</w:t>
             </w:r>
           </w:p>
         </w:tc>
@@ -10076,7 +10076,7 @@
                 <w:sz w:val="19"/>
                 <w:szCs w:val="19"/>
               </w:rPr>
-              <w:t xml:space="preserve">Medir con papel tapando y con un agujero frente al lector</w:t>
+              <w:t xml:space="preserve">Señal contra el −, con papel tapando y con un agujero frente al lector</w:t>
             </w:r>
           </w:p>
         </w:tc>
@@ -10142,7 +10142,7 @@
                 <w:sz w:val="19"/>
                 <w:szCs w:val="19"/>
               </w:rPr>
-              <w:t xml:space="preserve">Si no cambia, ese no es el par de cables de la señal</w:t>
+              <w:t xml:space="preserve">Si no cambia, ese no es el cable de la señal</w:t>
             </w:r>
           </w:p>
         </w:tc>
@@ -10211,7 +10211,7 @@
                 <w:sz w:val="19"/>
                 <w:szCs w:val="19"/>
               </w:rPr>
-              <w:t xml:space="preserve">Paralelo o serie</w:t>
+              <w:t xml:space="preserve">El caso de la conexión</w:t>
             </w:r>
           </w:p>
         </w:tc>
@@ -10275,7 +10275,7 @@
                 <w:sz w:val="19"/>
                 <w:szCs w:val="19"/>
               </w:rPr>
-              <w:t xml:space="preserve">Con el agujero la tensión cae a casi 0 V: el agujero cierra el circuito → relé en paralelo · con el agujero la tensión sube: lo abre → en serie</w:t>
+              <w:t xml:space="preserve">Con agujero la señal va a +V: conexión final, caso 2A</w:t>
             </w:r>
           </w:p>
         </w:tc>
@@ -10307,16 +10307,7 @@
                 <w:sz w:val="19"/>
                 <w:szCs w:val="19"/>
               </w:rPr>
-              <w:t xml:space="preserve">Anotarlo: define la conexión y </w:t>
-            </w:r>
-            <w:r>
-              <w:rPr>
-                <w:rFonts w:ascii="IBM Plex Mono" w:cs="IBM Plex Mono" w:eastAsia="IBM Plex Mono" w:hAnsi="IBM Plex Mono"/>
-                <w:color w:val="1E3A5F"/>
-                <w:sz w:val="17"/>
-                <w:szCs w:val="17"/>
-              </w:rPr>
-              <w:t xml:space="preserve">CANAL_ACTIVO_EN_ALTO</w:t>
+              <w:t xml:space="preserve">Va a 0 V: variante 2B · si con el lector desconectado hay tensión entre los bornes de señal: caso 1 (paso a paso de los relés)</w:t>
             </w:r>
           </w:p>
         </w:tc>
@@ -10387,7 +10378,7 @@
                 <w:sz w:val="19"/>
                 <w:szCs w:val="19"/>
               </w:rPr>
-              <w:t xml:space="preserve">Corriente del circuito</w:t>
+              <w:t xml:space="preserve">Corriente con el relé cerrado</w:t>
             </w:r>
           </w:p>
         </w:tc>
@@ -10420,7 +10411,7 @@
                 <w:sz w:val="19"/>
                 <w:szCs w:val="19"/>
               </w:rPr>
-              <w:t xml:space="preserve">mA intercalado en un cable, con el agujero presente</w:t>
+              <w:t xml:space="preserve">Lector desconectado y la 10 kΩ ½ W puesta: mA en serie con la resistencia de protección, en el lugar del relé</w:t>
             </w:r>
           </w:p>
         </w:tc>
@@ -10453,7 +10444,7 @@
                 <w:sz w:val="19"/>
                 <w:szCs w:val="19"/>
               </w:rPr>
-              <w:t xml:space="preserve">Entre 5 y 20 mA</w:t>
+              <w:t xml:space="preserve">Menos de 20 mA</w:t>
             </w:r>
           </w:p>
         </w:tc>
@@ -11975,92 +11966,7 @@
           <w:sz w:val="21"/>
           <w:szCs w:val="21"/>
         </w:rPr>
-        <w:t xml:space="preserve">Con la cinta sin perforar colocada (o el lector tapado), </w:t>
-      </w:r>
-      <w:r>
-        <w:rPr>
-          <w:rFonts w:ascii="IBM Plex Mono" w:cs="IBM Plex Mono" w:eastAsia="IBM Plex Mono" w:hAnsi="IBM Plex Mono"/>
-          <w:color w:val="1E3A5F"/>
-          <w:sz w:val="19"/>
-          <w:szCs w:val="19"/>
-        </w:rPr>
-        <w:t xml:space="preserve">MODO_BANCO</w:t>
-      </w:r>
-      <w:r>
-        <w:rPr>
-          <w:rFonts w:ascii="IBM Plex Sans" w:cs="IBM Plex Sans" w:eastAsia="IBM Plex Sans" w:hAnsi="IBM Plex Sans"/>
-          <w:sz w:val="21"/>
-          <w:szCs w:val="21"/>
-        </w:rPr>
-        <w:t xml:space="preserve"> en </w:t>
-      </w:r>
-      <w:r>
-        <w:rPr>
-          <w:rFonts w:ascii="IBM Plex Mono" w:cs="IBM Plex Mono" w:eastAsia="IBM Plex Mono" w:hAnsi="IBM Plex Mono"/>
-          <w:color w:val="1E3A5F"/>
-          <w:sz w:val="19"/>
-          <w:szCs w:val="19"/>
-        </w:rPr>
-        <w:t xml:space="preserve">false</w:t>
-      </w:r>
-      <w:r>
-        <w:rPr>
-          <w:rFonts w:ascii="IBM Plex Sans" w:cs="IBM Plex Sans" w:eastAsia="IBM Plex Sans" w:hAnsi="IBM Plex Sans"/>
-          <w:sz w:val="21"/>
-          <w:szCs w:val="21"/>
-        </w:rPr>
-        <w:t xml:space="preserve">, y </w:t>
-      </w:r>
-      <w:r>
-        <w:rPr>
-          <w:rFonts w:ascii="IBM Plex Mono" w:cs="IBM Plex Mono" w:eastAsia="IBM Plex Mono" w:hAnsi="IBM Plex Mono"/>
-          <w:color w:val="1E3A5F"/>
-          <w:sz w:val="19"/>
-          <w:szCs w:val="19"/>
-        </w:rPr>
-        <w:t xml:space="preserve">CANAL_ACTIVO_EN_ALTO</w:t>
-      </w:r>
-      <w:r>
-        <w:rPr>
-          <w:rFonts w:ascii="IBM Plex Sans" w:cs="IBM Plex Sans" w:eastAsia="IBM Plex Sans" w:hAnsi="IBM Plex Sans"/>
-          <w:sz w:val="21"/>
-          <w:szCs w:val="21"/>
-        </w:rPr>
-        <w:t xml:space="preserve"> en </w:t>
-      </w:r>
-      <w:r>
-        <w:rPr>
-          <w:rFonts w:ascii="IBM Plex Mono" w:cs="IBM Plex Mono" w:eastAsia="IBM Plex Mono" w:hAnsi="IBM Plex Mono"/>
-          <w:color w:val="1E3A5F"/>
-          <w:sz w:val="19"/>
-          <w:szCs w:val="19"/>
-        </w:rPr>
-        <w:t xml:space="preserve">true</w:t>
-      </w:r>
-      <w:r>
-        <w:rPr>
-          <w:rFonts w:ascii="IBM Plex Sans" w:cs="IBM Plex Sans" w:eastAsia="IBM Plex Sans" w:hAnsi="IBM Plex Sans"/>
-          <w:sz w:val="21"/>
-          <w:szCs w:val="21"/>
-        </w:rPr>
-        <w:t xml:space="preserve"> si el relé va en paralelo o en </w:t>
-      </w:r>
-      <w:r>
-        <w:rPr>
-          <w:rFonts w:ascii="IBM Plex Mono" w:cs="IBM Plex Mono" w:eastAsia="IBM Plex Mono" w:hAnsi="IBM Plex Mono"/>
-          <w:color w:val="1E3A5F"/>
-          <w:sz w:val="19"/>
-          <w:szCs w:val="19"/>
-        </w:rPr>
-        <w:t xml:space="preserve">false</w:t>
-      </w:r>
-      <w:r>
-        <w:rPr>
-          <w:rFonts w:ascii="IBM Plex Sans" w:cs="IBM Plex Sans" w:eastAsia="IBM Plex Sans" w:hAnsi="IBM Plex Sans"/>
-          <w:sz w:val="21"/>
-          <w:szCs w:val="21"/>
-        </w:rPr>
-        <w:t xml:space="preserve"> si va en serie.</w:t>
+        <w:t xml:space="preserve">Con la conexión final armada (el relé en el lugar del lector, con la resistencia de protección y la de 10 kΩ ½ W), MODO_BANCO en false y CANAL_ACTIVO_EN_ALTO en true.</w:t>
       </w:r>
     </w:p>
     <w:tbl>
@@ -12731,7 +12637,7 @@
                 <w:sz w:val="19"/>
                 <w:szCs w:val="19"/>
               </w:rPr>
-              <w:t xml:space="preserve">En paralelo, manda el lector · en serie, todos los canales se leen como agujero</w:t>
+              <w:t xml:space="preserve">Las cuatro bobinas en reposo (relé abierto = papel)</w:t>
             </w:r>
           </w:p>
         </w:tc>
@@ -12763,7 +12669,7 @@
                 <w:sz w:val="19"/>
                 <w:szCs w:val="19"/>
               </w:rPr>
-              <w:t xml:space="preserve">En serie, no tejer con la placa apagada</w:t>
+              <w:t xml:space="preserve">Alguna activa: revisar el cableado de ese canal (sección 8 de la guía de los relés)</w:t>
             </w:r>
           </w:p>
         </w:tc>
@@ -16483,32 +16389,7 @@
                 <w:sz w:val="17"/>
                 <w:szCs w:val="17"/>
               </w:rPr>
-              <w:t xml:space="preserve">true</w:t>
-            </w:r>
-            <w:r>
-              <w:rPr>
-                <w:rFonts w:ascii="IBM Plex Sans" w:cs="IBM Plex Sans" w:eastAsia="IBM Plex Sans" w:hAnsi="IBM Plex Sans"/>
-                <w:sz w:val="19"/>
-                <w:szCs w:val="19"/>
-              </w:rPr>
-              <w:t xml:space="preserve"> si los LCA110 van en paralelo con el lector, </w:t>
-            </w:r>
-            <w:r>
-              <w:rPr>
-                <w:rFonts w:ascii="IBM Plex Mono" w:cs="IBM Plex Mono" w:eastAsia="IBM Plex Mono" w:hAnsi="IBM Plex Mono"/>
-                <w:color w:val="1E3A5F"/>
-                <w:sz w:val="17"/>
-                <w:szCs w:val="17"/>
-              </w:rPr>
-              <w:t xml:space="preserve">false</w:t>
-            </w:r>
-            <w:r>
-              <w:rPr>
-                <w:rFonts w:ascii="IBM Plex Sans" w:cs="IBM Plex Sans" w:eastAsia="IBM Plex Sans" w:hAnsi="IBM Plex Sans"/>
-                <w:sz w:val="19"/>
-                <w:szCs w:val="19"/>
-              </w:rPr>
-              <w:t xml:space="preserve"> si van en serie (sección 5.1).</w:t>
+              <w:t xml:space="preserve">true con la conexión final (el relé en el lugar del lector), como viene.</w:t>
             </w:r>
           </w:p>
         </w:tc>

--- a/documentacion_proyecto/Guia_Mediciones_y_Verificaciones.docx
+++ b/documentacion_proyecto/Guia_Mediciones_y_Verificaciones.docx
@@ -9972,7 +9972,7 @@
                 <w:sz w:val="19"/>
                 <w:szCs w:val="19"/>
               </w:rPr>
-              <w:t xml:space="preserve">Elegir la resistencia de protección: 220 Ω 1 W hasta 15 V, 470 Ω 2 W de 15 a 30 V; con más, consultar</w:t>
+              <w:t xml:space="preserve">Elegir la resistencia de protección: 220 Ω 2 W hasta 15 V, 470 Ω 3 W de 15 a 30 V; con más, consultar</w:t>
             </w:r>
           </w:p>
         </w:tc>

--- a/documentacion_proyecto/Guia_Mediciones_y_Verificaciones.docx
+++ b/documentacion_proyecto/Guia_Mediciones_y_Verificaciones.docx
@@ -9604,7 +9604,7 @@
           <w:sz w:val="21"/>
           <w:szCs w:val="21"/>
         </w:rPr>
-        <w:t xml:space="preserve">Con el telar encendido y en marcha lenta, sobre un solo lector, sin desconectar nada. Antes, numerar en la máquina los cuatro lectores y sus bobinas.</w:t>
+        <w:t xml:space="preserve">Con el telar encendido pero sin tejer (la cinta se mueve a mano, o se pone un papel delante del lector), sobre un solo lector y sin desconectar nada. Antes, numerar en la máquina los cuatro lectores y sus bobinas.</w:t>
       </w:r>
     </w:p>
     <w:tbl>
@@ -9876,7 +9876,7 @@
                 <w:sz w:val="19"/>
                 <w:szCs w:val="19"/>
               </w:rPr>
-              <w:t xml:space="preserve">Tensión en la salida del lector</w:t>
+              <w:t xml:space="preserve">Alimentación del lector</w:t>
             </w:r>
           </w:p>
         </w:tc>
@@ -9908,7 +9908,7 @@
                 <w:sz w:val="19"/>
                 <w:szCs w:val="19"/>
               </w:rPr>
-              <w:t xml:space="preserve">Tensión continua y alterna entre sus dos cables de salida</w:t>
+              <w:t xml:space="preserve">Tensión continua entre el + y el − de su conector</w:t>
             </w:r>
           </w:p>
         </w:tc>
@@ -9940,7 +9940,7 @@
                 <w:sz w:val="19"/>
                 <w:szCs w:val="19"/>
               </w:rPr>
-              <w:t xml:space="preserve">Menos de 24 V</w:t>
+              <w:t xml:space="preserve">Menos de 30 V</w:t>
             </w:r>
           </w:p>
         </w:tc>
@@ -9972,7 +9972,7 @@
                 <w:sz w:val="19"/>
                 <w:szCs w:val="19"/>
               </w:rPr>
-              <w:t xml:space="preserve">Si pasa de 350 V el LCA110 no sirve (no se espera)</w:t>
+              <w:t xml:space="preserve">Elegir la resistencia de protección: 220 Ω 2 W hasta 15 V, 470 Ω 3 W de 15 a 30 V; con más, consultar</w:t>
             </w:r>
           </w:p>
         </w:tc>
@@ -10076,7 +10076,7 @@
                 <w:sz w:val="19"/>
                 <w:szCs w:val="19"/>
               </w:rPr>
-              <w:t xml:space="preserve">Medir con papel tapando y con un agujero frente al lector</w:t>
+              <w:t xml:space="preserve">Señal contra el −, con papel tapando y con un agujero frente al lector</w:t>
             </w:r>
           </w:p>
         </w:tc>
@@ -10142,7 +10142,7 @@
                 <w:sz w:val="19"/>
                 <w:szCs w:val="19"/>
               </w:rPr>
-              <w:t xml:space="preserve">Si no cambia, ese no es el par de cables de la señal</w:t>
+              <w:t xml:space="preserve">Si no cambia, ese no es el cable de la señal</w:t>
             </w:r>
           </w:p>
         </w:tc>
@@ -10211,7 +10211,7 @@
                 <w:sz w:val="19"/>
                 <w:szCs w:val="19"/>
               </w:rPr>
-              <w:t xml:space="preserve">Paralelo o serie</w:t>
+              <w:t xml:space="preserve">El caso de la conexión</w:t>
             </w:r>
           </w:p>
         </w:tc>
@@ -10275,7 +10275,7 @@
                 <w:sz w:val="19"/>
                 <w:szCs w:val="19"/>
               </w:rPr>
-              <w:t xml:space="preserve">Con el agujero la tensión cae a casi 0 V: el agujero cierra el circuito → relé en paralelo · con el agujero la tensión sube: lo abre → en serie</w:t>
+              <w:t xml:space="preserve">Con agujero la señal va a +V: conexión final, caso 2A</w:t>
             </w:r>
           </w:p>
         </w:tc>
@@ -10307,16 +10307,7 @@
                 <w:sz w:val="19"/>
                 <w:szCs w:val="19"/>
               </w:rPr>
-              <w:t xml:space="preserve">Anotarlo: define la conexión y </w:t>
-            </w:r>
-            <w:r>
-              <w:rPr>
-                <w:rFonts w:ascii="IBM Plex Mono" w:cs="IBM Plex Mono" w:eastAsia="IBM Plex Mono" w:hAnsi="IBM Plex Mono"/>
-                <w:color w:val="1E3A5F"/>
-                <w:sz w:val="17"/>
-                <w:szCs w:val="17"/>
-              </w:rPr>
-              <w:t xml:space="preserve">CANAL_ACTIVO_EN_ALTO</w:t>
+              <w:t xml:space="preserve">Va a 0 V: variante 2B · si con el lector desconectado hay tensión entre los bornes de señal: caso 1 (paso a paso de los relés)</w:t>
             </w:r>
           </w:p>
         </w:tc>
@@ -10387,7 +10378,7 @@
                 <w:sz w:val="19"/>
                 <w:szCs w:val="19"/>
               </w:rPr>
-              <w:t xml:space="preserve">Corriente del circuito</w:t>
+              <w:t xml:space="preserve">Corriente con el relé cerrado</w:t>
             </w:r>
           </w:p>
         </w:tc>
@@ -10420,7 +10411,7 @@
                 <w:sz w:val="19"/>
                 <w:szCs w:val="19"/>
               </w:rPr>
-              <w:t xml:space="preserve">mA intercalado en un cable, con el agujero presente</w:t>
+              <w:t xml:space="preserve">Lector desconectado y la 10 kΩ ½ W puesta: mA en serie con la resistencia de protección, en el lugar del relé</w:t>
             </w:r>
           </w:p>
         </w:tc>
@@ -10453,7 +10444,7 @@
                 <w:sz w:val="19"/>
                 <w:szCs w:val="19"/>
               </w:rPr>
-              <w:t xml:space="preserve">Entre 5 y 20 mA</w:t>
+              <w:t xml:space="preserve">Menos de 20 mA</w:t>
             </w:r>
           </w:p>
         </w:tc>
@@ -11203,7 +11194,7 @@
                 <w:sz w:val="19"/>
                 <w:szCs w:val="19"/>
               </w:rPr>
-              <w:t xml:space="preserve">Con 1, entre 23 y 35 Ω; con 0, abierto. Con el patrón, el LED de prueba parpadea 5 veces por segundo durante 5 s y queda apagado 5 s</w:t>
+              <w:t xml:space="preserve">Con 1, entre 23 y 35 Ω; con 0, abierto. Con el ciclo de prueba, el LED parpadea 5 veces por segundo durante 5 s y queda apagado 5 s</w:t>
             </w:r>
           </w:p>
         </w:tc>
@@ -11975,92 +11966,7 @@
           <w:sz w:val="21"/>
           <w:szCs w:val="21"/>
         </w:rPr>
-        <w:t xml:space="preserve">Con la cinta sin perforar colocada (o el lector tapado), </w:t>
-      </w:r>
-      <w:r>
-        <w:rPr>
-          <w:rFonts w:ascii="IBM Plex Mono" w:cs="IBM Plex Mono" w:eastAsia="IBM Plex Mono" w:hAnsi="IBM Plex Mono"/>
-          <w:color w:val="1E3A5F"/>
-          <w:sz w:val="19"/>
-          <w:szCs w:val="19"/>
-        </w:rPr>
-        <w:t xml:space="preserve">MODO_BANCO</w:t>
-      </w:r>
-      <w:r>
-        <w:rPr>
-          <w:rFonts w:ascii="IBM Plex Sans" w:cs="IBM Plex Sans" w:eastAsia="IBM Plex Sans" w:hAnsi="IBM Plex Sans"/>
-          <w:sz w:val="21"/>
-          <w:szCs w:val="21"/>
-        </w:rPr>
-        <w:t xml:space="preserve"> en </w:t>
-      </w:r>
-      <w:r>
-        <w:rPr>
-          <w:rFonts w:ascii="IBM Plex Mono" w:cs="IBM Plex Mono" w:eastAsia="IBM Plex Mono" w:hAnsi="IBM Plex Mono"/>
-          <w:color w:val="1E3A5F"/>
-          <w:sz w:val="19"/>
-          <w:szCs w:val="19"/>
-        </w:rPr>
-        <w:t xml:space="preserve">false</w:t>
-      </w:r>
-      <w:r>
-        <w:rPr>
-          <w:rFonts w:ascii="IBM Plex Sans" w:cs="IBM Plex Sans" w:eastAsia="IBM Plex Sans" w:hAnsi="IBM Plex Sans"/>
-          <w:sz w:val="21"/>
-          <w:szCs w:val="21"/>
-        </w:rPr>
-        <w:t xml:space="preserve">, y </w:t>
-      </w:r>
-      <w:r>
-        <w:rPr>
-          <w:rFonts w:ascii="IBM Plex Mono" w:cs="IBM Plex Mono" w:eastAsia="IBM Plex Mono" w:hAnsi="IBM Plex Mono"/>
-          <w:color w:val="1E3A5F"/>
-          <w:sz w:val="19"/>
-          <w:szCs w:val="19"/>
-        </w:rPr>
-        <w:t xml:space="preserve">CANAL_ACTIVO_EN_ALTO</w:t>
-      </w:r>
-      <w:r>
-        <w:rPr>
-          <w:rFonts w:ascii="IBM Plex Sans" w:cs="IBM Plex Sans" w:eastAsia="IBM Plex Sans" w:hAnsi="IBM Plex Sans"/>
-          <w:sz w:val="21"/>
-          <w:szCs w:val="21"/>
-        </w:rPr>
-        <w:t xml:space="preserve"> en </w:t>
-      </w:r>
-      <w:r>
-        <w:rPr>
-          <w:rFonts w:ascii="IBM Plex Mono" w:cs="IBM Plex Mono" w:eastAsia="IBM Plex Mono" w:hAnsi="IBM Plex Mono"/>
-          <w:color w:val="1E3A5F"/>
-          <w:sz w:val="19"/>
-          <w:szCs w:val="19"/>
-        </w:rPr>
-        <w:t xml:space="preserve">true</w:t>
-      </w:r>
-      <w:r>
-        <w:rPr>
-          <w:rFonts w:ascii="IBM Plex Sans" w:cs="IBM Plex Sans" w:eastAsia="IBM Plex Sans" w:hAnsi="IBM Plex Sans"/>
-          <w:sz w:val="21"/>
-          <w:szCs w:val="21"/>
-        </w:rPr>
-        <w:t xml:space="preserve"> si el relé va en paralelo o en </w:t>
-      </w:r>
-      <w:r>
-        <w:rPr>
-          <w:rFonts w:ascii="IBM Plex Mono" w:cs="IBM Plex Mono" w:eastAsia="IBM Plex Mono" w:hAnsi="IBM Plex Mono"/>
-          <w:color w:val="1E3A5F"/>
-          <w:sz w:val="19"/>
-          <w:szCs w:val="19"/>
-        </w:rPr>
-        <w:t xml:space="preserve">false</w:t>
-      </w:r>
-      <w:r>
-        <w:rPr>
-          <w:rFonts w:ascii="IBM Plex Sans" w:cs="IBM Plex Sans" w:eastAsia="IBM Plex Sans" w:hAnsi="IBM Plex Sans"/>
-          <w:sz w:val="21"/>
-          <w:szCs w:val="21"/>
-        </w:rPr>
-        <w:t xml:space="preserve"> si va en serie.</w:t>
+        <w:t xml:space="preserve">Con la conexión final armada (el relé en el lugar del lector, con la resistencia de protección y la de 10 kΩ ½ W), MODO_BANCO en false y CANAL_ACTIVO_EN_ALTO en true.</w:t>
       </w:r>
     </w:p>
     <w:tbl>
@@ -12731,7 +12637,7 @@
                 <w:sz w:val="19"/>
                 <w:szCs w:val="19"/>
               </w:rPr>
-              <w:t xml:space="preserve">En paralelo, manda el lector · en serie, todos los canales se leen como agujero</w:t>
+              <w:t xml:space="preserve">Las cuatro bobinas en reposo (relé abierto = papel)</w:t>
             </w:r>
           </w:p>
         </w:tc>
@@ -12763,7 +12669,7 @@
                 <w:sz w:val="19"/>
                 <w:szCs w:val="19"/>
               </w:rPr>
-              <w:t xml:space="preserve">En serie, no tejer con la placa apagada</w:t>
+              <w:t xml:space="preserve">Alguna activa: revisar el cableado de ese canal (sección 8 de la guía de los relés)</w:t>
             </w:r>
           </w:p>
         </w:tc>
@@ -13143,7 +13049,7 @@
                 <w:sz w:val="19"/>
                 <w:szCs w:val="19"/>
               </w:rPr>
-              <w:t xml:space="preserve">Cargar ese valor en </w:t>
+              <w:t xml:space="preserve">Dejar </w:t>
             </w:r>
             <w:r>
               <w:rPr>
@@ -13160,7 +13066,7 @@
                 <w:sz w:val="19"/>
                 <w:szCs w:val="19"/>
               </w:rPr>
-              <w:t xml:space="preserve"> (hoy 50)</w:t>
+              <w:t xml:space="preserve"> en 0 (mantenida); ese valor se carga solo si alguna pasada no toma la selección</w:t>
             </w:r>
           </w:p>
         </w:tc>
@@ -13330,7 +13236,7 @@
                 <w:sz w:val="19"/>
                 <w:szCs w:val="19"/>
               </w:rPr>
-              <w:t xml:space="preserve">Pasadas que no toman la selección: subir </w:t>
+              <w:t xml:space="preserve">Pasadas que no toman la selección: con 0, cargar el porcentaje medido en </w:t>
             </w:r>
             <w:r>
               <w:rPr>
@@ -13347,7 +13253,7 @@
                 <w:sz w:val="19"/>
                 <w:szCs w:val="19"/>
               </w:rPr>
-              <w:t xml:space="preserve"> de a 10 (hasta 90) · dibujo corrido una pasada: </w:t>
+              <w:t xml:space="preserve">; si sigue, subir de a 10 (hasta 90) · dibujo corrido una pasada: </w:t>
             </w:r>
             <w:r>
               <w:rPr>
@@ -15836,7 +15742,7 @@
                 <w:sz w:val="19"/>
                 <w:szCs w:val="19"/>
               </w:rPr>
-              <w:t xml:space="preserve">50 (a confirmar)</w:t>
+              <w:t xml:space="preserve">0, mantenida (a confirmar)</w:t>
             </w:r>
           </w:p>
         </w:tc>
@@ -16483,32 +16389,7 @@
                 <w:sz w:val="17"/>
                 <w:szCs w:val="17"/>
               </w:rPr>
-              <w:t xml:space="preserve">true</w:t>
-            </w:r>
-            <w:r>
-              <w:rPr>
-                <w:rFonts w:ascii="IBM Plex Sans" w:cs="IBM Plex Sans" w:eastAsia="IBM Plex Sans" w:hAnsi="IBM Plex Sans"/>
-                <w:sz w:val="19"/>
-                <w:szCs w:val="19"/>
-              </w:rPr>
-              <w:t xml:space="preserve"> si los LCA110 van en paralelo con el lector, </w:t>
-            </w:r>
-            <w:r>
-              <w:rPr>
-                <w:rFonts w:ascii="IBM Plex Mono" w:cs="IBM Plex Mono" w:eastAsia="IBM Plex Mono" w:hAnsi="IBM Plex Mono"/>
-                <w:color w:val="1E3A5F"/>
-                <w:sz w:val="17"/>
-                <w:szCs w:val="17"/>
-              </w:rPr>
-              <w:t xml:space="preserve">false</w:t>
-            </w:r>
-            <w:r>
-              <w:rPr>
-                <w:rFonts w:ascii="IBM Plex Sans" w:cs="IBM Plex Sans" w:eastAsia="IBM Plex Sans" w:hAnsi="IBM Plex Sans"/>
-                <w:sz w:val="19"/>
-                <w:szCs w:val="19"/>
-              </w:rPr>
-              <w:t xml:space="preserve"> si van en serie (sección 5.1).</w:t>
+              <w:t xml:space="preserve">true con la conexión final (el relé en el lugar del lector), como viene.</w:t>
             </w:r>
           </w:p>
         </w:tc>

--- a/documentacion_proyecto/Guia_Mediciones_y_Verificaciones.docx
+++ b/documentacion_proyecto/Guia_Mediciones_y_Verificaciones.docx
@@ -1222,7 +1222,7 @@
                 <w:sz w:val="19"/>
                 <w:szCs w:val="19"/>
               </w:rPr>
-              <w:t xml:space="preserve">No pita</w:t>
+              <w:t xml:space="preserve">No pita (un pitido corto al principio es normal: se carga el capacitor de 470 µF)</w:t>
             </w:r>
           </w:p>
         </w:tc>
@@ -1254,7 +1254,7 @@
                 <w:sz w:val="19"/>
                 <w:szCs w:val="19"/>
               </w:rPr>
-              <w:t xml:space="preserve">Hay un corto: encontrarlo antes de enchufar</w:t>
+              <w:t xml:space="preserve">Si pita sin parar, hay un corto: encontrarlo antes de enchufar</w:t>
             </w:r>
           </w:p>
         </w:tc>
@@ -2028,7 +2028,7 @@
                 <w:sz w:val="19"/>
                 <w:szCs w:val="19"/>
               </w:rPr>
-              <w:t xml:space="preserve">Mirar la franja del electrolítico de 470 µF y de los de 22–47 µF</w:t>
+              <w:t xml:space="preserve">Mirar la franja del electrolítico de 470 µF y de los de 22 µF</w:t>
             </w:r>
           </w:p>
         </w:tc>
@@ -2777,7 +2777,7 @@
                 <w:sz w:val="19"/>
                 <w:szCs w:val="19"/>
               </w:rPr>
-              <w:t xml:space="preserve">GPIO 25, 26, 32, 33 y 34 ≈ 3,3 V · GPIO 27 ≈ 0 V</w:t>
+              <w:t xml:space="preserve">GPIO 25, 26, 32, 33 y 34 ≈ 3,3 V · GPIO 27 ≈ 0 V (con el telar encendido, 32, 33 y 34 dan 0 V)</w:t>
             </w:r>
           </w:p>
         </w:tc>
@@ -5333,7 +5333,7 @@
                 <w:sz w:val="19"/>
                 <w:szCs w:val="19"/>
               </w:rPr>
-              <w:t xml:space="preserve">Cerca de 0 V sin apretar y unos 24 V al apretar</w:t>
+              <w:t xml:space="preserve">Unos 24 V sin apretar y cerca de 0 V al apretar</w:t>
             </w:r>
           </w:p>
         </w:tc>
@@ -5365,7 +5365,7 @@
                 <w:sz w:val="19"/>
                 <w:szCs w:val="19"/>
               </w:rPr>
-              <w:t xml:space="preserve">Si es al revés (24 V en reposo), avisar: cambia el flanco en el firmware. Si da 110 o 220 V, desconectar todo</w:t>
+              <w:t xml:space="preserve">0 V sin apretar: ese no es el par NA (o es el NC), no conectar. Si da 110 o 220 V, desconectar todo</w:t>
             </w:r>
           </w:p>
         </w:tc>
@@ -5636,7 +5636,7 @@
                 <w:sz w:val="19"/>
                 <w:szCs w:val="19"/>
               </w:rPr>
-              <w:t xml:space="preserve">Apretar Marcha, Pausa y Retroceder a mano, de a uno</w:t>
+              <w:t xml:space="preserve">Sin tocar nada, GPIO 32, 33 y 34 contra GND. Después apretar Marcha, Pausa y Retroceder a mano, de a uno, al menos medio segundo cada uno</w:t>
             </w:r>
           </w:p>
         </w:tc>
@@ -5668,7 +5668,7 @@
                 <w:sz w:val="19"/>
                 <w:szCs w:val="19"/>
               </w:rPr>
-              <w:t xml:space="preserve">En el monitor, "Botonera: alguien apretó …" una sola vez por pulsación, y la web refleja el estado</w:t>
+              <w:t xml:space="preserve">Sin tocar nada, cerca de 0 V. Al soltar cada botón, "Botonera: alguien apretó …" una sola vez, y la web refleja el estado</w:t>
             </w:r>
           </w:p>
         </w:tc>
@@ -5700,7 +5700,7 @@
                 <w:sz w:val="19"/>
                 <w:szCs w:val="19"/>
               </w:rPr>
-              <w:t xml:space="preserve">Varios avisos por pulsación: falta el capacitor de 22–47 µF de ese canal · ninguno: revisar DB157, PC817 y GPIO</w:t>
+              <w:t xml:space="preserve">Avisos solos sin tocar nada: falta el capacitor de 22 µF de ese canal o está invertido · ninguno: toque muy corto, o revisar DB157, PC817 y GPIO</w:t>
             </w:r>
           </w:p>
         </w:tc>
@@ -5804,7 +5804,7 @@
                 <w:sz w:val="19"/>
                 <w:szCs w:val="19"/>
               </w:rPr>
-              <w:t xml:space="preserve">Asignar un dibujo y tocar ▶</w:t>
+              <w:t xml:space="preserve">Asignar un dibujo y tocar ▶. Con el telar tejiendo, medir en el gabinete GPIO 32 contra GND</w:t>
             </w:r>
           </w:p>
         </w:tc>
@@ -5837,7 +5837,7 @@
                 <w:sz w:val="19"/>
                 <w:szCs w:val="19"/>
               </w:rPr>
-              <w:t xml:space="preserve">El telar arranca en menos de 2,5 s</w:t>
+              <w:t xml:space="preserve">El telar arranca en menos de 2,5 s. Tejiendo, GPIO 32 sigue en 0 V</w:t>
             </w:r>
           </w:p>
         </w:tc>
@@ -5870,7 +5870,7 @@
                 <w:sz w:val="19"/>
                 <w:szCs w:val="19"/>
               </w:rPr>
-              <w:t xml:space="preserve">Revisar el par de Marcha en la botonera</w:t>
+              <w:t xml:space="preserve">Revisar el par de Marcha en la botonera · GPIO 32 en 3,3 V tejiendo: avisar (el telar puentea Marcha mientras anda y, al parar solo, se leería como un Marcha)</w:t>
             </w:r>
           </w:p>
         </w:tc>
@@ -6441,7 +6441,7 @@
                 <w:sz w:val="19"/>
                 <w:szCs w:val="19"/>
               </w:rPr>
-              <w:t xml:space="preserve">Corte de luz del gabinete</w:t>
+              <w:t xml:space="preserve">Cortes de luz del gabinete y del telar</w:t>
             </w:r>
           </w:p>
         </w:tc>
@@ -6474,7 +6474,7 @@
                 <w:sz w:val="19"/>
                 <w:szCs w:val="19"/>
               </w:rPr>
-              <w:t xml:space="preserve">Con el telar parado, desenchufar el gabinete y volver a enchufarlo</w:t>
+              <w:t xml:space="preserve">Con el telar parado, desenchufar el gabinete y volver a enchufarlo. Después, con el gabinete encendido, apagar el telar y volver a prenderlo</w:t>
             </w:r>
           </w:p>
         </w:tc>
@@ -6507,7 +6507,7 @@
                 <w:sz w:val="19"/>
                 <w:szCs w:val="19"/>
               </w:rPr>
-              <w:t xml:space="preserve">Ningún clic al arrancar. En el monitor: "Arranque en frío: se avisa al backend" y "Estado inicial … (sin actuar)"</w:t>
+              <w:t xml:space="preserve">Ningún clic al arrancar. En el monitor: "Arranque en frío: se avisa al backend" y "Estado inicial … (sin actuar)". Al prender el telar: "Botonera: 3 canales bajaron juntos …" y la web no cambia</w:t>
             </w:r>
           </w:p>
         </w:tc>
@@ -6540,7 +6540,7 @@
                 <w:sz w:val="19"/>
                 <w:szCs w:val="19"/>
               </w:rPr>
-              <w:t xml:space="preserve">Revisar el arranque seguro (sección 2.2)</w:t>
+              <w:t xml:space="preserve">Revisar el arranque seguro (sección 2.2) · si la web cambia al prender el telar, avisar</w:t>
             </w:r>
           </w:p>
         </w:tc>
@@ -11510,7 +11510,7 @@
                 <w:sz w:val="19"/>
                 <w:szCs w:val="19"/>
               </w:rPr>
-              <w:t xml:space="preserve">Pines en reposo</w:t>
+              <w:t xml:space="preserve">Resistencias de arranque de los canales</w:t>
             </w:r>
           </w:p>
         </w:tc>
@@ -11542,7 +11542,7 @@
                 <w:sz w:val="19"/>
                 <w:szCs w:val="19"/>
               </w:rPr>
-              <w:t xml:space="preserve">Tensión continua entre GPIO 18, 19, 21 y 22 y GND, con la placa encendida</w:t>
+              <w:t xml:space="preserve">Gabinete desenchufado, sin el ESP32 ni los LCA110 en sus zócalos: ohms entre cada pin 18, 19, 21 y 22 de la tira del ESP32 y GND</w:t>
             </w:r>
           </w:p>
         </w:tc>
@@ -11574,7 +11574,7 @@
                 <w:sz w:val="19"/>
                 <w:szCs w:val="19"/>
               </w:rPr>
-              <w:t xml:space="preserve">Cerca de 0 V</w:t>
+              <w:t xml:space="preserve">Unos 10 kΩ</w:t>
             </w:r>
           </w:p>
         </w:tc>
@@ -11606,7 +11606,7 @@
                 <w:sz w:val="19"/>
                 <w:szCs w:val="19"/>
               </w:rPr>
-              <w:t xml:space="preserve">Falta la resistencia de 10 kΩ a GND</w:t>
+              <w:t xml:space="preserve">Abierto: falta la resistencia de 10 kΩ a GND · casi 0: hay un corto</w:t>
             </w:r>
           </w:p>
         </w:tc>
@@ -14035,7 +14035,7 @@
                 <w:sz w:val="19"/>
                 <w:szCs w:val="19"/>
               </w:rPr>
-              <w:t xml:space="preserve">Botonera, al apretar</w:t>
+              <w:t xml:space="preserve">Botonera, par NA en reposo</w:t>
             </w:r>
           </w:p>
         </w:tc>

--- a/documentacion_proyecto/Guia_Mediciones_y_Verificaciones.docx
+++ b/documentacion_proyecto/Guia_Mediciones_y_Verificaciones.docx
@@ -733,7 +733,7 @@
                 <w:sz w:val="20"/>
                 <w:szCs w:val="20"/>
               </w:rPr>
-              <w:t xml:space="preserve">En el gabinete hay 220 V y el telar es una máquina industrial. Todo lo que se conecta o desconecta se hace con el gabinete desenchufado y el telar apagado de su llave general. Cuando el telar esté en marcha, tiene que haber alguien al lado de la parada de emergencia, y el personal de la fábrica tiene que saber que se está trabajando en la máquina. El multímetro en mA se intercala en un cable, nunca se conecta entre dos puntos: así hace un cortocircuito. El GND del ESP32 nunca se une con nada del lado del telar.</w:t>
+              <w:t xml:space="preserve">En el gabinete hay 220 V y el telar es una máquina industrial. Todo lo que se conecta o desconecta se hace con el gabinete desenchufado y el telar apagado de su llave general. Cuando el telar esté en marcha, tiene que haber alguien al lado del botón Stop del telar (no tiene una parada de emergencia aparte), y el personal de la fábrica tiene que saber que se está trabajando en la máquina. El multímetro en mA se intercala en un cable, nunca se conecta entre dos puntos: así hace un cortocircuito. El GND del ESP32 nunca se une con nada del lado del telar.</w:t>
             </w:r>
           </w:p>
         </w:tc>
@@ -4989,7 +4989,7 @@
                 <w:sz w:val="20"/>
                 <w:szCs w:val="20"/>
               </w:rPr>
-              <w:t xml:space="preserve">Las secciones 2.1 a 2.3 tienen que haber dado bien. Alguien queda al lado de la parada de emergencia mientras se prueba.</w:t>
+              <w:t xml:space="preserve">Las secciones 2.1 a 2.3 tienen que haber dado bien. Alguien queda al lado del botón Stop del telar mientras se prueba.</w:t>
             </w:r>
           </w:p>
         </w:tc>
@@ -15040,7 +15040,7 @@
                 <w:sz w:val="19"/>
                 <w:szCs w:val="19"/>
               </w:rPr>
-              <w:t xml:space="preserve">Lector óptico, tensión de salida</w:t>
+              <w:t xml:space="preserve">Lector óptico, alimentación (+ y −)</w:t>
             </w:r>
           </w:p>
         </w:tc>
@@ -15072,7 +15072,7 @@
                 <w:sz w:val="19"/>
                 <w:szCs w:val="19"/>
               </w:rPr>
-              <w:t xml:space="preserve">Menos de 24 V</w:t>
+              <w:t xml:space="preserve">Menos de 30 V</w:t>
             </w:r>
           </w:p>
         </w:tc>
@@ -15206,7 +15206,7 @@
                 <w:sz w:val="19"/>
                 <w:szCs w:val="19"/>
               </w:rPr>
-              <w:t xml:space="preserve">Lector óptico, el agujero abre o cierra</w:t>
+              <w:t xml:space="preserve">Lector óptico, señal con agujero</w:t>
             </w:r>
           </w:p>
         </w:tc>
@@ -15239,7 +15239,7 @@
                 <w:sz w:val="19"/>
                 <w:szCs w:val="19"/>
               </w:rPr>
-              <w:t xml:space="preserve">—</w:t>
+              <w:t xml:space="preserve">Cerca de +V (caso 2A)</w:t>
             </w:r>
           </w:p>
         </w:tc>

--- a/documentacion_proyecto/Guia_Mediciones_y_Verificaciones.docx
+++ b/documentacion_proyecto/Guia_Mediciones_y_Verificaciones.docx
@@ -7412,7 +7412,7 @@
                 <w:sz w:val="19"/>
                 <w:szCs w:val="19"/>
               </w:rPr>
-              <w:t xml:space="preserve">Cinta en el eje; contar las vueltas en cinco pasadas, a marcha lenta</w:t>
+              <w:t xml:space="preserve">Cinta en el eje; contar las vueltas en cinco pasadas, girándolo a mano despacio</w:t>
             </w:r>
           </w:p>
         </w:tc>
@@ -12270,7 +12270,7 @@
                 <w:sz w:val="19"/>
                 <w:szCs w:val="19"/>
               </w:rPr>
-              <w:t xml:space="preserve">Dibujo con la columna 1 alternando marcada y vacía; tejer en marcha lenta</w:t>
+              <w:t xml:space="preserve">Dibujo con la fila 1 marcada en la columna 1 y la fila 2 vacía, 25 repeticiones cada una; tejer con alguien al lado del Stop</w:t>
             </w:r>
           </w:p>
         </w:tc>
@@ -12302,7 +12302,7 @@
                 <w:sz w:val="19"/>
                 <w:szCs w:val="19"/>
               </w:rPr>
-              <w:t xml:space="preserve">La bobina 1 se activa en las pasadas marcadas y no en las vacías</w:t>
+              <w:t xml:space="preserve">La bobina 1 activa en las 25 pasadas marcadas (unos 5 s) y en reposo en las 25 vacías</w:t>
             </w:r>
           </w:p>
         </w:tc>

--- a/documentacion_proyecto/Guia_Mediciones_y_Verificaciones.docx
+++ b/documentacion_proyecto/Guia_Mediciones_y_Verificaciones.docx
@@ -4922,6 +4922,176 @@
           </w:p>
         </w:tc>
       </w:tr>
+      <w:tr>
+        <w:trPr>
+          <w:cantSplit/>
+        </w:trPr>
+        <w:tc>
+          <w:tcPr>
+            <w:tcW w:type="dxa" w:w="620"/>
+            <w:tcBorders>
+              <w:top w:val="single" w:color="CDD8E0" w:sz="4"/>
+              <w:left w:val="single" w:color="CDD8E0" w:sz="4"/>
+              <w:bottom w:val="single" w:color="CDD8E0" w:sz="4"/>
+              <w:right w:val="single" w:color="CDD8E0" w:sz="4"/>
+            </w:tcBorders>
+            <w:shd w:fill="EDF1F5" w:color="auto" w:val="clear"/>
+            <w:tcMar>
+              <w:top w:type="dxa" w:w="70"/>
+              <w:left w:type="dxa" w:w="110"/>
+              <w:bottom w:type="dxa" w:w="70"/>
+              <w:right w:type="dxa" w:w="110"/>
+            </w:tcMar>
+          </w:tcPr>
+          <w:p>
+            <w:pPr>
+              <w:keepNext w:val="false"/>
+              <w:keepLines/>
+              <w:spacing w:after="0" w:line="260"/>
+            </w:pPr>
+            <w:r>
+              <w:rPr>
+                <w:rFonts w:ascii="IBM Plex Sans" w:cs="IBM Plex Sans" w:eastAsia="IBM Plex Sans" w:hAnsi="IBM Plex Sans"/>
+                <w:sz w:val="19"/>
+                <w:szCs w:val="19"/>
+              </w:rPr>
+              <w:t xml:space="preserve">☐ 21</w:t>
+            </w:r>
+          </w:p>
+        </w:tc>
+        <w:tc>
+          <w:tcPr>
+            <w:tcW w:type="dxa" w:w="1900"/>
+            <w:tcBorders>
+              <w:top w:val="single" w:color="CDD8E0" w:sz="4"/>
+              <w:left w:val="single" w:color="CDD8E0" w:sz="4"/>
+              <w:bottom w:val="single" w:color="CDD8E0" w:sz="4"/>
+              <w:right w:val="single" w:color="CDD8E0" w:sz="4"/>
+            </w:tcBorders>
+            <w:shd w:fill="EDF1F5" w:color="auto" w:val="clear"/>
+            <w:tcMar>
+              <w:top w:type="dxa" w:w="70"/>
+              <w:left w:type="dxa" w:w="110"/>
+              <w:bottom w:type="dxa" w:w="70"/>
+              <w:right w:type="dxa" w:w="110"/>
+            </w:tcMar>
+          </w:tcPr>
+          <w:p>
+            <w:pPr>
+              <w:keepNext w:val="false"/>
+              <w:keepLines/>
+              <w:spacing w:after="0" w:line="260"/>
+            </w:pPr>
+            <w:r>
+              <w:rPr>
+                <w:rFonts w:ascii="IBM Plex Sans" w:cs="IBM Plex Sans" w:eastAsia="IBM Plex Sans" w:hAnsi="IBM Plex Sans"/>
+                <w:sz w:val="19"/>
+                <w:szCs w:val="19"/>
+              </w:rPr>
+              <w:t xml:space="preserve">Solo sensado</w:t>
+            </w:r>
+          </w:p>
+        </w:tc>
+        <w:tc>
+          <w:tcPr>
+            <w:tcW w:type="dxa" w:w="2600"/>
+            <w:tcBorders>
+              <w:top w:val="single" w:color="CDD8E0" w:sz="4"/>
+              <w:left w:val="single" w:color="CDD8E0" w:sz="4"/>
+              <w:bottom w:val="single" w:color="CDD8E0" w:sz="4"/>
+              <w:right w:val="single" w:color="CDD8E0" w:sz="4"/>
+            </w:tcBorders>
+            <w:shd w:fill="EDF1F5" w:color="auto" w:val="clear"/>
+            <w:tcMar>
+              <w:top w:type="dxa" w:w="70"/>
+              <w:left w:type="dxa" w:w="110"/>
+              <w:bottom w:type="dxa" w:w="70"/>
+              <w:right w:type="dxa" w:w="110"/>
+            </w:tcMar>
+          </w:tcPr>
+          <w:p>
+            <w:pPr>
+              <w:keepNext w:val="false"/>
+              <w:keepLines/>
+              <w:spacing w:after="0" w:line="260"/>
+            </w:pPr>
+            <w:r>
+              <w:rPr>
+                <w:rFonts w:ascii="IBM Plex Sans" w:cs="IBM Plex Sans" w:eastAsia="IBM Plex Sans" w:hAnsi="IBM Plex Sans"/>
+                <w:sz w:val="19"/>
+                <w:szCs w:val="19"/>
+              </w:rPr>
+              <w:t xml:space="preserve">En la web, apagar «Control desde la página» y tocar ▶ (carga el dibujo), ⏸ y ⏪. Después volver a prenderlo</w:t>
+            </w:r>
+          </w:p>
+        </w:tc>
+        <w:tc>
+          <w:tcPr>
+            <w:tcW w:type="dxa" w:w="2100"/>
+            <w:tcBorders>
+              <w:top w:val="single" w:color="CDD8E0" w:sz="4"/>
+              <w:left w:val="single" w:color="CDD8E0" w:sz="4"/>
+              <w:bottom w:val="single" w:color="CDD8E0" w:sz="4"/>
+              <w:right w:val="single" w:color="CDD8E0" w:sz="4"/>
+            </w:tcBorders>
+            <w:shd w:fill="EDF1F5" w:color="auto" w:val="clear"/>
+            <w:tcMar>
+              <w:top w:type="dxa" w:w="70"/>
+              <w:left w:type="dxa" w:w="110"/>
+              <w:bottom w:type="dxa" w:w="70"/>
+              <w:right w:type="dxa" w:w="110"/>
+            </w:tcMar>
+          </w:tcPr>
+          <w:p>
+            <w:pPr>
+              <w:keepNext w:val="false"/>
+              <w:keepLines/>
+              <w:spacing w:after="0" w:line="260"/>
+            </w:pPr>
+            <w:r>
+              <w:rPr>
+                <w:rFonts w:ascii="IBM Plex Sans" w:cs="IBM Plex Sans" w:eastAsia="IBM Plex Sans" w:hAnsi="IBM Plex Sans"/>
+                <w:sz w:val="19"/>
+                <w:szCs w:val="19"/>
+              </w:rPr>
+              <w:t xml:space="preserve">Ningún clic: ni al apagarlo, ni al tocar los botones, ni al volver a prenderlo</w:t>
+            </w:r>
+          </w:p>
+        </w:tc>
+        <w:tc>
+          <w:tcPr>
+            <w:tcW w:type="dxa" w:w="2418"/>
+            <w:tcBorders>
+              <w:top w:val="single" w:color="CDD8E0" w:sz="4"/>
+              <w:left w:val="single" w:color="CDD8E0" w:sz="4"/>
+              <w:bottom w:val="single" w:color="CDD8E0" w:sz="4"/>
+              <w:right w:val="single" w:color="CDD8E0" w:sz="4"/>
+            </w:tcBorders>
+            <w:shd w:fill="EDF1F5" w:color="auto" w:val="clear"/>
+            <w:tcMar>
+              <w:top w:type="dxa" w:w="70"/>
+              <w:left w:type="dxa" w:w="110"/>
+              <w:bottom w:type="dxa" w:w="70"/>
+              <w:right w:type="dxa" w:w="110"/>
+            </w:tcMar>
+          </w:tcPr>
+          <w:p>
+            <w:pPr>
+              <w:keepNext w:val="false"/>
+              <w:keepLines/>
+              <w:spacing w:after="0" w:line="260"/>
+            </w:pPr>
+            <w:r>
+              <w:rPr>
+                <w:rFonts w:ascii="IBM Plex Sans" w:cs="IBM Plex Sans" w:eastAsia="IBM Plex Sans" w:hAnsi="IBM Plex Sans"/>
+                <w:sz w:val="19"/>
+                <w:szCs w:val="19"/>
+              </w:rPr>
+              <w:t xml:space="preserve">Un clic: el firmware no es el actual, volver a cargarlo</w:t>
+            </w:r>
+          </w:p>
+        </w:tc>
+      </w:tr>
     </w:tbl>
     <w:p>
       <w:pPr>
@@ -5237,7 +5407,7 @@
                 <w:sz w:val="19"/>
                 <w:szCs w:val="19"/>
               </w:rPr>
-              <w:t xml:space="preserve">☐ 21</w:t>
+              <w:t xml:space="preserve">☐ 22</w:t>
             </w:r>
           </w:p>
         </w:tc>
@@ -5403,7 +5573,7 @@
                 <w:sz w:val="19"/>
                 <w:szCs w:val="19"/>
               </w:rPr>
-              <w:t xml:space="preserve">☐ 22</w:t>
+              <w:t xml:space="preserve">☐ 23</w:t>
             </w:r>
           </w:p>
         </w:tc>
@@ -5572,7 +5742,7 @@
                 <w:sz w:val="19"/>
                 <w:szCs w:val="19"/>
               </w:rPr>
-              <w:t xml:space="preserve">☐ 23</w:t>
+              <w:t xml:space="preserve">☐ 24</w:t>
             </w:r>
           </w:p>
         </w:tc>
@@ -5738,7 +5908,7 @@
                 <w:sz w:val="19"/>
                 <w:szCs w:val="19"/>
               </w:rPr>
-              <w:t xml:space="preserve">☐ 24</w:t>
+              <w:t xml:space="preserve">☐ 25</w:t>
             </w:r>
           </w:p>
         </w:tc>
@@ -5907,7 +6077,7 @@
                 <w:sz w:val="19"/>
                 <w:szCs w:val="19"/>
               </w:rPr>
-              <w:t xml:space="preserve">☐ 25</w:t>
+              <w:t xml:space="preserve">☐ 26</w:t>
             </w:r>
           </w:p>
         </w:tc>
@@ -6073,7 +6243,7 @@
                 <w:sz w:val="19"/>
                 <w:szCs w:val="19"/>
               </w:rPr>
-              <w:t xml:space="preserve">☐ 26</w:t>
+              <w:t xml:space="preserve">☐ 27</w:t>
             </w:r>
           </w:p>
         </w:tc>
@@ -6242,7 +6412,7 @@
                 <w:sz w:val="19"/>
                 <w:szCs w:val="19"/>
               </w:rPr>
-              <w:t xml:space="preserve">☐ 27</w:t>
+              <w:t xml:space="preserve">☐ 28</w:t>
             </w:r>
           </w:p>
         </w:tc>
@@ -6408,7 +6578,7 @@
                 <w:sz w:val="19"/>
                 <w:szCs w:val="19"/>
               </w:rPr>
-              <w:t xml:space="preserve">☐ 28</w:t>
+              <w:t xml:space="preserve">☐ 29</w:t>
             </w:r>
           </w:p>
         </w:tc>
@@ -6577,7 +6747,7 @@
                 <w:sz w:val="19"/>
                 <w:szCs w:val="19"/>
               </w:rPr>
-              <w:t xml:space="preserve">☐ 29</w:t>
+              <w:t xml:space="preserve">☐ 30</w:t>
             </w:r>
           </w:p>
         </w:tc>
@@ -7013,7 +7183,7 @@
                 <w:sz w:val="19"/>
                 <w:szCs w:val="19"/>
               </w:rPr>
-              <w:t xml:space="preserve">☐ 30</w:t>
+              <w:t xml:space="preserve">☐ 31</w:t>
             </w:r>
           </w:p>
         </w:tc>
@@ -7179,7 +7349,7 @@
                 <w:sz w:val="19"/>
                 <w:szCs w:val="19"/>
               </w:rPr>
-              <w:t xml:space="preserve">☐ 31</w:t>
+              <w:t xml:space="preserve">☐ 32</w:t>
             </w:r>
           </w:p>
         </w:tc>
@@ -7348,7 +7518,7 @@
                 <w:sz w:val="19"/>
                 <w:szCs w:val="19"/>
               </w:rPr>
-              <w:t xml:space="preserve">☐ 32</w:t>
+              <w:t xml:space="preserve">☐ 33</w:t>
             </w:r>
           </w:p>
         </w:tc>
@@ -7514,7 +7684,7 @@
                 <w:sz w:val="19"/>
                 <w:szCs w:val="19"/>
               </w:rPr>
-              <w:t xml:space="preserve">☐ 33</w:t>
+              <w:t xml:space="preserve">☐ 34</w:t>
             </w:r>
           </w:p>
         </w:tc>
@@ -7911,7 +8081,7 @@
                 <w:sz w:val="19"/>
                 <w:szCs w:val="19"/>
               </w:rPr>
-              <w:t xml:space="preserve">☐ 34</w:t>
+              <w:t xml:space="preserve">☐ 35</w:t>
             </w:r>
           </w:p>
         </w:tc>
@@ -8077,7 +8247,7 @@
                 <w:sz w:val="19"/>
                 <w:szCs w:val="19"/>
               </w:rPr>
-              <w:t xml:space="preserve">☐ 35</w:t>
+              <w:t xml:space="preserve">☐ 36</w:t>
             </w:r>
           </w:p>
         </w:tc>
@@ -8246,7 +8416,7 @@
                 <w:sz w:val="19"/>
                 <w:szCs w:val="19"/>
               </w:rPr>
-              <w:t xml:space="preserve">☐ 36</w:t>
+              <w:t xml:space="preserve">☐ 37</w:t>
             </w:r>
           </w:p>
         </w:tc>
@@ -8728,7 +8898,7 @@
                 <w:sz w:val="19"/>
                 <w:szCs w:val="19"/>
               </w:rPr>
-              <w:t xml:space="preserve">☐ 37</w:t>
+              <w:t xml:space="preserve">☐ 38</w:t>
             </w:r>
           </w:p>
         </w:tc>
@@ -8928,7 +9098,7 @@
                 <w:sz w:val="19"/>
                 <w:szCs w:val="19"/>
               </w:rPr>
-              <w:t xml:space="preserve">☐ 38</w:t>
+              <w:t xml:space="preserve">☐ 39</w:t>
             </w:r>
           </w:p>
         </w:tc>
@@ -9097,7 +9267,7 @@
                 <w:sz w:val="19"/>
                 <w:szCs w:val="19"/>
               </w:rPr>
-              <w:t xml:space="preserve">☐ 39</w:t>
+              <w:t xml:space="preserve">☐ 40</w:t>
             </w:r>
           </w:p>
         </w:tc>
@@ -9263,7 +9433,7 @@
                 <w:sz w:val="19"/>
                 <w:szCs w:val="19"/>
               </w:rPr>
-              <w:t xml:space="preserve">☐ 40</w:t>
+              <w:t xml:space="preserve">☐ 41</w:t>
             </w:r>
           </w:p>
         </w:tc>
@@ -9844,7 +10014,7 @@
                 <w:sz w:val="19"/>
                 <w:szCs w:val="19"/>
               </w:rPr>
-              <w:t xml:space="preserve">☐ 41</w:t>
+              <w:t xml:space="preserve">☐ 42</w:t>
             </w:r>
           </w:p>
         </w:tc>
@@ -10010,7 +10180,7 @@
                 <w:sz w:val="19"/>
                 <w:szCs w:val="19"/>
               </w:rPr>
-              <w:t xml:space="preserve">☐ 42</w:t>
+              <w:t xml:space="preserve">☐ 43</w:t>
             </w:r>
           </w:p>
         </w:tc>
@@ -10179,7 +10349,7 @@
                 <w:sz w:val="19"/>
                 <w:szCs w:val="19"/>
               </w:rPr>
-              <w:t xml:space="preserve">☐ 43</w:t>
+              <w:t xml:space="preserve">☐ 44</w:t>
             </w:r>
           </w:p>
         </w:tc>
@@ -10345,7 +10515,7 @@
                 <w:sz w:val="19"/>
                 <w:szCs w:val="19"/>
               </w:rPr>
-              <w:t xml:space="preserve">☐ 44</w:t>
+              <w:t xml:space="preserve">☐ 45</w:t>
             </w:r>
           </w:p>
         </w:tc>
@@ -10729,7 +10899,7 @@
                 <w:sz w:val="19"/>
                 <w:szCs w:val="19"/>
               </w:rPr>
-              <w:t xml:space="preserve">☐ 45</w:t>
+              <w:t xml:space="preserve">☐ 46</w:t>
             </w:r>
           </w:p>
         </w:tc>
@@ -10895,7 +11065,7 @@
                 <w:sz w:val="19"/>
                 <w:szCs w:val="19"/>
               </w:rPr>
-              <w:t xml:space="preserve">☐ 46</w:t>
+              <w:t xml:space="preserve">☐ 47</w:t>
             </w:r>
           </w:p>
         </w:tc>
@@ -11064,7 +11234,7 @@
                 <w:sz w:val="19"/>
                 <w:szCs w:val="19"/>
               </w:rPr>
-              <w:t xml:space="preserve">☐ 47</w:t>
+              <w:t xml:space="preserve">☐ 48</w:t>
             </w:r>
           </w:p>
         </w:tc>
@@ -11478,7 +11648,7 @@
                 <w:sz w:val="19"/>
                 <w:szCs w:val="19"/>
               </w:rPr>
-              <w:t xml:space="preserve">☐ 48</w:t>
+              <w:t xml:space="preserve">☐ 49</w:t>
             </w:r>
           </w:p>
         </w:tc>
@@ -11644,7 +11814,7 @@
                 <w:sz w:val="19"/>
                 <w:szCs w:val="19"/>
               </w:rPr>
-              <w:t xml:space="preserve">☐ 49</w:t>
+              <w:t xml:space="preserve">☐ 50</w:t>
             </w:r>
           </w:p>
         </w:tc>
@@ -11813,7 +11983,7 @@
                 <w:sz w:val="19"/>
                 <w:szCs w:val="19"/>
               </w:rPr>
-              <w:t xml:space="preserve">☐ 50</w:t>
+              <w:t xml:space="preserve">☐ 51</w:t>
             </w:r>
           </w:p>
         </w:tc>
@@ -12206,7 +12376,7 @@
                 <w:sz w:val="19"/>
                 <w:szCs w:val="19"/>
               </w:rPr>
-              <w:t xml:space="preserve">☐ 51</w:t>
+              <w:t xml:space="preserve">☐ 52</w:t>
             </w:r>
           </w:p>
         </w:tc>
@@ -12372,7 +12542,7 @@
                 <w:sz w:val="19"/>
                 <w:szCs w:val="19"/>
               </w:rPr>
-              <w:t xml:space="preserve">☐ 52</w:t>
+              <w:t xml:space="preserve">☐ 53</w:t>
             </w:r>
           </w:p>
         </w:tc>
@@ -12541,7 +12711,7 @@
                 <w:sz w:val="19"/>
                 <w:szCs w:val="19"/>
               </w:rPr>
-              <w:t xml:space="preserve">☐ 53</w:t>
+              <w:t xml:space="preserve">☐ 54</w:t>
             </w:r>
           </w:p>
         </w:tc>
@@ -12921,7 +13091,7 @@
                 <w:sz w:val="19"/>
                 <w:szCs w:val="19"/>
               </w:rPr>
-              <w:t xml:space="preserve">☐ 54</w:t>
+              <w:t xml:space="preserve">☐ 55</w:t>
             </w:r>
           </w:p>
         </w:tc>
@@ -13104,7 +13274,7 @@
                 <w:sz w:val="19"/>
                 <w:szCs w:val="19"/>
               </w:rPr>
-              <w:t xml:space="preserve">☐ 55</w:t>
+              <w:t xml:space="preserve">☐ 56</w:t>
             </w:r>
           </w:p>
         </w:tc>
@@ -13307,7 +13477,7 @@
                 <w:sz w:val="19"/>
                 <w:szCs w:val="19"/>
               </w:rPr>
-              <w:t xml:space="preserve">☐ 56</w:t>
+              <w:t xml:space="preserve">☐ 57</w:t>
             </w:r>
           </w:p>
         </w:tc>

--- a/documentacion_proyecto/Guia_Mediciones_y_Verificaciones.docx
+++ b/documentacion_proyecto/Guia_Mediciones_y_Verificaciones.docx
@@ -15274,7 +15274,7 @@
                 <w:sz w:val="19"/>
                 <w:szCs w:val="19"/>
               </w:rPr>
-              <w:t xml:space="preserve"/>
+              <w:t xml:space="preserve">Entre 15 y 30 V</w:t>
             </w:r>
           </w:p>
         </w:tc>
@@ -15306,7 +15306,7 @@
                 <w:sz w:val="19"/>
                 <w:szCs w:val="19"/>
               </w:rPr>
-              <w:t xml:space="preserve"/>
+              <w:t xml:space="preserve">17/10/2026</w:t>
             </w:r>
           </w:p>
         </w:tc>

--- a/documentacion_proyecto/Guia_Mediciones_y_Verificaciones.docx
+++ b/documentacion_proyecto/Guia_Mediciones_y_Verificaciones.docx
@@ -4,6 +4,7 @@
   <w:body>
     <w:p>
       <w:pPr>
+        <w:keepNext/>
         <w:spacing w:after="60"/>
       </w:pPr>
       <w:r>

--- a/documentacion_proyecto/Guia_Mediciones_y_Verificaciones.docx
+++ b/documentacion_proyecto/Guia_Mediciones_y_Verificaciones.docx
@@ -10677,8 +10677,8 @@
       </w:tblPr>
       <w:tblGrid>
         <w:gridCol w:w="620"/>
-        <w:gridCol w:w="1900"/>
-        <w:gridCol w:w="2600"/>
+        <w:gridCol w:w="2100"/>
+        <w:gridCol w:w="2400"/>
         <w:gridCol w:w="2100"/>
         <w:gridCol w:w="2418"/>
       </w:tblGrid>
@@ -10725,7 +10725,7 @@
         </w:tc>
         <w:tc>
           <w:tcPr>
-            <w:tcW w:type="dxa" w:w="1900"/>
+            <w:tcW w:type="dxa" w:w="2100"/>
             <w:tcBorders>
               <w:top w:val="single" w:color="CDD8E0" w:sz="4"/>
               <w:left w:val="single" w:color="CDD8E0" w:sz="4"/>
@@ -10761,7 +10761,7 @@
         </w:tc>
         <w:tc>
           <w:tcPr>
-            <w:tcW w:type="dxa" w:w="2600"/>
+            <w:tcW w:type="dxa" w:w="2400"/>
             <w:tcBorders>
               <w:top w:val="single" w:color="CDD8E0" w:sz="4"/>
               <w:left w:val="single" w:color="CDD8E0" w:sz="4"/>
@@ -10906,7 +10906,7 @@
         </w:tc>
         <w:tc>
           <w:tcPr>
-            <w:tcW w:type="dxa" w:w="1900"/>
+            <w:tcW w:type="dxa" w:w="2100"/>
             <w:tcBorders>
               <w:top w:val="single" w:color="CDD8E0" w:sz="4"/>
               <w:left w:val="single" w:color="CDD8E0" w:sz="4"/>
@@ -10938,7 +10938,7 @@
         </w:tc>
         <w:tc>
           <w:tcPr>
-            <w:tcW w:type="dxa" w:w="2600"/>
+            <w:tcW w:type="dxa" w:w="2400"/>
             <w:tcBorders>
               <w:top w:val="single" w:color="CDD8E0" w:sz="4"/>
               <w:left w:val="single" w:color="CDD8E0" w:sz="4"/>
@@ -11072,7 +11072,7 @@
         </w:tc>
         <w:tc>
           <w:tcPr>
-            <w:tcW w:type="dxa" w:w="1900"/>
+            <w:tcW w:type="dxa" w:w="2100"/>
             <w:tcBorders>
               <w:top w:val="single" w:color="CDD8E0" w:sz="4"/>
               <w:left w:val="single" w:color="CDD8E0" w:sz="4"/>
@@ -11105,7 +11105,7 @@
         </w:tc>
         <w:tc>
           <w:tcPr>
-            <w:tcW w:type="dxa" w:w="2600"/>
+            <w:tcW w:type="dxa" w:w="2400"/>
             <w:tcBorders>
               <w:top w:val="single" w:color="CDD8E0" w:sz="4"/>
               <w:left w:val="single" w:color="CDD8E0" w:sz="4"/>
@@ -11241,39 +11241,39 @@
         </w:tc>
         <w:tc>
           <w:tcPr>
-            <w:tcW w:type="dxa" w:w="1900"/>
-            <w:tcBorders>
-              <w:top w:val="single" w:color="CDD8E0" w:sz="4"/>
-              <w:left w:val="single" w:color="CDD8E0" w:sz="4"/>
-              <w:bottom w:val="single" w:color="CDD8E0" w:sz="4"/>
-              <w:right w:val="single" w:color="CDD8E0" w:sz="4"/>
-            </w:tcBorders>
-            <w:tcMar>
-              <w:top w:type="dxa" w:w="70"/>
-              <w:left w:type="dxa" w:w="110"/>
-              <w:bottom w:type="dxa" w:w="70"/>
-              <w:right w:type="dxa" w:w="110"/>
-            </w:tcMar>
-          </w:tcPr>
-          <w:p>
-            <w:pPr>
-              <w:keepNext w:val="false"/>
-              <w:keepLines/>
-              <w:spacing w:after="0" w:line="260"/>
-            </w:pPr>
-            <w:r>
-              <w:rPr>
-                <w:rFonts w:ascii="IBM Plex Sans" w:cs="IBM Plex Sans" w:eastAsia="IBM Plex Sans" w:hAnsi="IBM Plex Sans"/>
-                <w:sz w:val="19"/>
-                <w:szCs w:val="19"/>
-              </w:rPr>
-              <w:t xml:space="preserve">Prueba sin red (esp32/pruebas/prueba_rele_lca110)</w:t>
-            </w:r>
-          </w:p>
-        </w:tc>
-        <w:tc>
-          <w:tcPr>
-            <w:tcW w:type="dxa" w:w="2600"/>
+            <w:tcW w:type="dxa" w:w="2100"/>
+            <w:tcBorders>
+              <w:top w:val="single" w:color="CDD8E0" w:sz="4"/>
+              <w:left w:val="single" w:color="CDD8E0" w:sz="4"/>
+              <w:bottom w:val="single" w:color="CDD8E0" w:sz="4"/>
+              <w:right w:val="single" w:color="CDD8E0" w:sz="4"/>
+            </w:tcBorders>
+            <w:tcMar>
+              <w:top w:type="dxa" w:w="70"/>
+              <w:left w:type="dxa" w:w="110"/>
+              <w:bottom w:type="dxa" w:w="70"/>
+              <w:right w:type="dxa" w:w="110"/>
+            </w:tcMar>
+          </w:tcPr>
+          <w:p>
+            <w:pPr>
+              <w:keepNext w:val="false"/>
+              <w:keepLines/>
+              <w:spacing w:after="0" w:line="260"/>
+            </w:pPr>
+            <w:r>
+              <w:rPr>
+                <w:rFonts w:ascii="IBM Plex Sans" w:cs="IBM Plex Sans" w:eastAsia="IBM Plex Sans" w:hAnsi="IBM Plex Sans"/>
+                <w:sz w:val="19"/>
+                <w:szCs w:val="19"/>
+              </w:rPr>
+              <w:t xml:space="preserve">Prueba sin red, con el programa prueba_rele_lca110 (carpeta esp32/pruebas)</w:t>
+            </w:r>
+          </w:p>
+        </w:tc>
+        <w:tc>
+          <w:tcPr>
+            <w:tcW w:type="dxa" w:w="2400"/>
             <w:tcBorders>
               <w:top w:val="single" w:color="CDD8E0" w:sz="4"/>
               <w:left w:val="single" w:color="CDD8E0" w:sz="4"/>
@@ -12155,9 +12155,9 @@
       <w:tblGrid>
         <w:gridCol w:w="620"/>
         <w:gridCol w:w="1900"/>
-        <w:gridCol w:w="2600"/>
+        <w:gridCol w:w="2218"/>
         <w:gridCol w:w="2100"/>
-        <w:gridCol w:w="2418"/>
+        <w:gridCol w:w="2800"/>
       </w:tblGrid>
       <w:tr>
         <w:trPr>
@@ -12238,7 +12238,7 @@
         </w:tc>
         <w:tc>
           <w:tcPr>
-            <w:tcW w:type="dxa" w:w="2600"/>
+            <w:tcW w:type="dxa" w:w="2218"/>
             <w:tcBorders>
               <w:top w:val="single" w:color="CDD8E0" w:sz="4"/>
               <w:left w:val="single" w:color="CDD8E0" w:sz="4"/>
@@ -12310,7 +12310,7 @@
         </w:tc>
         <w:tc>
           <w:tcPr>
-            <w:tcW w:type="dxa" w:w="2418"/>
+            <w:tcW w:type="dxa" w:w="2800"/>
             <w:tcBorders>
               <w:top w:val="single" w:color="CDD8E0" w:sz="4"/>
               <w:left w:val="single" w:color="CDD8E0" w:sz="4"/>
@@ -12415,7 +12415,7 @@
         </w:tc>
         <w:tc>
           <w:tcPr>
-            <w:tcW w:type="dxa" w:w="2600"/>
+            <w:tcW w:type="dxa" w:w="2218"/>
             <w:tcBorders>
               <w:top w:val="single" w:color="CDD8E0" w:sz="4"/>
               <w:left w:val="single" w:color="CDD8E0" w:sz="4"/>
@@ -12479,7 +12479,7 @@
         </w:tc>
         <w:tc>
           <w:tcPr>
-            <w:tcW w:type="dxa" w:w="2418"/>
+            <w:tcW w:type="dxa" w:w="2800"/>
             <w:tcBorders>
               <w:top w:val="single" w:color="CDD8E0" w:sz="4"/>
               <w:left w:val="single" w:color="CDD8E0" w:sz="4"/>
@@ -12582,7 +12582,7 @@
         </w:tc>
         <w:tc>
           <w:tcPr>
-            <w:tcW w:type="dxa" w:w="2600"/>
+            <w:tcW w:type="dxa" w:w="2218"/>
             <w:tcBorders>
               <w:top w:val="single" w:color="CDD8E0" w:sz="4"/>
               <w:left w:val="single" w:color="CDD8E0" w:sz="4"/>
@@ -12648,7 +12648,7 @@
         </w:tc>
         <w:tc>
           <w:tcPr>
-            <w:tcW w:type="dxa" w:w="2418"/>
+            <w:tcW w:type="dxa" w:w="2800"/>
             <w:tcBorders>
               <w:top w:val="single" w:color="CDD8E0" w:sz="4"/>
               <w:left w:val="single" w:color="CDD8E0" w:sz="4"/>
@@ -12750,7 +12750,7 @@
         </w:tc>
         <w:tc>
           <w:tcPr>
-            <w:tcW w:type="dxa" w:w="2600"/>
+            <w:tcW w:type="dxa" w:w="2218"/>
             <w:tcBorders>
               <w:top w:val="single" w:color="CDD8E0" w:sz="4"/>
               <w:left w:val="single" w:color="CDD8E0" w:sz="4"/>
@@ -12814,7 +12814,7 @@
         </w:tc>
         <w:tc>
           <w:tcPr>
-            <w:tcW w:type="dxa" w:w="2418"/>
+            <w:tcW w:type="dxa" w:w="2800"/>
             <w:tcBorders>
               <w:top w:val="single" w:color="CDD8E0" w:sz="4"/>
               <w:left w:val="single" w:color="CDD8E0" w:sz="4"/>
@@ -13647,10 +13647,10 @@
         </w:tblBorders>
       </w:tblPr>
       <w:tblGrid>
-        <w:gridCol w:w="2900"/>
-        <w:gridCol w:w="2500"/>
-        <w:gridCol w:w="1700"/>
-        <w:gridCol w:w="1100"/>
+        <w:gridCol w:w="2775"/>
+        <w:gridCol w:w="2400"/>
+        <w:gridCol w:w="1675"/>
+        <w:gridCol w:w="1350"/>
         <w:gridCol w:w="1438"/>
       </w:tblGrid>
       <w:tr>
@@ -13660,7 +13660,7 @@
         </w:trPr>
         <w:tc>
           <w:tcPr>
-            <w:tcW w:type="dxa" w:w="2900"/>
+            <w:tcW w:type="dxa" w:w="2775"/>
             <w:tcBorders>
               <w:top w:val="single" w:color="CDD8E0" w:sz="4"/>
               <w:left w:val="single" w:color="CDD8E0" w:sz="4"/>
@@ -13696,7 +13696,7 @@
         </w:tc>
         <w:tc>
           <w:tcPr>
-            <w:tcW w:type="dxa" w:w="2500"/>
+            <w:tcW w:type="dxa" w:w="2400"/>
             <w:tcBorders>
               <w:top w:val="single" w:color="CDD8E0" w:sz="4"/>
               <w:left w:val="single" w:color="CDD8E0" w:sz="4"/>
@@ -13732,7 +13732,7 @@
         </w:tc>
         <w:tc>
           <w:tcPr>
-            <w:tcW w:type="dxa" w:w="1700"/>
+            <w:tcW w:type="dxa" w:w="1675"/>
             <w:tcBorders>
               <w:top w:val="single" w:color="CDD8E0" w:sz="4"/>
               <w:left w:val="single" w:color="CDD8E0" w:sz="4"/>
@@ -13768,7 +13768,7 @@
         </w:tc>
         <w:tc>
           <w:tcPr>
-            <w:tcW w:type="dxa" w:w="1100"/>
+            <w:tcW w:type="dxa" w:w="1350"/>
             <w:tcBorders>
               <w:top w:val="single" w:color="CDD8E0" w:sz="4"/>
               <w:left w:val="single" w:color="CDD8E0" w:sz="4"/>
@@ -13845,7 +13845,7 @@
         </w:trPr>
         <w:tc>
           <w:tcPr>
-            <w:tcW w:type="dxa" w:w="2900"/>
+            <w:tcW w:type="dxa" w:w="2775"/>
             <w:tcBorders>
               <w:top w:val="single" w:color="CDD8E0" w:sz="4"/>
               <w:left w:val="single" w:color="CDD8E0" w:sz="4"/>
@@ -13877,7 +13877,7 @@
         </w:tc>
         <w:tc>
           <w:tcPr>
-            <w:tcW w:type="dxa" w:w="2500"/>
+            <w:tcW w:type="dxa" w:w="2400"/>
             <w:tcBorders>
               <w:top w:val="single" w:color="CDD8E0" w:sz="4"/>
               <w:left w:val="single" w:color="CDD8E0" w:sz="4"/>
@@ -13909,7 +13909,7 @@
         </w:tc>
         <w:tc>
           <w:tcPr>
-            <w:tcW w:type="dxa" w:w="1700"/>
+            <w:tcW w:type="dxa" w:w="1675"/>
             <w:tcBorders>
               <w:top w:val="single" w:color="CDD8E0" w:sz="4"/>
               <w:left w:val="single" w:color="CDD8E0" w:sz="4"/>
@@ -13941,7 +13941,7 @@
         </w:tc>
         <w:tc>
           <w:tcPr>
-            <w:tcW w:type="dxa" w:w="1100"/>
+            <w:tcW w:type="dxa" w:w="1350"/>
             <w:tcBorders>
               <w:top w:val="single" w:color="CDD8E0" w:sz="4"/>
               <w:left w:val="single" w:color="CDD8E0" w:sz="4"/>
@@ -14010,7 +14010,7 @@
         </w:trPr>
         <w:tc>
           <w:tcPr>
-            <w:tcW w:type="dxa" w:w="2900"/>
+            <w:tcW w:type="dxa" w:w="2775"/>
             <w:tcBorders>
               <w:top w:val="single" w:color="CDD8E0" w:sz="4"/>
               <w:left w:val="single" w:color="CDD8E0" w:sz="4"/>
@@ -14043,7 +14043,7 @@
         </w:tc>
         <w:tc>
           <w:tcPr>
-            <w:tcW w:type="dxa" w:w="2500"/>
+            <w:tcW w:type="dxa" w:w="2400"/>
             <w:tcBorders>
               <w:top w:val="single" w:color="CDD8E0" w:sz="4"/>
               <w:left w:val="single" w:color="CDD8E0" w:sz="4"/>
@@ -14076,7 +14076,7 @@
         </w:tc>
         <w:tc>
           <w:tcPr>
-            <w:tcW w:type="dxa" w:w="1700"/>
+            <w:tcW w:type="dxa" w:w="1675"/>
             <w:tcBorders>
               <w:top w:val="single" w:color="CDD8E0" w:sz="4"/>
               <w:left w:val="single" w:color="CDD8E0" w:sz="4"/>
@@ -14109,7 +14109,7 @@
         </w:tc>
         <w:tc>
           <w:tcPr>
-            <w:tcW w:type="dxa" w:w="1100"/>
+            <w:tcW w:type="dxa" w:w="1350"/>
             <w:tcBorders>
               <w:top w:val="single" w:color="CDD8E0" w:sz="4"/>
               <w:left w:val="single" w:color="CDD8E0" w:sz="4"/>
@@ -14180,7 +14180,7 @@
         </w:trPr>
         <w:tc>
           <w:tcPr>
-            <w:tcW w:type="dxa" w:w="2900"/>
+            <w:tcW w:type="dxa" w:w="2775"/>
             <w:tcBorders>
               <w:top w:val="single" w:color="CDD8E0" w:sz="4"/>
               <w:left w:val="single" w:color="CDD8E0" w:sz="4"/>
@@ -14212,7 +14212,7 @@
         </w:tc>
         <w:tc>
           <w:tcPr>
-            <w:tcW w:type="dxa" w:w="2500"/>
+            <w:tcW w:type="dxa" w:w="2400"/>
             <w:tcBorders>
               <w:top w:val="single" w:color="CDD8E0" w:sz="4"/>
               <w:left w:val="single" w:color="CDD8E0" w:sz="4"/>
@@ -14244,7 +14244,7 @@
         </w:tc>
         <w:tc>
           <w:tcPr>
-            <w:tcW w:type="dxa" w:w="1700"/>
+            <w:tcW w:type="dxa" w:w="1675"/>
             <w:tcBorders>
               <w:top w:val="single" w:color="CDD8E0" w:sz="4"/>
               <w:left w:val="single" w:color="CDD8E0" w:sz="4"/>
@@ -14276,7 +14276,7 @@
         </w:tc>
         <w:tc>
           <w:tcPr>
-            <w:tcW w:type="dxa" w:w="1100"/>
+            <w:tcW w:type="dxa" w:w="1350"/>
             <w:tcBorders>
               <w:top w:val="single" w:color="CDD8E0" w:sz="4"/>
               <w:left w:val="single" w:color="CDD8E0" w:sz="4"/>
@@ -14345,7 +14345,7 @@
         </w:trPr>
         <w:tc>
           <w:tcPr>
-            <w:tcW w:type="dxa" w:w="2900"/>
+            <w:tcW w:type="dxa" w:w="2775"/>
             <w:tcBorders>
               <w:top w:val="single" w:color="CDD8E0" w:sz="4"/>
               <w:left w:val="single" w:color="CDD8E0" w:sz="4"/>
@@ -14378,7 +14378,7 @@
         </w:tc>
         <w:tc>
           <w:tcPr>
-            <w:tcW w:type="dxa" w:w="2500"/>
+            <w:tcW w:type="dxa" w:w="2400"/>
             <w:tcBorders>
               <w:top w:val="single" w:color="CDD8E0" w:sz="4"/>
               <w:left w:val="single" w:color="CDD8E0" w:sz="4"/>
@@ -14411,7 +14411,7 @@
         </w:tc>
         <w:tc>
           <w:tcPr>
-            <w:tcW w:type="dxa" w:w="1700"/>
+            <w:tcW w:type="dxa" w:w="1675"/>
             <w:tcBorders>
               <w:top w:val="single" w:color="CDD8E0" w:sz="4"/>
               <w:left w:val="single" w:color="CDD8E0" w:sz="4"/>
@@ -14444,7 +14444,7 @@
         </w:tc>
         <w:tc>
           <w:tcPr>
-            <w:tcW w:type="dxa" w:w="1100"/>
+            <w:tcW w:type="dxa" w:w="1350"/>
             <w:tcBorders>
               <w:top w:val="single" w:color="CDD8E0" w:sz="4"/>
               <w:left w:val="single" w:color="CDD8E0" w:sz="4"/>
@@ -14515,7 +14515,7 @@
         </w:trPr>
         <w:tc>
           <w:tcPr>
-            <w:tcW w:type="dxa" w:w="2900"/>
+            <w:tcW w:type="dxa" w:w="2775"/>
             <w:tcBorders>
               <w:top w:val="single" w:color="CDD8E0" w:sz="4"/>
               <w:left w:val="single" w:color="CDD8E0" w:sz="4"/>
@@ -14547,7 +14547,7 @@
         </w:tc>
         <w:tc>
           <w:tcPr>
-            <w:tcW w:type="dxa" w:w="2500"/>
+            <w:tcW w:type="dxa" w:w="2400"/>
             <w:tcBorders>
               <w:top w:val="single" w:color="CDD8E0" w:sz="4"/>
               <w:left w:val="single" w:color="CDD8E0" w:sz="4"/>
@@ -14579,7 +14579,7 @@
         </w:tc>
         <w:tc>
           <w:tcPr>
-            <w:tcW w:type="dxa" w:w="1700"/>
+            <w:tcW w:type="dxa" w:w="1675"/>
             <w:tcBorders>
               <w:top w:val="single" w:color="CDD8E0" w:sz="4"/>
               <w:left w:val="single" w:color="CDD8E0" w:sz="4"/>
@@ -14611,7 +14611,7 @@
         </w:tc>
         <w:tc>
           <w:tcPr>
-            <w:tcW w:type="dxa" w:w="1100"/>
+            <w:tcW w:type="dxa" w:w="1350"/>
             <w:tcBorders>
               <w:top w:val="single" w:color="CDD8E0" w:sz="4"/>
               <w:left w:val="single" w:color="CDD8E0" w:sz="4"/>
@@ -14680,7 +14680,7 @@
         </w:trPr>
         <w:tc>
           <w:tcPr>
-            <w:tcW w:type="dxa" w:w="2900"/>
+            <w:tcW w:type="dxa" w:w="2775"/>
             <w:tcBorders>
               <w:top w:val="single" w:color="CDD8E0" w:sz="4"/>
               <w:left w:val="single" w:color="CDD8E0" w:sz="4"/>
@@ -14713,7 +14713,7 @@
         </w:tc>
         <w:tc>
           <w:tcPr>
-            <w:tcW w:type="dxa" w:w="2500"/>
+            <w:tcW w:type="dxa" w:w="2400"/>
             <w:tcBorders>
               <w:top w:val="single" w:color="CDD8E0" w:sz="4"/>
               <w:left w:val="single" w:color="CDD8E0" w:sz="4"/>
@@ -14746,7 +14746,7 @@
         </w:tc>
         <w:tc>
           <w:tcPr>
-            <w:tcW w:type="dxa" w:w="1700"/>
+            <w:tcW w:type="dxa" w:w="1675"/>
             <w:tcBorders>
               <w:top w:val="single" w:color="CDD8E0" w:sz="4"/>
               <w:left w:val="single" w:color="CDD8E0" w:sz="4"/>
@@ -14779,7 +14779,7 @@
         </w:tc>
         <w:tc>
           <w:tcPr>
-            <w:tcW w:type="dxa" w:w="1100"/>
+            <w:tcW w:type="dxa" w:w="1350"/>
             <w:tcBorders>
               <w:top w:val="single" w:color="CDD8E0" w:sz="4"/>
               <w:left w:val="single" w:color="CDD8E0" w:sz="4"/>
@@ -14850,7 +14850,7 @@
         </w:trPr>
         <w:tc>
           <w:tcPr>
-            <w:tcW w:type="dxa" w:w="2900"/>
+            <w:tcW w:type="dxa" w:w="2775"/>
             <w:tcBorders>
               <w:top w:val="single" w:color="CDD8E0" w:sz="4"/>
               <w:left w:val="single" w:color="CDD8E0" w:sz="4"/>
@@ -14882,7 +14882,7 @@
         </w:tc>
         <w:tc>
           <w:tcPr>
-            <w:tcW w:type="dxa" w:w="2500"/>
+            <w:tcW w:type="dxa" w:w="2400"/>
             <w:tcBorders>
               <w:top w:val="single" w:color="CDD8E0" w:sz="4"/>
               <w:left w:val="single" w:color="CDD8E0" w:sz="4"/>
@@ -14914,7 +14914,7 @@
         </w:tc>
         <w:tc>
           <w:tcPr>
-            <w:tcW w:type="dxa" w:w="1700"/>
+            <w:tcW w:type="dxa" w:w="1675"/>
             <w:tcBorders>
               <w:top w:val="single" w:color="CDD8E0" w:sz="4"/>
               <w:left w:val="single" w:color="CDD8E0" w:sz="4"/>
@@ -14946,7 +14946,7 @@
         </w:tc>
         <w:tc>
           <w:tcPr>
-            <w:tcW w:type="dxa" w:w="1100"/>
+            <w:tcW w:type="dxa" w:w="1350"/>
             <w:tcBorders>
               <w:top w:val="single" w:color="CDD8E0" w:sz="4"/>
               <w:left w:val="single" w:color="CDD8E0" w:sz="4"/>
@@ -15015,7 +15015,7 @@
         </w:trPr>
         <w:tc>
           <w:tcPr>
-            <w:tcW w:type="dxa" w:w="2900"/>
+            <w:tcW w:type="dxa" w:w="2775"/>
             <w:tcBorders>
               <w:top w:val="single" w:color="CDD8E0" w:sz="4"/>
               <w:left w:val="single" w:color="CDD8E0" w:sz="4"/>
@@ -15048,7 +15048,7 @@
         </w:tc>
         <w:tc>
           <w:tcPr>
-            <w:tcW w:type="dxa" w:w="2500"/>
+            <w:tcW w:type="dxa" w:w="2400"/>
             <w:tcBorders>
               <w:top w:val="single" w:color="CDD8E0" w:sz="4"/>
               <w:left w:val="single" w:color="CDD8E0" w:sz="4"/>
@@ -15081,7 +15081,7 @@
         </w:tc>
         <w:tc>
           <w:tcPr>
-            <w:tcW w:type="dxa" w:w="1700"/>
+            <w:tcW w:type="dxa" w:w="1675"/>
             <w:tcBorders>
               <w:top w:val="single" w:color="CDD8E0" w:sz="4"/>
               <w:left w:val="single" w:color="CDD8E0" w:sz="4"/>
@@ -15114,7 +15114,7 @@
         </w:tc>
         <w:tc>
           <w:tcPr>
-            <w:tcW w:type="dxa" w:w="1100"/>
+            <w:tcW w:type="dxa" w:w="1350"/>
             <w:tcBorders>
               <w:top w:val="single" w:color="CDD8E0" w:sz="4"/>
               <w:left w:val="single" w:color="CDD8E0" w:sz="4"/>
@@ -15185,7 +15185,7 @@
         </w:trPr>
         <w:tc>
           <w:tcPr>
-            <w:tcW w:type="dxa" w:w="2900"/>
+            <w:tcW w:type="dxa" w:w="2775"/>
             <w:tcBorders>
               <w:top w:val="single" w:color="CDD8E0" w:sz="4"/>
               <w:left w:val="single" w:color="CDD8E0" w:sz="4"/>
@@ -15217,7 +15217,7 @@
         </w:tc>
         <w:tc>
           <w:tcPr>
-            <w:tcW w:type="dxa" w:w="2500"/>
+            <w:tcW w:type="dxa" w:w="2400"/>
             <w:tcBorders>
               <w:top w:val="single" w:color="CDD8E0" w:sz="4"/>
               <w:left w:val="single" w:color="CDD8E0" w:sz="4"/>
@@ -15249,7 +15249,7 @@
         </w:tc>
         <w:tc>
           <w:tcPr>
-            <w:tcW w:type="dxa" w:w="1700"/>
+            <w:tcW w:type="dxa" w:w="1675"/>
             <w:tcBorders>
               <w:top w:val="single" w:color="CDD8E0" w:sz="4"/>
               <w:left w:val="single" w:color="CDD8E0" w:sz="4"/>
@@ -15281,7 +15281,7 @@
         </w:tc>
         <w:tc>
           <w:tcPr>
-            <w:tcW w:type="dxa" w:w="1100"/>
+            <w:tcW w:type="dxa" w:w="1350"/>
             <w:tcBorders>
               <w:top w:val="single" w:color="CDD8E0" w:sz="4"/>
               <w:left w:val="single" w:color="CDD8E0" w:sz="4"/>
@@ -15350,7 +15350,7 @@
         </w:trPr>
         <w:tc>
           <w:tcPr>
-            <w:tcW w:type="dxa" w:w="2900"/>
+            <w:tcW w:type="dxa" w:w="2775"/>
             <w:tcBorders>
               <w:top w:val="single" w:color="CDD8E0" w:sz="4"/>
               <w:left w:val="single" w:color="CDD8E0" w:sz="4"/>
@@ -15383,7 +15383,7 @@
         </w:tc>
         <w:tc>
           <w:tcPr>
-            <w:tcW w:type="dxa" w:w="2500"/>
+            <w:tcW w:type="dxa" w:w="2400"/>
             <w:tcBorders>
               <w:top w:val="single" w:color="CDD8E0" w:sz="4"/>
               <w:left w:val="single" w:color="CDD8E0" w:sz="4"/>
@@ -15416,7 +15416,7 @@
         </w:tc>
         <w:tc>
           <w:tcPr>
-            <w:tcW w:type="dxa" w:w="1700"/>
+            <w:tcW w:type="dxa" w:w="1675"/>
             <w:tcBorders>
               <w:top w:val="single" w:color="CDD8E0" w:sz="4"/>
               <w:left w:val="single" w:color="CDD8E0" w:sz="4"/>
@@ -15449,7 +15449,7 @@
         </w:tc>
         <w:tc>
           <w:tcPr>
-            <w:tcW w:type="dxa" w:w="1100"/>
+            <w:tcW w:type="dxa" w:w="1350"/>
             <w:tcBorders>
               <w:top w:val="single" w:color="CDD8E0" w:sz="4"/>
               <w:left w:val="single" w:color="CDD8E0" w:sz="4"/>
@@ -15520,7 +15520,7 @@
         </w:trPr>
         <w:tc>
           <w:tcPr>
-            <w:tcW w:type="dxa" w:w="2900"/>
+            <w:tcW w:type="dxa" w:w="2775"/>
             <w:tcBorders>
               <w:top w:val="single" w:color="CDD8E0" w:sz="4"/>
               <w:left w:val="single" w:color="CDD8E0" w:sz="4"/>
@@ -15552,7 +15552,7 @@
         </w:tc>
         <w:tc>
           <w:tcPr>
-            <w:tcW w:type="dxa" w:w="2500"/>
+            <w:tcW w:type="dxa" w:w="2400"/>
             <w:tcBorders>
               <w:top w:val="single" w:color="CDD8E0" w:sz="4"/>
               <w:left w:val="single" w:color="CDD8E0" w:sz="4"/>
@@ -15584,7 +15584,7 @@
         </w:tc>
         <w:tc>
           <w:tcPr>
-            <w:tcW w:type="dxa" w:w="1700"/>
+            <w:tcW w:type="dxa" w:w="1675"/>
             <w:tcBorders>
               <w:top w:val="single" w:color="CDD8E0" w:sz="4"/>
               <w:left w:val="single" w:color="CDD8E0" w:sz="4"/>
@@ -15616,7 +15616,7 @@
         </w:tc>
         <w:tc>
           <w:tcPr>
-            <w:tcW w:type="dxa" w:w="1100"/>
+            <w:tcW w:type="dxa" w:w="1350"/>
             <w:tcBorders>
               <w:top w:val="single" w:color="CDD8E0" w:sz="4"/>
               <w:left w:val="single" w:color="CDD8E0" w:sz="4"/>
@@ -15685,7 +15685,7 @@
         </w:trPr>
         <w:tc>
           <w:tcPr>
-            <w:tcW w:type="dxa" w:w="2900"/>
+            <w:tcW w:type="dxa" w:w="2775"/>
             <w:tcBorders>
               <w:top w:val="single" w:color="CDD8E0" w:sz="4"/>
               <w:left w:val="single" w:color="CDD8E0" w:sz="4"/>
@@ -15718,7 +15718,7 @@
         </w:tc>
         <w:tc>
           <w:tcPr>
-            <w:tcW w:type="dxa" w:w="2500"/>
+            <w:tcW w:type="dxa" w:w="2400"/>
             <w:tcBorders>
               <w:top w:val="single" w:color="CDD8E0" w:sz="4"/>
               <w:left w:val="single" w:color="CDD8E0" w:sz="4"/>
@@ -15751,7 +15751,7 @@
         </w:tc>
         <w:tc>
           <w:tcPr>
-            <w:tcW w:type="dxa" w:w="1700"/>
+            <w:tcW w:type="dxa" w:w="1675"/>
             <w:tcBorders>
               <w:top w:val="single" w:color="CDD8E0" w:sz="4"/>
               <w:left w:val="single" w:color="CDD8E0" w:sz="4"/>
@@ -15784,7 +15784,7 @@
         </w:tc>
         <w:tc>
           <w:tcPr>
-            <w:tcW w:type="dxa" w:w="1100"/>
+            <w:tcW w:type="dxa" w:w="1350"/>
             <w:tcBorders>
               <w:top w:val="single" w:color="CDD8E0" w:sz="4"/>
               <w:left w:val="single" w:color="CDD8E0" w:sz="4"/>
@@ -15855,7 +15855,7 @@
         </w:trPr>
         <w:tc>
           <w:tcPr>
-            <w:tcW w:type="dxa" w:w="2900"/>
+            <w:tcW w:type="dxa" w:w="2775"/>
             <w:tcBorders>
               <w:top w:val="single" w:color="CDD8E0" w:sz="4"/>
               <w:left w:val="single" w:color="CDD8E0" w:sz="4"/>
@@ -15887,7 +15887,7 @@
         </w:tc>
         <w:tc>
           <w:tcPr>
-            <w:tcW w:type="dxa" w:w="2500"/>
+            <w:tcW w:type="dxa" w:w="2400"/>
             <w:tcBorders>
               <w:top w:val="single" w:color="CDD8E0" w:sz="4"/>
               <w:left w:val="single" w:color="CDD8E0" w:sz="4"/>
@@ -15919,7 +15919,7 @@
         </w:tc>
         <w:tc>
           <w:tcPr>
-            <w:tcW w:type="dxa" w:w="1700"/>
+            <w:tcW w:type="dxa" w:w="1675"/>
             <w:tcBorders>
               <w:top w:val="single" w:color="CDD8E0" w:sz="4"/>
               <w:left w:val="single" w:color="CDD8E0" w:sz="4"/>
@@ -15951,7 +15951,7 @@
         </w:tc>
         <w:tc>
           <w:tcPr>
-            <w:tcW w:type="dxa" w:w="1100"/>
+            <w:tcW w:type="dxa" w:w="1350"/>
             <w:tcBorders>
               <w:top w:val="single" w:color="CDD8E0" w:sz="4"/>
               <w:left w:val="single" w:color="CDD8E0" w:sz="4"/>
@@ -16020,7 +16020,7 @@
         </w:trPr>
         <w:tc>
           <w:tcPr>
-            <w:tcW w:type="dxa" w:w="2900"/>
+            <w:tcW w:type="dxa" w:w="2775"/>
             <w:tcBorders>
               <w:top w:val="single" w:color="CDD8E0" w:sz="4"/>
               <w:left w:val="single" w:color="CDD8E0" w:sz="4"/>
@@ -16053,7 +16053,7 @@
         </w:tc>
         <w:tc>
           <w:tcPr>
-            <w:tcW w:type="dxa" w:w="2500"/>
+            <w:tcW w:type="dxa" w:w="2400"/>
             <w:tcBorders>
               <w:top w:val="single" w:color="CDD8E0" w:sz="4"/>
               <w:left w:val="single" w:color="CDD8E0" w:sz="4"/>
@@ -16086,7 +16086,7 @@
         </w:tc>
         <w:tc>
           <w:tcPr>
-            <w:tcW w:type="dxa" w:w="1700"/>
+            <w:tcW w:type="dxa" w:w="1675"/>
             <w:tcBorders>
               <w:top w:val="single" w:color="CDD8E0" w:sz="4"/>
               <w:left w:val="single" w:color="CDD8E0" w:sz="4"/>
@@ -16119,7 +16119,7 @@
         </w:tc>
         <w:tc>
           <w:tcPr>
-            <w:tcW w:type="dxa" w:w="1100"/>
+            <w:tcW w:type="dxa" w:w="1350"/>
             <w:tcBorders>
               <w:top w:val="single" w:color="CDD8E0" w:sz="4"/>
               <w:left w:val="single" w:color="CDD8E0" w:sz="4"/>
@@ -16797,11 +16797,6 @@
         </w:tc>
       </w:tr>
     </w:tbl>
-    <w:p>
-      <w:pPr>
-        <w:spacing w:after="120"/>
-      </w:pPr>
-    </w:p>
     <w:p>
       <w:pPr>
         <w:spacing w:before="240"/>

--- a/documentacion_proyecto/Guia_Mediciones_y_Verificaciones.docx
+++ b/documentacion_proyecto/Guia_Mediciones_y_Verificaciones.docx
@@ -70,77 +70,7 @@
           <w:sz w:val="21"/>
           <w:szCs w:val="21"/>
         </w:rPr>
-        <w:t xml:space="preserve">Está pensada para el estado actual del proyecto: el </w:t>
-      </w:r>
-      <w:r>
-        <w:rPr>
-          <w:rFonts w:ascii="IBM Plex Sans" w:cs="IBM Plex Sans" w:eastAsia="IBM Plex Sans" w:hAnsi="IBM Plex Sans"/>
-          <w:b/>
-          <w:bCs/>
-          <w:sz w:val="21"/>
-          <w:szCs w:val="21"/>
-        </w:rPr>
-        <w:t xml:space="preserve">Bloque A</w:t>
-      </w:r>
-      <w:r>
-        <w:rPr>
-          <w:rFonts w:ascii="IBM Plex Sans" w:cs="IBM Plex Sans" w:eastAsia="IBM Plex Sans" w:hAnsi="IBM Plex Sans"/>
-          <w:sz w:val="21"/>
-          <w:szCs w:val="21"/>
-        </w:rPr>
-        <w:t xml:space="preserve"> (relés y sensado de la botonera) ya está conectado al telar, y el firmware se carga con </w:t>
-      </w:r>
-      <w:r>
-        <w:rPr>
-          <w:rFonts w:ascii="IBM Plex Mono" w:cs="IBM Plex Mono" w:eastAsia="IBM Plex Mono" w:hAnsi="IBM Plex Mono"/>
-          <w:color w:val="1E3A5F"/>
-          <w:sz w:val="19"/>
-          <w:szCs w:val="19"/>
-        </w:rPr>
-        <w:t xml:space="preserve">NIVEL2_INSTALADO</w:t>
-      </w:r>
-      <w:r>
-        <w:rPr>
-          <w:rFonts w:ascii="IBM Plex Sans" w:cs="IBM Plex Sans" w:eastAsia="IBM Plex Sans" w:hAnsi="IBM Plex Sans"/>
-          <w:sz w:val="21"/>
-          <w:szCs w:val="21"/>
-        </w:rPr>
-        <w:t xml:space="preserve"> en </w:t>
-      </w:r>
-      <w:r>
-        <w:rPr>
-          <w:rFonts w:ascii="IBM Plex Mono" w:cs="IBM Plex Mono" w:eastAsia="IBM Plex Mono" w:hAnsi="IBM Plex Mono"/>
-          <w:color w:val="1E3A5F"/>
-          <w:sz w:val="19"/>
-          <w:szCs w:val="19"/>
-        </w:rPr>
-        <w:t xml:space="preserve">false</w:t>
-      </w:r>
-      <w:r>
-        <w:rPr>
-          <w:rFonts w:ascii="IBM Plex Sans" w:cs="IBM Plex Sans" w:eastAsia="IBM Plex Sans" w:hAnsi="IBM Plex Sans"/>
-          <w:sz w:val="21"/>
-          <w:szCs w:val="21"/>
-        </w:rPr>
-        <w:t xml:space="preserve">. Los </w:t>
-      </w:r>
-      <w:r>
-        <w:rPr>
-          <w:rFonts w:ascii="IBM Plex Sans" w:cs="IBM Plex Sans" w:eastAsia="IBM Plex Sans" w:hAnsi="IBM Plex Sans"/>
-          <w:b/>
-          <w:bCs/>
-          <w:sz w:val="21"/>
-          <w:szCs w:val="21"/>
-        </w:rPr>
-        <w:t xml:space="preserve">Bloques C y D</w:t>
-      </w:r>
-      <w:r>
-        <w:rPr>
-          <w:rFonts w:ascii="IBM Plex Sans" w:cs="IBM Plex Sans" w:eastAsia="IBM Plex Sans" w:hAnsi="IBM Plex Sans"/>
-          <w:sz w:val="21"/>
-          <w:szCs w:val="21"/>
-        </w:rPr>
-        <w:t xml:space="preserve"> (sensor de pasada y relés LCA110) todavía no están instalados: sus secciones se hacen cuando se armen.</w:t>
+        <w:t xml:space="preserve">Está pensada para el sistema completo, como quedó en la prueba del 28/10/2026: los Bloques A, C y D instalados en el telar, el ESP32 en su propia plaqueta y el firmware cargado con NIVEL2_INSTALADO en true. Sirve para volver a armar el equipo y para revisarlo en cada visita de mantenimiento. Si se arma de cero, las secciones 4 y 5 se hacen con el firmware en false hasta donde lo indican.</w:t>
       </w:r>
     </w:p>
     <w:p>
@@ -2100,6 +2030,346 @@
           </w:p>
         </w:tc>
       </w:tr>
+      <w:tr>
+        <w:trPr>
+          <w:cantSplit/>
+        </w:trPr>
+        <w:tc>
+          <w:tcPr>
+            <w:tcW w:type="dxa" w:w="620"/>
+            <w:tcBorders>
+              <w:top w:val="single" w:color="CDD8E0" w:sz="4"/>
+              <w:left w:val="single" w:color="CDD8E0" w:sz="4"/>
+              <w:bottom w:val="single" w:color="CDD8E0" w:sz="4"/>
+              <w:right w:val="single" w:color="CDD8E0" w:sz="4"/>
+            </w:tcBorders>
+            <w:shd w:fill="EDF1F5" w:color="auto" w:val="clear"/>
+            <w:tcMar>
+              <w:top w:type="dxa" w:w="70"/>
+              <w:left w:type="dxa" w:w="110"/>
+              <w:bottom w:type="dxa" w:w="70"/>
+              <w:right w:type="dxa" w:w="110"/>
+            </w:tcMar>
+          </w:tcPr>
+          <w:p>
+            <w:pPr>
+              <w:keepNext w:val="false"/>
+              <w:keepLines/>
+              <w:spacing w:after="0" w:line="260"/>
+            </w:pPr>
+            <w:r>
+              <w:rPr>
+                <w:rFonts w:ascii="IBM Plex Sans" w:cs="IBM Plex Sans" w:eastAsia="IBM Plex Sans" w:hAnsi="IBM Plex Sans"/>
+                <w:sz w:val="19"/>
+                <w:szCs w:val="19"/>
+              </w:rPr>
+              <w:t xml:space="preserve">☐ 7</w:t>
+            </w:r>
+          </w:p>
+        </w:tc>
+        <w:tc>
+          <w:tcPr>
+            <w:tcW w:type="dxa" w:w="1900"/>
+            <w:tcBorders>
+              <w:top w:val="single" w:color="CDD8E0" w:sz="4"/>
+              <w:left w:val="single" w:color="CDD8E0" w:sz="4"/>
+              <w:bottom w:val="single" w:color="CDD8E0" w:sz="4"/>
+              <w:right w:val="single" w:color="CDD8E0" w:sz="4"/>
+            </w:tcBorders>
+            <w:shd w:fill="EDF1F5" w:color="auto" w:val="clear"/>
+            <w:tcMar>
+              <w:top w:type="dxa" w:w="70"/>
+              <w:left w:type="dxa" w:w="110"/>
+              <w:bottom w:type="dxa" w:w="70"/>
+              <w:right w:type="dxa" w:w="110"/>
+            </w:tcMar>
+          </w:tcPr>
+          <w:p>
+            <w:pPr>
+              <w:keepNext w:val="false"/>
+              <w:keepLines/>
+              <w:spacing w:after="0" w:line="260"/>
+            </w:pPr>
+            <w:r>
+              <w:rPr>
+                <w:rFonts w:ascii="IBM Plex Sans" w:cs="IBM Plex Sans" w:eastAsia="IBM Plex Sans" w:hAnsi="IBM Plex Sans"/>
+                <w:sz w:val="19"/>
+                <w:szCs w:val="19"/>
+              </w:rPr>
+              <w:t xml:space="preserve">Cables de la plaqueta del ESP32</w:t>
+            </w:r>
+          </w:p>
+        </w:tc>
+        <w:tc>
+          <w:tcPr>
+            <w:tcW w:type="dxa" w:w="2600"/>
+            <w:tcBorders>
+              <w:top w:val="single" w:color="CDD8E0" w:sz="4"/>
+              <w:left w:val="single" w:color="CDD8E0" w:sz="4"/>
+              <w:bottom w:val="single" w:color="CDD8E0" w:sz="4"/>
+              <w:right w:val="single" w:color="CDD8E0" w:sz="4"/>
+            </w:tcBorders>
+            <w:shd w:fill="EDF1F5" w:color="auto" w:val="clear"/>
+            <w:tcMar>
+              <w:top w:type="dxa" w:w="70"/>
+              <w:left w:type="dxa" w:w="110"/>
+              <w:bottom w:type="dxa" w:w="70"/>
+              <w:right w:type="dxa" w:w="110"/>
+            </w:tcMar>
+          </w:tcPr>
+          <w:p>
+            <w:pPr>
+              <w:keepNext w:val="false"/>
+              <w:keepLines/>
+              <w:spacing w:after="0" w:line="260"/>
+            </w:pPr>
+            <w:r>
+              <w:rPr>
+                <w:rFonts w:ascii="IBM Plex Sans" w:cs="IBM Plex Sans" w:eastAsia="IBM Plex Sans" w:hAnsi="IBM Plex Sans"/>
+                <w:sz w:val="19"/>
+                <w:szCs w:val="19"/>
+              </w:rPr>
+              <w:t xml:space="preserve">Sin el ESP32: continuidad de cada salida de P1 y P2 a su pad de la principal (punto 4.6 de la guía de conexión)</w:t>
+            </w:r>
+          </w:p>
+        </w:tc>
+        <w:tc>
+          <w:tcPr>
+            <w:tcW w:type="dxa" w:w="2100"/>
+            <w:tcBorders>
+              <w:top w:val="single" w:color="CDD8E0" w:sz="4"/>
+              <w:left w:val="single" w:color="CDD8E0" w:sz="4"/>
+              <w:bottom w:val="single" w:color="CDD8E0" w:sz="4"/>
+              <w:right w:val="single" w:color="CDD8E0" w:sz="4"/>
+            </w:tcBorders>
+            <w:shd w:fill="EDF1F5" w:color="auto" w:val="clear"/>
+            <w:tcMar>
+              <w:top w:type="dxa" w:w="70"/>
+              <w:left w:type="dxa" w:w="110"/>
+              <w:bottom w:type="dxa" w:w="70"/>
+              <w:right w:type="dxa" w:w="110"/>
+            </w:tcMar>
+          </w:tcPr>
+          <w:p>
+            <w:pPr>
+              <w:keepNext w:val="false"/>
+              <w:keepLines/>
+              <w:spacing w:after="0" w:line="260"/>
+            </w:pPr>
+            <w:r>
+              <w:rPr>
+                <w:rFonts w:ascii="IBM Plex Sans" w:cs="IBM Plex Sans" w:eastAsia="IBM Plex Sans" w:hAnsi="IBM Plex Sans"/>
+                <w:sz w:val="19"/>
+                <w:szCs w:val="19"/>
+              </w:rPr>
+              <w:t xml:space="preserve">Pita en cada cable, y no contra el pad de al lado</w:t>
+            </w:r>
+          </w:p>
+        </w:tc>
+        <w:tc>
+          <w:tcPr>
+            <w:tcW w:type="dxa" w:w="2418"/>
+            <w:tcBorders>
+              <w:top w:val="single" w:color="CDD8E0" w:sz="4"/>
+              <w:left w:val="single" w:color="CDD8E0" w:sz="4"/>
+              <w:bottom w:val="single" w:color="CDD8E0" w:sz="4"/>
+              <w:right w:val="single" w:color="CDD8E0" w:sz="4"/>
+            </w:tcBorders>
+            <w:shd w:fill="EDF1F5" w:color="auto" w:val="clear"/>
+            <w:tcMar>
+              <w:top w:type="dxa" w:w="70"/>
+              <w:left w:type="dxa" w:w="110"/>
+              <w:bottom w:type="dxa" w:w="70"/>
+              <w:right w:type="dxa" w:w="110"/>
+            </w:tcMar>
+          </w:tcPr>
+          <w:p>
+            <w:pPr>
+              <w:keepNext w:val="false"/>
+              <w:keepLines/>
+              <w:spacing w:after="0" w:line="260"/>
+            </w:pPr>
+            <w:r>
+              <w:rPr>
+                <w:rFonts w:ascii="IBM Plex Sans" w:cs="IBM Plex Sans" w:eastAsia="IBM Plex Sans" w:hAnsi="IBM Plex Sans"/>
+                <w:sz w:val="19"/>
+                <w:szCs w:val="19"/>
+              </w:rPr>
+              <w:t xml:space="preserve">Cable en el pad equivocado: corregirlo antes de enchufar el ESP32</w:t>
+            </w:r>
+          </w:p>
+        </w:tc>
+      </w:tr>
+      <w:tr>
+        <w:trPr>
+          <w:cantSplit/>
+        </w:trPr>
+        <w:tc>
+          <w:tcPr>
+            <w:tcW w:type="dxa" w:w="620"/>
+            <w:tcBorders>
+              <w:top w:val="single" w:color="CDD8E0" w:sz="4"/>
+              <w:left w:val="single" w:color="CDD8E0" w:sz="4"/>
+              <w:bottom w:val="single" w:color="CDD8E0" w:sz="4"/>
+              <w:right w:val="single" w:color="CDD8E0" w:sz="4"/>
+            </w:tcBorders>
+            <w:shd w:fill="EDF1F5" w:color="auto" w:val="clear"/>
+            <w:tcMar>
+              <w:top w:type="dxa" w:w="70"/>
+              <w:left w:type="dxa" w:w="110"/>
+              <w:bottom w:type="dxa" w:w="70"/>
+              <w:right w:type="dxa" w:w="110"/>
+            </w:tcMar>
+          </w:tcPr>
+          <w:p>
+            <w:pPr>
+              <w:keepNext w:val="false"/>
+              <w:keepLines/>
+              <w:spacing w:after="0" w:line="260"/>
+            </w:pPr>
+            <w:r>
+              <w:rPr>
+                <w:rFonts w:ascii="IBM Plex Sans" w:cs="IBM Plex Sans" w:eastAsia="IBM Plex Sans" w:hAnsi="IBM Plex Sans"/>
+                <w:sz w:val="19"/>
+                <w:szCs w:val="19"/>
+              </w:rPr>
+              <w:t xml:space="preserve">☐ 8</w:t>
+            </w:r>
+          </w:p>
+        </w:tc>
+        <w:tc>
+          <w:tcPr>
+            <w:tcW w:type="dxa" w:w="1900"/>
+            <w:tcBorders>
+              <w:top w:val="single" w:color="CDD8E0" w:sz="4"/>
+              <w:left w:val="single" w:color="CDD8E0" w:sz="4"/>
+              <w:bottom w:val="single" w:color="CDD8E0" w:sz="4"/>
+              <w:right w:val="single" w:color="CDD8E0" w:sz="4"/>
+            </w:tcBorders>
+            <w:shd w:fill="EDF1F5" w:color="auto" w:val="clear"/>
+            <w:tcMar>
+              <w:top w:type="dxa" w:w="70"/>
+              <w:left w:type="dxa" w:w="110"/>
+              <w:bottom w:type="dxa" w:w="70"/>
+              <w:right w:type="dxa" w:w="110"/>
+            </w:tcMar>
+          </w:tcPr>
+          <w:p>
+            <w:pPr>
+              <w:keepNext w:val="false"/>
+              <w:keepLines/>
+              <w:spacing w:after="0" w:line="260"/>
+            </w:pPr>
+            <w:r>
+              <w:rPr>
+                <w:rFonts w:ascii="IBM Plex Sans" w:cs="IBM Plex Sans" w:eastAsia="IBM Plex Sans" w:hAnsi="IBM Plex Sans"/>
+                <w:sz w:val="19"/>
+                <w:szCs w:val="19"/>
+              </w:rPr>
+              <w:t xml:space="preserve">Puentes de alambre</w:t>
+            </w:r>
+          </w:p>
+        </w:tc>
+        <w:tc>
+          <w:tcPr>
+            <w:tcW w:type="dxa" w:w="2600"/>
+            <w:tcBorders>
+              <w:top w:val="single" w:color="CDD8E0" w:sz="4"/>
+              <w:left w:val="single" w:color="CDD8E0" w:sz="4"/>
+              <w:bottom w:val="single" w:color="CDD8E0" w:sz="4"/>
+              <w:right w:val="single" w:color="CDD8E0" w:sz="4"/>
+            </w:tcBorders>
+            <w:shd w:fill="EDF1F5" w:color="auto" w:val="clear"/>
+            <w:tcMar>
+              <w:top w:type="dxa" w:w="70"/>
+              <w:left w:type="dxa" w:w="110"/>
+              <w:bottom w:type="dxa" w:w="70"/>
+              <w:right w:type="dxa" w:w="110"/>
+            </w:tcMar>
+          </w:tcPr>
+          <w:p>
+            <w:pPr>
+              <w:keepNext w:val="false"/>
+              <w:keepLines/>
+              <w:spacing w:after="0" w:line="260"/>
+            </w:pPr>
+            <w:r>
+              <w:rPr>
+                <w:rFonts w:ascii="IBM Plex Sans" w:cs="IBM Plex Sans" w:eastAsia="IBM Plex Sans" w:hAnsi="IBM Plex Sans"/>
+                <w:sz w:val="19"/>
+                <w:szCs w:val="19"/>
+              </w:rPr>
+              <w:t xml:space="preserve">Continuidad de punta a punta: J4-3 ↔ J5-5 y J8-1 ↔ J5-6 en la principal; U3 ↔ R7 en la del Nivel 2</w:t>
+            </w:r>
+          </w:p>
+        </w:tc>
+        <w:tc>
+          <w:tcPr>
+            <w:tcW w:type="dxa" w:w="2100"/>
+            <w:tcBorders>
+              <w:top w:val="single" w:color="CDD8E0" w:sz="4"/>
+              <w:left w:val="single" w:color="CDD8E0" w:sz="4"/>
+              <w:bottom w:val="single" w:color="CDD8E0" w:sz="4"/>
+              <w:right w:val="single" w:color="CDD8E0" w:sz="4"/>
+            </w:tcBorders>
+            <w:shd w:fill="EDF1F5" w:color="auto" w:val="clear"/>
+            <w:tcMar>
+              <w:top w:type="dxa" w:w="70"/>
+              <w:left w:type="dxa" w:w="110"/>
+              <w:bottom w:type="dxa" w:w="70"/>
+              <w:right w:type="dxa" w:w="110"/>
+            </w:tcMar>
+          </w:tcPr>
+          <w:p>
+            <w:pPr>
+              <w:keepNext w:val="false"/>
+              <w:keepLines/>
+              <w:spacing w:after="0" w:line="260"/>
+            </w:pPr>
+            <w:r>
+              <w:rPr>
+                <w:rFonts w:ascii="IBM Plex Sans" w:cs="IBM Plex Sans" w:eastAsia="IBM Plex Sans" w:hAnsi="IBM Plex Sans"/>
+                <w:sz w:val="19"/>
+                <w:szCs w:val="19"/>
+              </w:rPr>
+              <w:t xml:space="preserve">Pita en los tres, y no contra las patas de al lado</w:t>
+            </w:r>
+          </w:p>
+        </w:tc>
+        <w:tc>
+          <w:tcPr>
+            <w:tcW w:type="dxa" w:w="2418"/>
+            <w:tcBorders>
+              <w:top w:val="single" w:color="CDD8E0" w:sz="4"/>
+              <w:left w:val="single" w:color="CDD8E0" w:sz="4"/>
+              <w:bottom w:val="single" w:color="CDD8E0" w:sz="4"/>
+              <w:right w:val="single" w:color="CDD8E0" w:sz="4"/>
+            </w:tcBorders>
+            <w:shd w:fill="EDF1F5" w:color="auto" w:val="clear"/>
+            <w:tcMar>
+              <w:top w:type="dxa" w:w="70"/>
+              <w:left w:type="dxa" w:w="110"/>
+              <w:bottom w:type="dxa" w:w="70"/>
+              <w:right w:type="dxa" w:w="110"/>
+            </w:tcMar>
+          </w:tcPr>
+          <w:p>
+            <w:pPr>
+              <w:keepNext w:val="false"/>
+              <w:keepLines/>
+              <w:spacing w:after="0" w:line="260"/>
+            </w:pPr>
+            <w:r>
+              <w:rPr>
+                <w:rFonts w:ascii="IBM Plex Sans" w:cs="IBM Plex Sans" w:eastAsia="IBM Plex Sans" w:hAnsi="IBM Plex Sans"/>
+                <w:sz w:val="19"/>
+                <w:szCs w:val="19"/>
+              </w:rPr>
+              <w:t xml:space="preserve">Rehacer ese puente</w:t>
+            </w:r>
+          </w:p>
+        </w:tc>
+      </w:tr>
     </w:tbl>
     <w:p>
       <w:pPr>
@@ -2347,7 +2617,7 @@
                 <w:sz w:val="19"/>
                 <w:szCs w:val="19"/>
               </w:rPr>
-              <w:t xml:space="preserve">☐ 7</w:t>
+              <w:t xml:space="preserve">☐ 9</w:t>
             </w:r>
           </w:p>
         </w:tc>
@@ -2411,7 +2681,7 @@
                 <w:sz w:val="19"/>
                 <w:szCs w:val="19"/>
               </w:rPr>
-              <w:t xml:space="preserve">Tensión continua entre +Vo y −Vo (o entre VIN y GND del ESP32)</w:t>
+              <w:t xml:space="preserve">Tensión continua entre +Vo y −Vo (o entre P1-10 y P1-9 de la plaqueta del ESP32)</w:t>
             </w:r>
           </w:p>
         </w:tc>
@@ -2493,27 +2763,26 @@
               <w:bottom w:val="single" w:color="CDD8E0" w:sz="4"/>
               <w:right w:val="single" w:color="CDD8E0" w:sz="4"/>
             </w:tcBorders>
-            <w:shd w:fill="EDF1F5" w:color="auto" w:val="clear"/>
-            <w:tcMar>
-              <w:top w:type="dxa" w:w="70"/>
-              <w:left w:type="dxa" w:w="110"/>
-              <w:bottom w:type="dxa" w:w="70"/>
-              <w:right w:type="dxa" w:w="110"/>
-            </w:tcMar>
-          </w:tcPr>
-          <w:p>
-            <w:pPr>
-              <w:keepNext w:val="false"/>
-              <w:keepLines/>
-              <w:spacing w:after="0" w:line="260"/>
-            </w:pPr>
-            <w:r>
-              <w:rPr>
-                <w:rFonts w:ascii="IBM Plex Sans" w:cs="IBM Plex Sans" w:eastAsia="IBM Plex Sans" w:hAnsi="IBM Plex Sans"/>
-                <w:sz w:val="19"/>
-                <w:szCs w:val="19"/>
-              </w:rPr>
-              <w:t xml:space="preserve">☐ 8</w:t>
+            <w:tcMar>
+              <w:top w:type="dxa" w:w="70"/>
+              <w:left w:type="dxa" w:w="110"/>
+              <w:bottom w:type="dxa" w:w="70"/>
+              <w:right w:type="dxa" w:w="110"/>
+            </w:tcMar>
+          </w:tcPr>
+          <w:p>
+            <w:pPr>
+              <w:keepNext w:val="false"/>
+              <w:keepLines/>
+              <w:spacing w:after="0" w:line="260"/>
+            </w:pPr>
+            <w:r>
+              <w:rPr>
+                <w:rFonts w:ascii="IBM Plex Sans" w:cs="IBM Plex Sans" w:eastAsia="IBM Plex Sans" w:hAnsi="IBM Plex Sans"/>
+                <w:sz w:val="19"/>
+                <w:szCs w:val="19"/>
+              </w:rPr>
+              <w:t xml:space="preserve">☐ 10</w:t>
             </w:r>
           </w:p>
         </w:tc>
@@ -2526,27 +2795,26 @@
               <w:bottom w:val="single" w:color="CDD8E0" w:sz="4"/>
               <w:right w:val="single" w:color="CDD8E0" w:sz="4"/>
             </w:tcBorders>
-            <w:shd w:fill="EDF1F5" w:color="auto" w:val="clear"/>
-            <w:tcMar>
-              <w:top w:type="dxa" w:w="70"/>
-              <w:left w:type="dxa" w:w="110"/>
-              <w:bottom w:type="dxa" w:w="70"/>
-              <w:right w:type="dxa" w:w="110"/>
-            </w:tcMar>
-          </w:tcPr>
-          <w:p>
-            <w:pPr>
-              <w:keepNext w:val="false"/>
-              <w:keepLines/>
-              <w:spacing w:after="0" w:line="260"/>
-            </w:pPr>
-            <w:r>
-              <w:rPr>
-                <w:rFonts w:ascii="IBM Plex Sans" w:cs="IBM Plex Sans" w:eastAsia="IBM Plex Sans" w:hAnsi="IBM Plex Sans"/>
-                <w:sz w:val="19"/>
-                <w:szCs w:val="19"/>
-              </w:rPr>
-              <w:t xml:space="preserve">Los 3,3 V del ESP32</w:t>
+            <w:tcMar>
+              <w:top w:type="dxa" w:w="70"/>
+              <w:left w:type="dxa" w:w="110"/>
+              <w:bottom w:type="dxa" w:w="70"/>
+              <w:right w:type="dxa" w:w="110"/>
+            </w:tcMar>
+          </w:tcPr>
+          <w:p>
+            <w:pPr>
+              <w:keepNext w:val="false"/>
+              <w:keepLines/>
+              <w:spacing w:after="0" w:line="260"/>
+            </w:pPr>
+            <w:r>
+              <w:rPr>
+                <w:rFonts w:ascii="IBM Plex Sans" w:cs="IBM Plex Sans" w:eastAsia="IBM Plex Sans" w:hAnsi="IBM Plex Sans"/>
+                <w:sz w:val="19"/>
+                <w:szCs w:val="19"/>
+              </w:rPr>
+              <w:t xml:space="preserve">Plaqueta del ESP32, antes de enchufarlo</w:t>
             </w:r>
           </w:p>
         </w:tc>
@@ -2559,27 +2827,26 @@
               <w:bottom w:val="single" w:color="CDD8E0" w:sz="4"/>
               <w:right w:val="single" w:color="CDD8E0" w:sz="4"/>
             </w:tcBorders>
-            <w:shd w:fill="EDF1F5" w:color="auto" w:val="clear"/>
-            <w:tcMar>
-              <w:top w:type="dxa" w:w="70"/>
-              <w:left w:type="dxa" w:w="110"/>
-              <w:bottom w:type="dxa" w:w="70"/>
-              <w:right w:type="dxa" w:w="110"/>
-            </w:tcMar>
-          </w:tcPr>
-          <w:p>
-            <w:pPr>
-              <w:keepNext w:val="false"/>
-              <w:keepLines/>
-              <w:spacing w:after="0" w:line="260"/>
-            </w:pPr>
-            <w:r>
-              <w:rPr>
-                <w:rFonts w:ascii="IBM Plex Sans" w:cs="IBM Plex Sans" w:eastAsia="IBM Plex Sans" w:hAnsi="IBM Plex Sans"/>
-                <w:sz w:val="19"/>
-                <w:szCs w:val="19"/>
-              </w:rPr>
-              <w:t xml:space="preserve">Tensión continua entre el pin 3V3 y GND</w:t>
+            <w:tcMar>
+              <w:top w:type="dxa" w:w="70"/>
+              <w:left w:type="dxa" w:w="110"/>
+              <w:bottom w:type="dxa" w:w="70"/>
+              <w:right w:type="dxa" w:w="110"/>
+            </w:tcMar>
+          </w:tcPr>
+          <w:p>
+            <w:pPr>
+              <w:keepNext w:val="false"/>
+              <w:keepLines/>
+              <w:spacing w:after="0" w:line="260"/>
+            </w:pPr>
+            <w:r>
+              <w:rPr>
+                <w:rFonts w:ascii="IBM Plex Sans" w:cs="IBM Plex Sans" w:eastAsia="IBM Plex Sans" w:hAnsi="IBM Plex Sans"/>
+                <w:sz w:val="19"/>
+                <w:szCs w:val="19"/>
+              </w:rPr>
+              <w:t xml:space="preserve">Sin el ESP32, tensión continua en P1</w:t>
             </w:r>
           </w:p>
         </w:tc>
@@ -2592,27 +2859,26 @@
               <w:bottom w:val="single" w:color="CDD8E0" w:sz="4"/>
               <w:right w:val="single" w:color="CDD8E0" w:sz="4"/>
             </w:tcBorders>
-            <w:shd w:fill="EDF1F5" w:color="auto" w:val="clear"/>
-            <w:tcMar>
-              <w:top w:type="dxa" w:w="70"/>
-              <w:left w:type="dxa" w:w="110"/>
-              <w:bottom w:type="dxa" w:w="70"/>
-              <w:right w:type="dxa" w:w="110"/>
-            </w:tcMar>
-          </w:tcPr>
-          <w:p>
-            <w:pPr>
-              <w:keepNext w:val="false"/>
-              <w:keepLines/>
-              <w:spacing w:after="0" w:line="260"/>
-            </w:pPr>
-            <w:r>
-              <w:rPr>
-                <w:rFonts w:ascii="IBM Plex Sans" w:cs="IBM Plex Sans" w:eastAsia="IBM Plex Sans" w:hAnsi="IBM Plex Sans"/>
-                <w:sz w:val="19"/>
-                <w:szCs w:val="19"/>
-              </w:rPr>
-              <w:t xml:space="preserve">Entre 3,2 y 3,4 V</w:t>
+            <w:tcMar>
+              <w:top w:type="dxa" w:w="70"/>
+              <w:left w:type="dxa" w:w="110"/>
+              <w:bottom w:type="dxa" w:w="70"/>
+              <w:right w:type="dxa" w:w="110"/>
+            </w:tcMar>
+          </w:tcPr>
+          <w:p>
+            <w:pPr>
+              <w:keepNext w:val="false"/>
+              <w:keepLines/>
+              <w:spacing w:after="0" w:line="260"/>
+            </w:pPr>
+            <w:r>
+              <w:rPr>
+                <w:rFonts w:ascii="IBM Plex Sans" w:cs="IBM Plex Sans" w:eastAsia="IBM Plex Sans" w:hAnsi="IBM Plex Sans"/>
+                <w:sz w:val="19"/>
+                <w:szCs w:val="19"/>
+              </w:rPr>
+              <w:t xml:space="preserve">5 V entre P1-10 y P1-9; 0 V en P1-1</w:t>
             </w:r>
           </w:p>
         </w:tc>
@@ -2625,27 +2891,26 @@
               <w:bottom w:val="single" w:color="CDD8E0" w:sz="4"/>
               <w:right w:val="single" w:color="CDD8E0" w:sz="4"/>
             </w:tcBorders>
-            <w:shd w:fill="EDF1F5" w:color="auto" w:val="clear"/>
-            <w:tcMar>
-              <w:top w:type="dxa" w:w="70"/>
-              <w:left w:type="dxa" w:w="110"/>
-              <w:bottom w:type="dxa" w:w="70"/>
-              <w:right w:type="dxa" w:w="110"/>
-            </w:tcMar>
-          </w:tcPr>
-          <w:p>
-            <w:pPr>
-              <w:keepNext w:val="false"/>
-              <w:keepLines/>
-              <w:spacing w:after="0" w:line="260"/>
-            </w:pPr>
-            <w:r>
-              <w:rPr>
-                <w:rFonts w:ascii="IBM Plex Sans" w:cs="IBM Plex Sans" w:eastAsia="IBM Plex Sans" w:hAnsi="IBM Plex Sans"/>
-                <w:sz w:val="19"/>
-                <w:szCs w:val="19"/>
-              </w:rPr>
-              <w:t xml:space="preserve">Revisar la alimentación de la placa</w:t>
+            <w:tcMar>
+              <w:top w:type="dxa" w:w="70"/>
+              <w:left w:type="dxa" w:w="110"/>
+              <w:bottom w:type="dxa" w:w="70"/>
+              <w:right w:type="dxa" w:w="110"/>
+            </w:tcMar>
+          </w:tcPr>
+          <w:p>
+            <w:pPr>
+              <w:keepNext w:val="false"/>
+              <w:keepLines/>
+              <w:spacing w:after="0" w:line="260"/>
+            </w:pPr>
+            <w:r>
+              <w:rPr>
+                <w:rFonts w:ascii="IBM Plex Sans" w:cs="IBM Plex Sans" w:eastAsia="IBM Plex Sans" w:hAnsi="IBM Plex Sans"/>
+                <w:sz w:val="19"/>
+                <w:szCs w:val="19"/>
+              </w:rPr>
+              <w:t xml:space="preserve">5 V en otro pin: hay un cable cruzado. No enchufar el ESP32</w:t>
             </w:r>
           </w:p>
         </w:tc>
@@ -2663,26 +2928,27 @@
               <w:bottom w:val="single" w:color="CDD8E0" w:sz="4"/>
               <w:right w:val="single" w:color="CDD8E0" w:sz="4"/>
             </w:tcBorders>
-            <w:tcMar>
-              <w:top w:type="dxa" w:w="70"/>
-              <w:left w:type="dxa" w:w="110"/>
-              <w:bottom w:type="dxa" w:w="70"/>
-              <w:right w:type="dxa" w:w="110"/>
-            </w:tcMar>
-          </w:tcPr>
-          <w:p>
-            <w:pPr>
-              <w:keepNext w:val="false"/>
-              <w:keepLines/>
-              <w:spacing w:after="0" w:line="260"/>
-            </w:pPr>
-            <w:r>
-              <w:rPr>
-                <w:rFonts w:ascii="IBM Plex Sans" w:cs="IBM Plex Sans" w:eastAsia="IBM Plex Sans" w:hAnsi="IBM Plex Sans"/>
-                <w:sz w:val="19"/>
-                <w:szCs w:val="19"/>
-              </w:rPr>
-              <w:t xml:space="preserve">☐ 9</w:t>
+            <w:shd w:fill="EDF1F5" w:color="auto" w:val="clear"/>
+            <w:tcMar>
+              <w:top w:type="dxa" w:w="70"/>
+              <w:left w:type="dxa" w:w="110"/>
+              <w:bottom w:type="dxa" w:w="70"/>
+              <w:right w:type="dxa" w:w="110"/>
+            </w:tcMar>
+          </w:tcPr>
+          <w:p>
+            <w:pPr>
+              <w:keepNext w:val="false"/>
+              <w:keepLines/>
+              <w:spacing w:after="0" w:line="260"/>
+            </w:pPr>
+            <w:r>
+              <w:rPr>
+                <w:rFonts w:ascii="IBM Plex Sans" w:cs="IBM Plex Sans" w:eastAsia="IBM Plex Sans" w:hAnsi="IBM Plex Sans"/>
+                <w:sz w:val="19"/>
+                <w:szCs w:val="19"/>
+              </w:rPr>
+              <w:t xml:space="preserve">☐ 11</w:t>
             </w:r>
           </w:p>
         </w:tc>
@@ -2695,26 +2961,27 @@
               <w:bottom w:val="single" w:color="CDD8E0" w:sz="4"/>
               <w:right w:val="single" w:color="CDD8E0" w:sz="4"/>
             </w:tcBorders>
-            <w:tcMar>
-              <w:top w:type="dxa" w:w="70"/>
-              <w:left w:type="dxa" w:w="110"/>
-              <w:bottom w:type="dxa" w:w="70"/>
-              <w:right w:type="dxa" w:w="110"/>
-            </w:tcMar>
-          </w:tcPr>
-          <w:p>
-            <w:pPr>
-              <w:keepNext w:val="false"/>
-              <w:keepLines/>
-              <w:spacing w:after="0" w:line="260"/>
-            </w:pPr>
-            <w:r>
-              <w:rPr>
-                <w:rFonts w:ascii="IBM Plex Sans" w:cs="IBM Plex Sans" w:eastAsia="IBM Plex Sans" w:hAnsi="IBM Plex Sans"/>
-                <w:sz w:val="19"/>
-                <w:szCs w:val="19"/>
-              </w:rPr>
-              <w:t xml:space="preserve">Polarización de los pines</w:t>
+            <w:shd w:fill="EDF1F5" w:color="auto" w:val="clear"/>
+            <w:tcMar>
+              <w:top w:type="dxa" w:w="70"/>
+              <w:left w:type="dxa" w:w="110"/>
+              <w:bottom w:type="dxa" w:w="70"/>
+              <w:right w:type="dxa" w:w="110"/>
+            </w:tcMar>
+          </w:tcPr>
+          <w:p>
+            <w:pPr>
+              <w:keepNext w:val="false"/>
+              <w:keepLines/>
+              <w:spacing w:after="0" w:line="260"/>
+            </w:pPr>
+            <w:r>
+              <w:rPr>
+                <w:rFonts w:ascii="IBM Plex Sans" w:cs="IBM Plex Sans" w:eastAsia="IBM Plex Sans" w:hAnsi="IBM Plex Sans"/>
+                <w:sz w:val="19"/>
+                <w:szCs w:val="19"/>
+              </w:rPr>
+              <w:t xml:space="preserve">Los 3,3 V del ESP32</w:t>
             </w:r>
           </w:p>
         </w:tc>
@@ -2727,26 +2994,27 @@
               <w:bottom w:val="single" w:color="CDD8E0" w:sz="4"/>
               <w:right w:val="single" w:color="CDD8E0" w:sz="4"/>
             </w:tcBorders>
-            <w:tcMar>
-              <w:top w:type="dxa" w:w="70"/>
-              <w:left w:type="dxa" w:w="110"/>
-              <w:bottom w:type="dxa" w:w="70"/>
-              <w:right w:type="dxa" w:w="110"/>
-            </w:tcMar>
-          </w:tcPr>
-          <w:p>
-            <w:pPr>
-              <w:keepNext w:val="false"/>
-              <w:keepLines/>
-              <w:spacing w:after="0" w:line="260"/>
-            </w:pPr>
-            <w:r>
-              <w:rPr>
-                <w:rFonts w:ascii="IBM Plex Sans" w:cs="IBM Plex Sans" w:eastAsia="IBM Plex Sans" w:hAnsi="IBM Plex Sans"/>
-                <w:sz w:val="19"/>
-                <w:szCs w:val="19"/>
-              </w:rPr>
-              <w:t xml:space="preserve">Tensión continua entre cada GPIO y GND</w:t>
+            <w:shd w:fill="EDF1F5" w:color="auto" w:val="clear"/>
+            <w:tcMar>
+              <w:top w:type="dxa" w:w="70"/>
+              <w:left w:type="dxa" w:w="110"/>
+              <w:bottom w:type="dxa" w:w="70"/>
+              <w:right w:type="dxa" w:w="110"/>
+            </w:tcMar>
+          </w:tcPr>
+          <w:p>
+            <w:pPr>
+              <w:keepNext w:val="false"/>
+              <w:keepLines/>
+              <w:spacing w:after="0" w:line="260"/>
+            </w:pPr>
+            <w:r>
+              <w:rPr>
+                <w:rFonts w:ascii="IBM Plex Sans" w:cs="IBM Plex Sans" w:eastAsia="IBM Plex Sans" w:hAnsi="IBM Plex Sans"/>
+                <w:sz w:val="19"/>
+                <w:szCs w:val="19"/>
+              </w:rPr>
+              <w:t xml:space="preserve">Tensión continua entre P1-1 (3V3) y GND</w:t>
             </w:r>
           </w:p>
         </w:tc>
@@ -2759,26 +3027,27 @@
               <w:bottom w:val="single" w:color="CDD8E0" w:sz="4"/>
               <w:right w:val="single" w:color="CDD8E0" w:sz="4"/>
             </w:tcBorders>
-            <w:tcMar>
-              <w:top w:type="dxa" w:w="70"/>
-              <w:left w:type="dxa" w:w="110"/>
-              <w:bottom w:type="dxa" w:w="70"/>
-              <w:right w:type="dxa" w:w="110"/>
-            </w:tcMar>
-          </w:tcPr>
-          <w:p>
-            <w:pPr>
-              <w:keepNext w:val="false"/>
-              <w:keepLines/>
-              <w:spacing w:after="0" w:line="260"/>
-            </w:pPr>
-            <w:r>
-              <w:rPr>
-                <w:rFonts w:ascii="IBM Plex Sans" w:cs="IBM Plex Sans" w:eastAsia="IBM Plex Sans" w:hAnsi="IBM Plex Sans"/>
-                <w:sz w:val="19"/>
-                <w:szCs w:val="19"/>
-              </w:rPr>
-              <w:t xml:space="preserve">GPIO 25, 26, 32, 33 y 34 ≈ 3,3 V · GPIO 27 ≈ 0 V (con el telar encendido, 32, 33 y 34 dan 0 V)</w:t>
+            <w:shd w:fill="EDF1F5" w:color="auto" w:val="clear"/>
+            <w:tcMar>
+              <w:top w:type="dxa" w:w="70"/>
+              <w:left w:type="dxa" w:w="110"/>
+              <w:bottom w:type="dxa" w:w="70"/>
+              <w:right w:type="dxa" w:w="110"/>
+            </w:tcMar>
+          </w:tcPr>
+          <w:p>
+            <w:pPr>
+              <w:keepNext w:val="false"/>
+              <w:keepLines/>
+              <w:spacing w:after="0" w:line="260"/>
+            </w:pPr>
+            <w:r>
+              <w:rPr>
+                <w:rFonts w:ascii="IBM Plex Sans" w:cs="IBM Plex Sans" w:eastAsia="IBM Plex Sans" w:hAnsi="IBM Plex Sans"/>
+                <w:sz w:val="19"/>
+                <w:szCs w:val="19"/>
+              </w:rPr>
+              <w:t xml:space="preserve">Entre 3,2 y 3,4 V</w:t>
             </w:r>
           </w:p>
         </w:tc>
@@ -2791,26 +3060,27 @@
               <w:bottom w:val="single" w:color="CDD8E0" w:sz="4"/>
               <w:right w:val="single" w:color="CDD8E0" w:sz="4"/>
             </w:tcBorders>
-            <w:tcMar>
-              <w:top w:type="dxa" w:w="70"/>
-              <w:left w:type="dxa" w:w="110"/>
-              <w:bottom w:type="dxa" w:w="70"/>
-              <w:right w:type="dxa" w:w="110"/>
-            </w:tcMar>
-          </w:tcPr>
-          <w:p>
-            <w:pPr>
-              <w:keepNext w:val="false"/>
-              <w:keepLines/>
-              <w:spacing w:after="0" w:line="260"/>
-            </w:pPr>
-            <w:r>
-              <w:rPr>
-                <w:rFonts w:ascii="IBM Plex Sans" w:cs="IBM Plex Sans" w:eastAsia="IBM Plex Sans" w:hAnsi="IBM Plex Sans"/>
-                <w:sz w:val="19"/>
-                <w:szCs w:val="19"/>
-              </w:rPr>
-              <w:t xml:space="preserve">Si el 27 da 3,3 V, su resistencia de 10 kΩ está a 3V3 y va a GND</w:t>
+            <w:shd w:fill="EDF1F5" w:color="auto" w:val="clear"/>
+            <w:tcMar>
+              <w:top w:type="dxa" w:w="70"/>
+              <w:left w:type="dxa" w:w="110"/>
+              <w:bottom w:type="dxa" w:w="70"/>
+              <w:right w:type="dxa" w:w="110"/>
+            </w:tcMar>
+          </w:tcPr>
+          <w:p>
+            <w:pPr>
+              <w:keepNext w:val="false"/>
+              <w:keepLines/>
+              <w:spacing w:after="0" w:line="260"/>
+            </w:pPr>
+            <w:r>
+              <w:rPr>
+                <w:rFonts w:ascii="IBM Plex Sans" w:cs="IBM Plex Sans" w:eastAsia="IBM Plex Sans" w:hAnsi="IBM Plex Sans"/>
+                <w:sz w:val="19"/>
+                <w:szCs w:val="19"/>
+              </w:rPr>
+              <w:t xml:space="preserve">Revisar la alimentación de la placa</w:t>
             </w:r>
           </w:p>
         </w:tc>
@@ -2828,27 +3098,26 @@
               <w:bottom w:val="single" w:color="CDD8E0" w:sz="4"/>
               <w:right w:val="single" w:color="CDD8E0" w:sz="4"/>
             </w:tcBorders>
-            <w:shd w:fill="EDF1F5" w:color="auto" w:val="clear"/>
-            <w:tcMar>
-              <w:top w:type="dxa" w:w="70"/>
-              <w:left w:type="dxa" w:w="110"/>
-              <w:bottom w:type="dxa" w:w="70"/>
-              <w:right w:type="dxa" w:w="110"/>
-            </w:tcMar>
-          </w:tcPr>
-          <w:p>
-            <w:pPr>
-              <w:keepNext w:val="false"/>
-              <w:keepLines/>
-              <w:spacing w:after="0" w:line="260"/>
-            </w:pPr>
-            <w:r>
-              <w:rPr>
-                <w:rFonts w:ascii="IBM Plex Sans" w:cs="IBM Plex Sans" w:eastAsia="IBM Plex Sans" w:hAnsi="IBM Plex Sans"/>
-                <w:sz w:val="19"/>
-                <w:szCs w:val="19"/>
-              </w:rPr>
-              <w:t xml:space="preserve">☐ 10</w:t>
+            <w:tcMar>
+              <w:top w:type="dxa" w:w="70"/>
+              <w:left w:type="dxa" w:w="110"/>
+              <w:bottom w:type="dxa" w:w="70"/>
+              <w:right w:type="dxa" w:w="110"/>
+            </w:tcMar>
+          </w:tcPr>
+          <w:p>
+            <w:pPr>
+              <w:keepNext w:val="false"/>
+              <w:keepLines/>
+              <w:spacing w:after="0" w:line="260"/>
+            </w:pPr>
+            <w:r>
+              <w:rPr>
+                <w:rFonts w:ascii="IBM Plex Sans" w:cs="IBM Plex Sans" w:eastAsia="IBM Plex Sans" w:hAnsi="IBM Plex Sans"/>
+                <w:sz w:val="19"/>
+                <w:szCs w:val="19"/>
+              </w:rPr>
+              <w:t xml:space="preserve">☐ 12</w:t>
             </w:r>
           </w:p>
         </w:tc>
@@ -2861,27 +3130,26 @@
               <w:bottom w:val="single" w:color="CDD8E0" w:sz="4"/>
               <w:right w:val="single" w:color="CDD8E0" w:sz="4"/>
             </w:tcBorders>
-            <w:shd w:fill="EDF1F5" w:color="auto" w:val="clear"/>
-            <w:tcMar>
-              <w:top w:type="dxa" w:w="70"/>
-              <w:left w:type="dxa" w:w="110"/>
-              <w:bottom w:type="dxa" w:w="70"/>
-              <w:right w:type="dxa" w:w="110"/>
-            </w:tcMar>
-          </w:tcPr>
-          <w:p>
-            <w:pPr>
-              <w:keepNext w:val="false"/>
-              <w:keepLines/>
-              <w:spacing w:after="0" w:line="260"/>
-            </w:pPr>
-            <w:r>
-              <w:rPr>
-                <w:rFonts w:ascii="IBM Plex Sans" w:cs="IBM Plex Sans" w:eastAsia="IBM Plex Sans" w:hAnsi="IBM Plex Sans"/>
-                <w:sz w:val="19"/>
-                <w:szCs w:val="19"/>
-              </w:rPr>
-              <w:t xml:space="preserve">Módulo de 2 canales en reposo</w:t>
+            <w:tcMar>
+              <w:top w:type="dxa" w:w="70"/>
+              <w:left w:type="dxa" w:w="110"/>
+              <w:bottom w:type="dxa" w:w="70"/>
+              <w:right w:type="dxa" w:w="110"/>
+            </w:tcMar>
+          </w:tcPr>
+          <w:p>
+            <w:pPr>
+              <w:keepNext w:val="false"/>
+              <w:keepLines/>
+              <w:spacing w:after="0" w:line="260"/>
+            </w:pPr>
+            <w:r>
+              <w:rPr>
+                <w:rFonts w:ascii="IBM Plex Sans" w:cs="IBM Plex Sans" w:eastAsia="IBM Plex Sans" w:hAnsi="IBM Plex Sans"/>
+                <w:sz w:val="19"/>
+                <w:szCs w:val="19"/>
+              </w:rPr>
+              <w:t xml:space="preserve">Polarización de los pines</w:t>
             </w:r>
           </w:p>
         </w:tc>
@@ -2894,27 +3162,26 @@
               <w:bottom w:val="single" w:color="CDD8E0" w:sz="4"/>
               <w:right w:val="single" w:color="CDD8E0" w:sz="4"/>
             </w:tcBorders>
-            <w:shd w:fill="EDF1F5" w:color="auto" w:val="clear"/>
-            <w:tcMar>
-              <w:top w:type="dxa" w:w="70"/>
-              <w:left w:type="dxa" w:w="110"/>
-              <w:bottom w:type="dxa" w:w="70"/>
-              <w:right w:type="dxa" w:w="110"/>
-            </w:tcMar>
-          </w:tcPr>
-          <w:p>
-            <w:pPr>
-              <w:keepNext w:val="false"/>
-              <w:keepLines/>
-              <w:spacing w:after="0" w:line="260"/>
-            </w:pPr>
-            <w:r>
-              <w:rPr>
-                <w:rFonts w:ascii="IBM Plex Sans" w:cs="IBM Plex Sans" w:eastAsia="IBM Plex Sans" w:hAnsi="IBM Plex Sans"/>
-                <w:sz w:val="19"/>
-                <w:szCs w:val="19"/>
-              </w:rPr>
-              <w:t xml:space="preserve">Mirar el LED de IN1 e IN2 sin mandar ninguna orden</w:t>
+            <w:tcMar>
+              <w:top w:type="dxa" w:w="70"/>
+              <w:left w:type="dxa" w:w="110"/>
+              <w:bottom w:type="dxa" w:w="70"/>
+              <w:right w:type="dxa" w:w="110"/>
+            </w:tcMar>
+          </w:tcPr>
+          <w:p>
+            <w:pPr>
+              <w:keepNext w:val="false"/>
+              <w:keepLines/>
+              <w:spacing w:after="0" w:line="260"/>
+            </w:pPr>
+            <w:r>
+              <w:rPr>
+                <w:rFonts w:ascii="IBM Plex Sans" w:cs="IBM Plex Sans" w:eastAsia="IBM Plex Sans" w:hAnsi="IBM Plex Sans"/>
+                <w:sz w:val="19"/>
+                <w:szCs w:val="19"/>
+              </w:rPr>
+              <w:t xml:space="preserve">Tensión continua entre cada GPIO y GND</w:t>
             </w:r>
           </w:p>
         </w:tc>
@@ -2927,27 +3194,26 @@
               <w:bottom w:val="single" w:color="CDD8E0" w:sz="4"/>
               <w:right w:val="single" w:color="CDD8E0" w:sz="4"/>
             </w:tcBorders>
-            <w:shd w:fill="EDF1F5" w:color="auto" w:val="clear"/>
-            <w:tcMar>
-              <w:top w:type="dxa" w:w="70"/>
-              <w:left w:type="dxa" w:w="110"/>
-              <w:bottom w:type="dxa" w:w="70"/>
-              <w:right w:type="dxa" w:w="110"/>
-            </w:tcMar>
-          </w:tcPr>
-          <w:p>
-            <w:pPr>
-              <w:keepNext w:val="false"/>
-              <w:keepLines/>
-              <w:spacing w:after="0" w:line="260"/>
-            </w:pPr>
-            <w:r>
-              <w:rPr>
-                <w:rFonts w:ascii="IBM Plex Sans" w:cs="IBM Plex Sans" w:eastAsia="IBM Plex Sans" w:hAnsi="IBM Plex Sans"/>
-                <w:sz w:val="19"/>
-                <w:szCs w:val="19"/>
-              </w:rPr>
-              <w:t xml:space="preserve">Apagados del todo, ni siquiera tenues</w:t>
+            <w:tcMar>
+              <w:top w:type="dxa" w:w="70"/>
+              <w:left w:type="dxa" w:w="110"/>
+              <w:bottom w:type="dxa" w:w="70"/>
+              <w:right w:type="dxa" w:w="110"/>
+            </w:tcMar>
+          </w:tcPr>
+          <w:p>
+            <w:pPr>
+              <w:keepNext w:val="false"/>
+              <w:keepLines/>
+              <w:spacing w:after="0" w:line="260"/>
+            </w:pPr>
+            <w:r>
+              <w:rPr>
+                <w:rFonts w:ascii="IBM Plex Sans" w:cs="IBM Plex Sans" w:eastAsia="IBM Plex Sans" w:hAnsi="IBM Plex Sans"/>
+                <w:sz w:val="19"/>
+                <w:szCs w:val="19"/>
+              </w:rPr>
+              <w:t xml:space="preserve">GPIO 25, 26, 32, 33 y 34 ≈ 3,3 V · GPIO 27 ≈ 0 V (con el telar encendido, 32, 33 y 34 dan 0 V)</w:t>
             </w:r>
           </w:p>
         </w:tc>
@@ -2960,27 +3226,26 @@
               <w:bottom w:val="single" w:color="CDD8E0" w:sz="4"/>
               <w:right w:val="single" w:color="CDD8E0" w:sz="4"/>
             </w:tcBorders>
-            <w:shd w:fill="EDF1F5" w:color="auto" w:val="clear"/>
-            <w:tcMar>
-              <w:top w:type="dxa" w:w="70"/>
-              <w:left w:type="dxa" w:w="110"/>
-              <w:bottom w:type="dxa" w:w="70"/>
-              <w:right w:type="dxa" w:w="110"/>
-            </w:tcMar>
-          </w:tcPr>
-          <w:p>
-            <w:pPr>
-              <w:keepNext w:val="false"/>
-              <w:keepLines/>
-              <w:spacing w:after="0" w:line="260"/>
-            </w:pPr>
-            <w:r>
-              <w:rPr>
-                <w:rFonts w:ascii="IBM Plex Sans" w:cs="IBM Plex Sans" w:eastAsia="IBM Plex Sans" w:hAnsi="IBM Plex Sans"/>
-                <w:sz w:val="19"/>
-                <w:szCs w:val="19"/>
-              </w:rPr>
-              <w:t xml:space="preserve">Ver la fila siguiente antes de encender el telar</w:t>
+            <w:tcMar>
+              <w:top w:type="dxa" w:w="70"/>
+              <w:left w:type="dxa" w:w="110"/>
+              <w:bottom w:type="dxa" w:w="70"/>
+              <w:right w:type="dxa" w:w="110"/>
+            </w:tcMar>
+          </w:tcPr>
+          <w:p>
+            <w:pPr>
+              <w:keepNext w:val="false"/>
+              <w:keepLines/>
+              <w:spacing w:after="0" w:line="260"/>
+            </w:pPr>
+            <w:r>
+              <w:rPr>
+                <w:rFonts w:ascii="IBM Plex Sans" w:cs="IBM Plex Sans" w:eastAsia="IBM Plex Sans" w:hAnsi="IBM Plex Sans"/>
+                <w:sz w:val="19"/>
+                <w:szCs w:val="19"/>
+              </w:rPr>
+              <w:t xml:space="preserve">Si el 27 da 3,3 V, su resistencia de 10 kΩ está a 3V3 y va a GND</w:t>
             </w:r>
           </w:p>
         </w:tc>
@@ -2998,26 +3263,27 @@
               <w:bottom w:val="single" w:color="CDD8E0" w:sz="4"/>
               <w:right w:val="single" w:color="CDD8E0" w:sz="4"/>
             </w:tcBorders>
-            <w:tcMar>
-              <w:top w:type="dxa" w:w="70"/>
-              <w:left w:type="dxa" w:w="110"/>
-              <w:bottom w:type="dxa" w:w="70"/>
-              <w:right w:type="dxa" w:w="110"/>
-            </w:tcMar>
-          </w:tcPr>
-          <w:p>
-            <w:pPr>
-              <w:keepNext w:val="false"/>
-              <w:keepLines/>
-              <w:spacing w:after="0" w:line="260"/>
-            </w:pPr>
-            <w:r>
-              <w:rPr>
-                <w:rFonts w:ascii="IBM Plex Sans" w:cs="IBM Plex Sans" w:eastAsia="IBM Plex Sans" w:hAnsi="IBM Plex Sans"/>
-                <w:sz w:val="19"/>
-                <w:szCs w:val="19"/>
-              </w:rPr>
-              <w:t xml:space="preserve">☐ 11</w:t>
+            <w:shd w:fill="EDF1F5" w:color="auto" w:val="clear"/>
+            <w:tcMar>
+              <w:top w:type="dxa" w:w="70"/>
+              <w:left w:type="dxa" w:w="110"/>
+              <w:bottom w:type="dxa" w:w="70"/>
+              <w:right w:type="dxa" w:w="110"/>
+            </w:tcMar>
+          </w:tcPr>
+          <w:p>
+            <w:pPr>
+              <w:keepNext w:val="false"/>
+              <w:keepLines/>
+              <w:spacing w:after="0" w:line="260"/>
+            </w:pPr>
+            <w:r>
+              <w:rPr>
+                <w:rFonts w:ascii="IBM Plex Sans" w:cs="IBM Plex Sans" w:eastAsia="IBM Plex Sans" w:hAnsi="IBM Plex Sans"/>
+                <w:sz w:val="19"/>
+                <w:szCs w:val="19"/>
+              </w:rPr>
+              <w:t xml:space="preserve">☐ 13</w:t>
             </w:r>
           </w:p>
         </w:tc>
@@ -3030,26 +3296,27 @@
               <w:bottom w:val="single" w:color="CDD8E0" w:sz="4"/>
               <w:right w:val="single" w:color="CDD8E0" w:sz="4"/>
             </w:tcBorders>
-            <w:tcMar>
-              <w:top w:type="dxa" w:w="70"/>
-              <w:left w:type="dxa" w:w="110"/>
-              <w:bottom w:type="dxa" w:w="70"/>
-              <w:right w:type="dxa" w:w="110"/>
-            </w:tcMar>
-          </w:tcPr>
-          <w:p>
-            <w:pPr>
-              <w:keepNext w:val="false"/>
-              <w:keepLines/>
-              <w:spacing w:after="0" w:line="260"/>
-            </w:pPr>
-            <w:r>
-              <w:rPr>
-                <w:rFonts w:ascii="IBM Plex Sans" w:cs="IBM Plex Sans" w:eastAsia="IBM Plex Sans" w:hAnsi="IBM Plex Sans"/>
-                <w:sz w:val="19"/>
-                <w:szCs w:val="19"/>
-              </w:rPr>
-              <w:t xml:space="preserve">Corriente de reposo de IN1 e IN2 (si el LED se ve tenue o hay dudas)</w:t>
+            <w:shd w:fill="EDF1F5" w:color="auto" w:val="clear"/>
+            <w:tcMar>
+              <w:top w:type="dxa" w:w="70"/>
+              <w:left w:type="dxa" w:w="110"/>
+              <w:bottom w:type="dxa" w:w="70"/>
+              <w:right w:type="dxa" w:w="110"/>
+            </w:tcMar>
+          </w:tcPr>
+          <w:p>
+            <w:pPr>
+              <w:keepNext w:val="false"/>
+              <w:keepLines/>
+              <w:spacing w:after="0" w:line="260"/>
+            </w:pPr>
+            <w:r>
+              <w:rPr>
+                <w:rFonts w:ascii="IBM Plex Sans" w:cs="IBM Plex Sans" w:eastAsia="IBM Plex Sans" w:hAnsi="IBM Plex Sans"/>
+                <w:sz w:val="19"/>
+                <w:szCs w:val="19"/>
+              </w:rPr>
+              <w:t xml:space="preserve">Módulo de 2 canales en reposo</w:t>
             </w:r>
           </w:p>
         </w:tc>
@@ -3062,26 +3329,27 @@
               <w:bottom w:val="single" w:color="CDD8E0" w:sz="4"/>
               <w:right w:val="single" w:color="CDD8E0" w:sz="4"/>
             </w:tcBorders>
-            <w:tcMar>
-              <w:top w:type="dxa" w:w="70"/>
-              <w:left w:type="dxa" w:w="110"/>
-              <w:bottom w:type="dxa" w:w="70"/>
-              <w:right w:type="dxa" w:w="110"/>
-            </w:tcMar>
-          </w:tcPr>
-          <w:p>
-            <w:pPr>
-              <w:keepNext w:val="false"/>
-              <w:keepLines/>
-              <w:spacing w:after="0" w:line="260"/>
-            </w:pPr>
-            <w:r>
-              <w:rPr>
-                <w:rFonts w:ascii="IBM Plex Sans" w:cs="IBM Plex Sans" w:eastAsia="IBM Plex Sans" w:hAnsi="IBM Plex Sans"/>
-                <w:sz w:val="19"/>
-                <w:szCs w:val="19"/>
-              </w:rPr>
-              <w:t xml:space="preserve">Tensión IN–GND y VCC–IN. Después, mA en serie entre el GPIO y el IN</w:t>
+            <w:shd w:fill="EDF1F5" w:color="auto" w:val="clear"/>
+            <w:tcMar>
+              <w:top w:type="dxa" w:w="70"/>
+              <w:left w:type="dxa" w:w="110"/>
+              <w:bottom w:type="dxa" w:w="70"/>
+              <w:right w:type="dxa" w:w="110"/>
+            </w:tcMar>
+          </w:tcPr>
+          <w:p>
+            <w:pPr>
+              <w:keepNext w:val="false"/>
+              <w:keepLines/>
+              <w:spacing w:after="0" w:line="260"/>
+            </w:pPr>
+            <w:r>
+              <w:rPr>
+                <w:rFonts w:ascii="IBM Plex Sans" w:cs="IBM Plex Sans" w:eastAsia="IBM Plex Sans" w:hAnsi="IBM Plex Sans"/>
+                <w:sz w:val="19"/>
+                <w:szCs w:val="19"/>
+              </w:rPr>
+              <w:t xml:space="preserve">Mirar el LED de IN1 e IN2 sin mandar ninguna orden</w:t>
             </w:r>
           </w:p>
         </w:tc>
@@ -3094,26 +3362,27 @@
               <w:bottom w:val="single" w:color="CDD8E0" w:sz="4"/>
               <w:right w:val="single" w:color="CDD8E0" w:sz="4"/>
             </w:tcBorders>
-            <w:tcMar>
-              <w:top w:type="dxa" w:w="70"/>
-              <w:left w:type="dxa" w:w="110"/>
-              <w:bottom w:type="dxa" w:w="70"/>
-              <w:right w:type="dxa" w:w="110"/>
-            </w:tcMar>
-          </w:tcPr>
-          <w:p>
-            <w:pPr>
-              <w:keepNext w:val="false"/>
-              <w:keepLines/>
-              <w:spacing w:after="0" w:line="260"/>
-            </w:pPr>
-            <w:r>
-              <w:rPr>
-                <w:rFonts w:ascii="IBM Plex Sans" w:cs="IBM Plex Sans" w:eastAsia="IBM Plex Sans" w:hAnsi="IBM Plex Sans"/>
-                <w:sz w:val="19"/>
-                <w:szCs w:val="19"/>
-              </w:rPr>
-              <w:t xml:space="preserve">IN–GND ≈ 3,3 V · VCC–IN ≈ 1,7 V · menos de 0,1 mA</w:t>
+            <w:shd w:fill="EDF1F5" w:color="auto" w:val="clear"/>
+            <w:tcMar>
+              <w:top w:type="dxa" w:w="70"/>
+              <w:left w:type="dxa" w:w="110"/>
+              <w:bottom w:type="dxa" w:w="70"/>
+              <w:right w:type="dxa" w:w="110"/>
+            </w:tcMar>
+          </w:tcPr>
+          <w:p>
+            <w:pPr>
+              <w:keepNext w:val="false"/>
+              <w:keepLines/>
+              <w:spacing w:after="0" w:line="260"/>
+            </w:pPr>
+            <w:r>
+              <w:rPr>
+                <w:rFonts w:ascii="IBM Plex Sans" w:cs="IBM Plex Sans" w:eastAsia="IBM Plex Sans" w:hAnsi="IBM Plex Sans"/>
+                <w:sz w:val="19"/>
+                <w:szCs w:val="19"/>
+              </w:rPr>
+              <w:t xml:space="preserve">Apagados del todo, ni siquiera tenues</w:t>
             </w:r>
           </w:p>
         </w:tc>
@@ -3126,26 +3395,27 @@
               <w:bottom w:val="single" w:color="CDD8E0" w:sz="4"/>
               <w:right w:val="single" w:color="CDD8E0" w:sz="4"/>
             </w:tcBorders>
-            <w:tcMar>
-              <w:top w:type="dxa" w:w="70"/>
-              <w:left w:type="dxa" w:w="110"/>
-              <w:bottom w:type="dxa" w:w="70"/>
-              <w:right w:type="dxa" w:w="110"/>
-            </w:tcMar>
-          </w:tcPr>
-          <w:p>
-            <w:pPr>
-              <w:keepNext w:val="false"/>
-              <w:keepLines/>
-              <w:spacing w:after="0" w:line="260"/>
-            </w:pPr>
-            <w:r>
-              <w:rPr>
-                <w:rFonts w:ascii="IBM Plex Sans" w:cs="IBM Plex Sans" w:eastAsia="IBM Plex Sans" w:hAnsi="IBM Plex Sans"/>
-                <w:sz w:val="19"/>
-                <w:szCs w:val="19"/>
-              </w:rPr>
-              <w:t xml:space="preserve">Más de 0,5 mA: cambiar el módulo, o sacar el jumper JD-VCC y dar 3,3 V a VCC y 5 V a JD-VCC</w:t>
+            <w:shd w:fill="EDF1F5" w:color="auto" w:val="clear"/>
+            <w:tcMar>
+              <w:top w:type="dxa" w:w="70"/>
+              <w:left w:type="dxa" w:w="110"/>
+              <w:bottom w:type="dxa" w:w="70"/>
+              <w:right w:type="dxa" w:w="110"/>
+            </w:tcMar>
+          </w:tcPr>
+          <w:p>
+            <w:pPr>
+              <w:keepNext w:val="false"/>
+              <w:keepLines/>
+              <w:spacing w:after="0" w:line="260"/>
+            </w:pPr>
+            <w:r>
+              <w:rPr>
+                <w:rFonts w:ascii="IBM Plex Sans" w:cs="IBM Plex Sans" w:eastAsia="IBM Plex Sans" w:hAnsi="IBM Plex Sans"/>
+                <w:sz w:val="19"/>
+                <w:szCs w:val="19"/>
+              </w:rPr>
+              <w:t xml:space="preserve">Ver la fila siguiente antes de encender el telar</w:t>
             </w:r>
           </w:p>
         </w:tc>
@@ -3163,27 +3433,26 @@
               <w:bottom w:val="single" w:color="CDD8E0" w:sz="4"/>
               <w:right w:val="single" w:color="CDD8E0" w:sz="4"/>
             </w:tcBorders>
-            <w:shd w:fill="EDF1F5" w:color="auto" w:val="clear"/>
-            <w:tcMar>
-              <w:top w:type="dxa" w:w="70"/>
-              <w:left w:type="dxa" w:w="110"/>
-              <w:bottom w:type="dxa" w:w="70"/>
-              <w:right w:type="dxa" w:w="110"/>
-            </w:tcMar>
-          </w:tcPr>
-          <w:p>
-            <w:pPr>
-              <w:keepNext w:val="false"/>
-              <w:keepLines/>
-              <w:spacing w:after="0" w:line="260"/>
-            </w:pPr>
-            <w:r>
-              <w:rPr>
-                <w:rFonts w:ascii="IBM Plex Sans" w:cs="IBM Plex Sans" w:eastAsia="IBM Plex Sans" w:hAnsi="IBM Plex Sans"/>
-                <w:sz w:val="19"/>
-                <w:szCs w:val="19"/>
-              </w:rPr>
-              <w:t xml:space="preserve">☐ 12</w:t>
+            <w:tcMar>
+              <w:top w:type="dxa" w:w="70"/>
+              <w:left w:type="dxa" w:w="110"/>
+              <w:bottom w:type="dxa" w:w="70"/>
+              <w:right w:type="dxa" w:w="110"/>
+            </w:tcMar>
+          </w:tcPr>
+          <w:p>
+            <w:pPr>
+              <w:keepNext w:val="false"/>
+              <w:keepLines/>
+              <w:spacing w:after="0" w:line="260"/>
+            </w:pPr>
+            <w:r>
+              <w:rPr>
+                <w:rFonts w:ascii="IBM Plex Sans" w:cs="IBM Plex Sans" w:eastAsia="IBM Plex Sans" w:hAnsi="IBM Plex Sans"/>
+                <w:sz w:val="19"/>
+                <w:szCs w:val="19"/>
+              </w:rPr>
+              <w:t xml:space="preserve">☐ 14</w:t>
             </w:r>
           </w:p>
         </w:tc>
@@ -3196,27 +3465,26 @@
               <w:bottom w:val="single" w:color="CDD8E0" w:sz="4"/>
               <w:right w:val="single" w:color="CDD8E0" w:sz="4"/>
             </w:tcBorders>
-            <w:shd w:fill="EDF1F5" w:color="auto" w:val="clear"/>
-            <w:tcMar>
-              <w:top w:type="dxa" w:w="70"/>
-              <w:left w:type="dxa" w:w="110"/>
-              <w:bottom w:type="dxa" w:w="70"/>
-              <w:right w:type="dxa" w:w="110"/>
-            </w:tcMar>
-          </w:tcPr>
-          <w:p>
-            <w:pPr>
-              <w:keepNext w:val="false"/>
-              <w:keepLines/>
-              <w:spacing w:after="0" w:line="260"/>
-            </w:pPr>
-            <w:r>
-              <w:rPr>
-                <w:rFonts w:ascii="IBM Plex Sans" w:cs="IBM Plex Sans" w:eastAsia="IBM Plex Sans" w:hAnsi="IBM Plex Sans"/>
-                <w:sz w:val="19"/>
-                <w:szCs w:val="19"/>
-              </w:rPr>
-              <w:t xml:space="preserve">Módulo de Retroceder en reposo</w:t>
+            <w:tcMar>
+              <w:top w:type="dxa" w:w="70"/>
+              <w:left w:type="dxa" w:w="110"/>
+              <w:bottom w:type="dxa" w:w="70"/>
+              <w:right w:type="dxa" w:w="110"/>
+            </w:tcMar>
+          </w:tcPr>
+          <w:p>
+            <w:pPr>
+              <w:keepNext w:val="false"/>
+              <w:keepLines/>
+              <w:spacing w:after="0" w:line="260"/>
+            </w:pPr>
+            <w:r>
+              <w:rPr>
+                <w:rFonts w:ascii="IBM Plex Sans" w:cs="IBM Plex Sans" w:eastAsia="IBM Plex Sans" w:hAnsi="IBM Plex Sans"/>
+                <w:sz w:val="19"/>
+                <w:szCs w:val="19"/>
+              </w:rPr>
+              <w:t xml:space="preserve">Corriente de reposo de IN1 e IN2 (si el LED se ve tenue o hay dudas)</w:t>
             </w:r>
           </w:p>
         </w:tc>
@@ -3229,27 +3497,26 @@
               <w:bottom w:val="single" w:color="CDD8E0" w:sz="4"/>
               <w:right w:val="single" w:color="CDD8E0" w:sz="4"/>
             </w:tcBorders>
-            <w:shd w:fill="EDF1F5" w:color="auto" w:val="clear"/>
-            <w:tcMar>
-              <w:top w:type="dxa" w:w="70"/>
-              <w:left w:type="dxa" w:w="110"/>
-              <w:bottom w:type="dxa" w:w="70"/>
-              <w:right w:type="dxa" w:w="110"/>
-            </w:tcMar>
-          </w:tcPr>
-          <w:p>
-            <w:pPr>
-              <w:keepNext w:val="false"/>
-              <w:keepLines/>
-              <w:spacing w:after="0" w:line="260"/>
-            </w:pPr>
-            <w:r>
-              <w:rPr>
-                <w:rFonts w:ascii="IBM Plex Sans" w:cs="IBM Plex Sans" w:eastAsia="IBM Plex Sans" w:hAnsi="IBM Plex Sans"/>
-                <w:sz w:val="19"/>
-                <w:szCs w:val="19"/>
-              </w:rPr>
-              <w:t xml:space="preserve">Mirar su LED</w:t>
+            <w:tcMar>
+              <w:top w:type="dxa" w:w="70"/>
+              <w:left w:type="dxa" w:w="110"/>
+              <w:bottom w:type="dxa" w:w="70"/>
+              <w:right w:type="dxa" w:w="110"/>
+            </w:tcMar>
+          </w:tcPr>
+          <w:p>
+            <w:pPr>
+              <w:keepNext w:val="false"/>
+              <w:keepLines/>
+              <w:spacing w:after="0" w:line="260"/>
+            </w:pPr>
+            <w:r>
+              <w:rPr>
+                <w:rFonts w:ascii="IBM Plex Sans" w:cs="IBM Plex Sans" w:eastAsia="IBM Plex Sans" w:hAnsi="IBM Plex Sans"/>
+                <w:sz w:val="19"/>
+                <w:szCs w:val="19"/>
+              </w:rPr>
+              <w:t xml:space="preserve">Tensión IN–GND y VCC–IN. Después, mA en serie entre el GPIO y el IN</w:t>
             </w:r>
           </w:p>
         </w:tc>
@@ -3262,27 +3529,26 @@
               <w:bottom w:val="single" w:color="CDD8E0" w:sz="4"/>
               <w:right w:val="single" w:color="CDD8E0" w:sz="4"/>
             </w:tcBorders>
-            <w:shd w:fill="EDF1F5" w:color="auto" w:val="clear"/>
-            <w:tcMar>
-              <w:top w:type="dxa" w:w="70"/>
-              <w:left w:type="dxa" w:w="110"/>
-              <w:bottom w:type="dxa" w:w="70"/>
-              <w:right w:type="dxa" w:w="110"/>
-            </w:tcMar>
-          </w:tcPr>
-          <w:p>
-            <w:pPr>
-              <w:keepNext w:val="false"/>
-              <w:keepLines/>
-              <w:spacing w:after="0" w:line="260"/>
-            </w:pPr>
-            <w:r>
-              <w:rPr>
-                <w:rFonts w:ascii="IBM Plex Sans" w:cs="IBM Plex Sans" w:eastAsia="IBM Plex Sans" w:hAnsi="IBM Plex Sans"/>
-                <w:sz w:val="19"/>
-                <w:szCs w:val="19"/>
-              </w:rPr>
-              <w:t xml:space="preserve">Apagado</w:t>
+            <w:tcMar>
+              <w:top w:type="dxa" w:w="70"/>
+              <w:left w:type="dxa" w:w="110"/>
+              <w:bottom w:type="dxa" w:w="70"/>
+              <w:right w:type="dxa" w:w="110"/>
+            </w:tcMar>
+          </w:tcPr>
+          <w:p>
+            <w:pPr>
+              <w:keepNext w:val="false"/>
+              <w:keepLines/>
+              <w:spacing w:after="0" w:line="260"/>
+            </w:pPr>
+            <w:r>
+              <w:rPr>
+                <w:rFonts w:ascii="IBM Plex Sans" w:cs="IBM Plex Sans" w:eastAsia="IBM Plex Sans" w:hAnsi="IBM Plex Sans"/>
+                <w:sz w:val="19"/>
+                <w:szCs w:val="19"/>
+              </w:rPr>
+              <w:t xml:space="preserve">IN–GND ≈ 3,3 V · VCC–IN ≈ 1,7 V · menos de 0,1 mA</w:t>
             </w:r>
           </w:p>
         </w:tc>
@@ -3295,27 +3561,26 @@
               <w:bottom w:val="single" w:color="CDD8E0" w:sz="4"/>
               <w:right w:val="single" w:color="CDD8E0" w:sz="4"/>
             </w:tcBorders>
-            <w:shd w:fill="EDF1F5" w:color="auto" w:val="clear"/>
-            <w:tcMar>
-              <w:top w:type="dxa" w:w="70"/>
-              <w:left w:type="dxa" w:w="110"/>
-              <w:bottom w:type="dxa" w:w="70"/>
-              <w:right w:type="dxa" w:w="110"/>
-            </w:tcMar>
-          </w:tcPr>
-          <w:p>
-            <w:pPr>
-              <w:keepNext w:val="false"/>
-              <w:keepLines/>
-              <w:spacing w:after="0" w:line="260"/>
-            </w:pPr>
-            <w:r>
-              <w:rPr>
-                <w:rFonts w:ascii="IBM Plex Sans" w:cs="IBM Plex Sans" w:eastAsia="IBM Plex Sans" w:hAnsi="IBM Plex Sans"/>
-                <w:sz w:val="19"/>
-                <w:szCs w:val="19"/>
-              </w:rPr>
-              <w:t xml:space="preserve">Si queda encendido, su resistencia no está a GND</w:t>
+            <w:tcMar>
+              <w:top w:type="dxa" w:w="70"/>
+              <w:left w:type="dxa" w:w="110"/>
+              <w:bottom w:type="dxa" w:w="70"/>
+              <w:right w:type="dxa" w:w="110"/>
+            </w:tcMar>
+          </w:tcPr>
+          <w:p>
+            <w:pPr>
+              <w:keepNext w:val="false"/>
+              <w:keepLines/>
+              <w:spacing w:after="0" w:line="260"/>
+            </w:pPr>
+            <w:r>
+              <w:rPr>
+                <w:rFonts w:ascii="IBM Plex Sans" w:cs="IBM Plex Sans" w:eastAsia="IBM Plex Sans" w:hAnsi="IBM Plex Sans"/>
+                <w:sz w:val="19"/>
+                <w:szCs w:val="19"/>
+              </w:rPr>
+              <w:t xml:space="preserve">Más de 0,5 mA: cambiar el módulo, o sacar el jumper JD-VCC y dar 3,3 V a VCC y 5 V a JD-VCC</w:t>
             </w:r>
           </w:p>
         </w:tc>
@@ -3333,26 +3598,27 @@
               <w:bottom w:val="single" w:color="CDD8E0" w:sz="4"/>
               <w:right w:val="single" w:color="CDD8E0" w:sz="4"/>
             </w:tcBorders>
-            <w:tcMar>
-              <w:top w:type="dxa" w:w="70"/>
-              <w:left w:type="dxa" w:w="110"/>
-              <w:bottom w:type="dxa" w:w="70"/>
-              <w:right w:type="dxa" w:w="110"/>
-            </w:tcMar>
-          </w:tcPr>
-          <w:p>
-            <w:pPr>
-              <w:keepNext w:val="false"/>
-              <w:keepLines/>
-              <w:spacing w:after="0" w:line="260"/>
-            </w:pPr>
-            <w:r>
-              <w:rPr>
-                <w:rFonts w:ascii="IBM Plex Sans" w:cs="IBM Plex Sans" w:eastAsia="IBM Plex Sans" w:hAnsi="IBM Plex Sans"/>
-                <w:sz w:val="19"/>
-                <w:szCs w:val="19"/>
-              </w:rPr>
-              <w:t xml:space="preserve">☐ 13</w:t>
+            <w:shd w:fill="EDF1F5" w:color="auto" w:val="clear"/>
+            <w:tcMar>
+              <w:top w:type="dxa" w:w="70"/>
+              <w:left w:type="dxa" w:w="110"/>
+              <w:bottom w:type="dxa" w:w="70"/>
+              <w:right w:type="dxa" w:w="110"/>
+            </w:tcMar>
+          </w:tcPr>
+          <w:p>
+            <w:pPr>
+              <w:keepNext w:val="false"/>
+              <w:keepLines/>
+              <w:spacing w:after="0" w:line="260"/>
+            </w:pPr>
+            <w:r>
+              <w:rPr>
+                <w:rFonts w:ascii="IBM Plex Sans" w:cs="IBM Plex Sans" w:eastAsia="IBM Plex Sans" w:hAnsi="IBM Plex Sans"/>
+                <w:sz w:val="19"/>
+                <w:szCs w:val="19"/>
+              </w:rPr>
+              <w:t xml:space="preserve">☐ 15</w:t>
             </w:r>
           </w:p>
         </w:tc>
@@ -3365,26 +3631,27 @@
               <w:bottom w:val="single" w:color="CDD8E0" w:sz="4"/>
               <w:right w:val="single" w:color="CDD8E0" w:sz="4"/>
             </w:tcBorders>
-            <w:tcMar>
-              <w:top w:type="dxa" w:w="70"/>
-              <w:left w:type="dxa" w:w="110"/>
-              <w:bottom w:type="dxa" w:w="70"/>
-              <w:right w:type="dxa" w:w="110"/>
-            </w:tcMar>
-          </w:tcPr>
-          <w:p>
-            <w:pPr>
-              <w:keepNext w:val="false"/>
-              <w:keepLines/>
-              <w:spacing w:after="0" w:line="260"/>
-            </w:pPr>
-            <w:r>
-              <w:rPr>
-                <w:rFonts w:ascii="IBM Plex Sans" w:cs="IBM Plex Sans" w:eastAsia="IBM Plex Sans" w:hAnsi="IBM Plex Sans"/>
-                <w:sz w:val="19"/>
-                <w:szCs w:val="19"/>
-              </w:rPr>
-              <w:t xml:space="preserve">Contactos abiertos en reposo</w:t>
+            <w:shd w:fill="EDF1F5" w:color="auto" w:val="clear"/>
+            <w:tcMar>
+              <w:top w:type="dxa" w:w="70"/>
+              <w:left w:type="dxa" w:w="110"/>
+              <w:bottom w:type="dxa" w:w="70"/>
+              <w:right w:type="dxa" w:w="110"/>
+            </w:tcMar>
+          </w:tcPr>
+          <w:p>
+            <w:pPr>
+              <w:keepNext w:val="false"/>
+              <w:keepLines/>
+              <w:spacing w:after="0" w:line="260"/>
+            </w:pPr>
+            <w:r>
+              <w:rPr>
+                <w:rFonts w:ascii="IBM Plex Sans" w:cs="IBM Plex Sans" w:eastAsia="IBM Plex Sans" w:hAnsi="IBM Plex Sans"/>
+                <w:sz w:val="19"/>
+                <w:szCs w:val="19"/>
+              </w:rPr>
+              <w:t xml:space="preserve">Módulo de Retroceder en reposo</w:t>
             </w:r>
           </w:p>
         </w:tc>
@@ -3397,26 +3664,27 @@
               <w:bottom w:val="single" w:color="CDD8E0" w:sz="4"/>
               <w:right w:val="single" w:color="CDD8E0" w:sz="4"/>
             </w:tcBorders>
-            <w:tcMar>
-              <w:top w:type="dxa" w:w="70"/>
-              <w:left w:type="dxa" w:w="110"/>
-              <w:bottom w:type="dxa" w:w="70"/>
-              <w:right w:type="dxa" w:w="110"/>
-            </w:tcMar>
-          </w:tcPr>
-          <w:p>
-            <w:pPr>
-              <w:keepNext w:val="false"/>
-              <w:keepLines/>
-              <w:spacing w:after="0" w:line="260"/>
-            </w:pPr>
-            <w:r>
-              <w:rPr>
-                <w:rFonts w:ascii="IBM Plex Sans" w:cs="IBM Plex Sans" w:eastAsia="IBM Plex Sans" w:hAnsi="IBM Plex Sans"/>
-                <w:sz w:val="19"/>
-                <w:szCs w:val="19"/>
-              </w:rPr>
-              <w:t xml:space="preserve">Continuidad entre NO y COM de cada uno de los tres relés</w:t>
+            <w:shd w:fill="EDF1F5" w:color="auto" w:val="clear"/>
+            <w:tcMar>
+              <w:top w:type="dxa" w:w="70"/>
+              <w:left w:type="dxa" w:w="110"/>
+              <w:bottom w:type="dxa" w:w="70"/>
+              <w:right w:type="dxa" w:w="110"/>
+            </w:tcMar>
+          </w:tcPr>
+          <w:p>
+            <w:pPr>
+              <w:keepNext w:val="false"/>
+              <w:keepLines/>
+              <w:spacing w:after="0" w:line="260"/>
+            </w:pPr>
+            <w:r>
+              <w:rPr>
+                <w:rFonts w:ascii="IBM Plex Sans" w:cs="IBM Plex Sans" w:eastAsia="IBM Plex Sans" w:hAnsi="IBM Plex Sans"/>
+                <w:sz w:val="19"/>
+                <w:szCs w:val="19"/>
+              </w:rPr>
+              <w:t xml:space="preserve">Mirar su LED</w:t>
             </w:r>
           </w:p>
         </w:tc>
@@ -3429,26 +3697,27 @@
               <w:bottom w:val="single" w:color="CDD8E0" w:sz="4"/>
               <w:right w:val="single" w:color="CDD8E0" w:sz="4"/>
             </w:tcBorders>
-            <w:tcMar>
-              <w:top w:type="dxa" w:w="70"/>
-              <w:left w:type="dxa" w:w="110"/>
-              <w:bottom w:type="dxa" w:w="70"/>
-              <w:right w:type="dxa" w:w="110"/>
-            </w:tcMar>
-          </w:tcPr>
-          <w:p>
-            <w:pPr>
-              <w:keepNext w:val="false"/>
-              <w:keepLines/>
-              <w:spacing w:after="0" w:line="260"/>
-            </w:pPr>
-            <w:r>
-              <w:rPr>
-                <w:rFonts w:ascii="IBM Plex Sans" w:cs="IBM Plex Sans" w:eastAsia="IBM Plex Sans" w:hAnsi="IBM Plex Sans"/>
-                <w:sz w:val="19"/>
-                <w:szCs w:val="19"/>
-              </w:rPr>
-              <w:t xml:space="preserve">No pita</w:t>
+            <w:shd w:fill="EDF1F5" w:color="auto" w:val="clear"/>
+            <w:tcMar>
+              <w:top w:type="dxa" w:w="70"/>
+              <w:left w:type="dxa" w:w="110"/>
+              <w:bottom w:type="dxa" w:w="70"/>
+              <w:right w:type="dxa" w:w="110"/>
+            </w:tcMar>
+          </w:tcPr>
+          <w:p>
+            <w:pPr>
+              <w:keepNext w:val="false"/>
+              <w:keepLines/>
+              <w:spacing w:after="0" w:line="260"/>
+            </w:pPr>
+            <w:r>
+              <w:rPr>
+                <w:rFonts w:ascii="IBM Plex Sans" w:cs="IBM Plex Sans" w:eastAsia="IBM Plex Sans" w:hAnsi="IBM Plex Sans"/>
+                <w:sz w:val="19"/>
+                <w:szCs w:val="19"/>
+              </w:rPr>
+              <w:t xml:space="preserve">Apagado</w:t>
             </w:r>
           </w:p>
         </w:tc>
@@ -3461,26 +3730,27 @@
               <w:bottom w:val="single" w:color="CDD8E0" w:sz="4"/>
               <w:right w:val="single" w:color="CDD8E0" w:sz="4"/>
             </w:tcBorders>
-            <w:tcMar>
-              <w:top w:type="dxa" w:w="70"/>
-              <w:left w:type="dxa" w:w="110"/>
-              <w:bottom w:type="dxa" w:w="70"/>
-              <w:right w:type="dxa" w:w="110"/>
-            </w:tcMar>
-          </w:tcPr>
-          <w:p>
-            <w:pPr>
-              <w:keepNext w:val="false"/>
-              <w:keepLines/>
-              <w:spacing w:after="0" w:line="260"/>
-            </w:pPr>
-            <w:r>
-              <w:rPr>
-                <w:rFonts w:ascii="IBM Plex Sans" w:cs="IBM Plex Sans" w:eastAsia="IBM Plex Sans" w:hAnsi="IBM Plex Sans"/>
-                <w:sz w:val="19"/>
-                <w:szCs w:val="19"/>
-              </w:rPr>
-              <w:t xml:space="preserve">El relé quedó cerrado: no encender el telar hasta resolverlo</w:t>
+            <w:shd w:fill="EDF1F5" w:color="auto" w:val="clear"/>
+            <w:tcMar>
+              <w:top w:type="dxa" w:w="70"/>
+              <w:left w:type="dxa" w:w="110"/>
+              <w:bottom w:type="dxa" w:w="70"/>
+              <w:right w:type="dxa" w:w="110"/>
+            </w:tcMar>
+          </w:tcPr>
+          <w:p>
+            <w:pPr>
+              <w:keepNext w:val="false"/>
+              <w:keepLines/>
+              <w:spacing w:after="0" w:line="260"/>
+            </w:pPr>
+            <w:r>
+              <w:rPr>
+                <w:rFonts w:ascii="IBM Plex Sans" w:cs="IBM Plex Sans" w:eastAsia="IBM Plex Sans" w:hAnsi="IBM Plex Sans"/>
+                <w:sz w:val="19"/>
+                <w:szCs w:val="19"/>
+              </w:rPr>
+              <w:t xml:space="preserve">Si queda encendido, su resistencia no está a GND</w:t>
             </w:r>
           </w:p>
         </w:tc>
@@ -3498,27 +3768,26 @@
               <w:bottom w:val="single" w:color="CDD8E0" w:sz="4"/>
               <w:right w:val="single" w:color="CDD8E0" w:sz="4"/>
             </w:tcBorders>
-            <w:shd w:fill="EDF1F5" w:color="auto" w:val="clear"/>
-            <w:tcMar>
-              <w:top w:type="dxa" w:w="70"/>
-              <w:left w:type="dxa" w:w="110"/>
-              <w:bottom w:type="dxa" w:w="70"/>
-              <w:right w:type="dxa" w:w="110"/>
-            </w:tcMar>
-          </w:tcPr>
-          <w:p>
-            <w:pPr>
-              <w:keepNext w:val="false"/>
-              <w:keepLines/>
-              <w:spacing w:after="0" w:line="260"/>
-            </w:pPr>
-            <w:r>
-              <w:rPr>
-                <w:rFonts w:ascii="IBM Plex Sans" w:cs="IBM Plex Sans" w:eastAsia="IBM Plex Sans" w:hAnsi="IBM Plex Sans"/>
-                <w:sz w:val="19"/>
-                <w:szCs w:val="19"/>
-              </w:rPr>
-              <w:t xml:space="preserve">☐ 14</w:t>
+            <w:tcMar>
+              <w:top w:type="dxa" w:w="70"/>
+              <w:left w:type="dxa" w:w="110"/>
+              <w:bottom w:type="dxa" w:w="70"/>
+              <w:right w:type="dxa" w:w="110"/>
+            </w:tcMar>
+          </w:tcPr>
+          <w:p>
+            <w:pPr>
+              <w:keepNext w:val="false"/>
+              <w:keepLines/>
+              <w:spacing w:after="0" w:line="260"/>
+            </w:pPr>
+            <w:r>
+              <w:rPr>
+                <w:rFonts w:ascii="IBM Plex Sans" w:cs="IBM Plex Sans" w:eastAsia="IBM Plex Sans" w:hAnsi="IBM Plex Sans"/>
+                <w:sz w:val="19"/>
+                <w:szCs w:val="19"/>
+              </w:rPr>
+              <w:t xml:space="preserve">☐ 16</w:t>
             </w:r>
           </w:p>
         </w:tc>
@@ -3531,27 +3800,26 @@
               <w:bottom w:val="single" w:color="CDD8E0" w:sz="4"/>
               <w:right w:val="single" w:color="CDD8E0" w:sz="4"/>
             </w:tcBorders>
-            <w:shd w:fill="EDF1F5" w:color="auto" w:val="clear"/>
-            <w:tcMar>
-              <w:top w:type="dxa" w:w="70"/>
-              <w:left w:type="dxa" w:w="110"/>
-              <w:bottom w:type="dxa" w:w="70"/>
-              <w:right w:type="dxa" w:w="110"/>
-            </w:tcMar>
-          </w:tcPr>
-          <w:p>
-            <w:pPr>
-              <w:keepNext w:val="false"/>
-              <w:keepLines/>
-              <w:spacing w:after="0" w:line="260"/>
-            </w:pPr>
-            <w:r>
-              <w:rPr>
-                <w:rFonts w:ascii="IBM Plex Sans" w:cs="IBM Plex Sans" w:eastAsia="IBM Plex Sans" w:hAnsi="IBM Plex Sans"/>
-                <w:sz w:val="19"/>
-                <w:szCs w:val="19"/>
-              </w:rPr>
-              <w:t xml:space="preserve">Arranque seguro</w:t>
+            <w:tcMar>
+              <w:top w:type="dxa" w:w="70"/>
+              <w:left w:type="dxa" w:w="110"/>
+              <w:bottom w:type="dxa" w:w="70"/>
+              <w:right w:type="dxa" w:w="110"/>
+            </w:tcMar>
+          </w:tcPr>
+          <w:p>
+            <w:pPr>
+              <w:keepNext w:val="false"/>
+              <w:keepLines/>
+              <w:spacing w:after="0" w:line="260"/>
+            </w:pPr>
+            <w:r>
+              <w:rPr>
+                <w:rFonts w:ascii="IBM Plex Sans" w:cs="IBM Plex Sans" w:eastAsia="IBM Plex Sans" w:hAnsi="IBM Plex Sans"/>
+                <w:sz w:val="19"/>
+                <w:szCs w:val="19"/>
+              </w:rPr>
+              <w:t xml:space="preserve">Contactos abiertos en reposo</w:t>
             </w:r>
           </w:p>
         </w:tc>
@@ -3564,27 +3832,26 @@
               <w:bottom w:val="single" w:color="CDD8E0" w:sz="4"/>
               <w:right w:val="single" w:color="CDD8E0" w:sz="4"/>
             </w:tcBorders>
-            <w:shd w:fill="EDF1F5" w:color="auto" w:val="clear"/>
-            <w:tcMar>
-              <w:top w:type="dxa" w:w="70"/>
-              <w:left w:type="dxa" w:w="110"/>
-              <w:bottom w:type="dxa" w:w="70"/>
-              <w:right w:type="dxa" w:w="110"/>
-            </w:tcMar>
-          </w:tcPr>
-          <w:p>
-            <w:pPr>
-              <w:keepNext w:val="false"/>
-              <w:keepLines/>
-              <w:spacing w:after="0" w:line="260"/>
-            </w:pPr>
-            <w:r>
-              <w:rPr>
-                <w:rFonts w:ascii="IBM Plex Sans" w:cs="IBM Plex Sans" w:eastAsia="IBM Plex Sans" w:hAnsi="IBM Plex Sans"/>
-                <w:sz w:val="19"/>
-                <w:szCs w:val="19"/>
-              </w:rPr>
-              <w:t xml:space="preserve">Reiniciar el ESP32 con su botón EN y escuchar</w:t>
+            <w:tcMar>
+              <w:top w:type="dxa" w:w="70"/>
+              <w:left w:type="dxa" w:w="110"/>
+              <w:bottom w:type="dxa" w:w="70"/>
+              <w:right w:type="dxa" w:w="110"/>
+            </w:tcMar>
+          </w:tcPr>
+          <w:p>
+            <w:pPr>
+              <w:keepNext w:val="false"/>
+              <w:keepLines/>
+              <w:spacing w:after="0" w:line="260"/>
+            </w:pPr>
+            <w:r>
+              <w:rPr>
+                <w:rFonts w:ascii="IBM Plex Sans" w:cs="IBM Plex Sans" w:eastAsia="IBM Plex Sans" w:hAnsi="IBM Plex Sans"/>
+                <w:sz w:val="19"/>
+                <w:szCs w:val="19"/>
+              </w:rPr>
+              <w:t xml:space="preserve">Continuidad entre NO y COM de cada uno de los tres relés</w:t>
             </w:r>
           </w:p>
         </w:tc>
@@ -3597,27 +3864,26 @@
               <w:bottom w:val="single" w:color="CDD8E0" w:sz="4"/>
               <w:right w:val="single" w:color="CDD8E0" w:sz="4"/>
             </w:tcBorders>
-            <w:shd w:fill="EDF1F5" w:color="auto" w:val="clear"/>
-            <w:tcMar>
-              <w:top w:type="dxa" w:w="70"/>
-              <w:left w:type="dxa" w:w="110"/>
-              <w:bottom w:type="dxa" w:w="70"/>
-              <w:right w:type="dxa" w:w="110"/>
-            </w:tcMar>
-          </w:tcPr>
-          <w:p>
-            <w:pPr>
-              <w:keepNext w:val="false"/>
-              <w:keepLines/>
-              <w:spacing w:after="0" w:line="260"/>
-            </w:pPr>
-            <w:r>
-              <w:rPr>
-                <w:rFonts w:ascii="IBM Plex Sans" w:cs="IBM Plex Sans" w:eastAsia="IBM Plex Sans" w:hAnsi="IBM Plex Sans"/>
-                <w:sz w:val="19"/>
-                <w:szCs w:val="19"/>
-              </w:rPr>
-              <w:t xml:space="preserve">Ningún clic</w:t>
+            <w:tcMar>
+              <w:top w:type="dxa" w:w="70"/>
+              <w:left w:type="dxa" w:w="110"/>
+              <w:bottom w:type="dxa" w:w="70"/>
+              <w:right w:type="dxa" w:w="110"/>
+            </w:tcMar>
+          </w:tcPr>
+          <w:p>
+            <w:pPr>
+              <w:keepNext w:val="false"/>
+              <w:keepLines/>
+              <w:spacing w:after="0" w:line="260"/>
+            </w:pPr>
+            <w:r>
+              <w:rPr>
+                <w:rFonts w:ascii="IBM Plex Sans" w:cs="IBM Plex Sans" w:eastAsia="IBM Plex Sans" w:hAnsi="IBM Plex Sans"/>
+                <w:sz w:val="19"/>
+                <w:szCs w:val="19"/>
+              </w:rPr>
+              <w:t xml:space="preserve">No pita</w:t>
             </w:r>
           </w:p>
         </w:tc>
@@ -3630,27 +3896,26 @@
               <w:bottom w:val="single" w:color="CDD8E0" w:sz="4"/>
               <w:right w:val="single" w:color="CDD8E0" w:sz="4"/>
             </w:tcBorders>
-            <w:shd w:fill="EDF1F5" w:color="auto" w:val="clear"/>
-            <w:tcMar>
-              <w:top w:type="dxa" w:w="70"/>
-              <w:left w:type="dxa" w:w="110"/>
-              <w:bottom w:type="dxa" w:w="70"/>
-              <w:right w:type="dxa" w:w="110"/>
-            </w:tcMar>
-          </w:tcPr>
-          <w:p>
-            <w:pPr>
-              <w:keepNext w:val="false"/>
-              <w:keepLines/>
-              <w:spacing w:after="0" w:line="260"/>
-            </w:pPr>
-            <w:r>
-              <w:rPr>
-                <w:rFonts w:ascii="IBM Plex Sans" w:cs="IBM Plex Sans" w:eastAsia="IBM Plex Sans" w:hAnsi="IBM Plex Sans"/>
-                <w:sz w:val="19"/>
-                <w:szCs w:val="19"/>
-              </w:rPr>
-              <w:t xml:space="preserve">Revisar la resistencia del canal que hizo clic</w:t>
+            <w:tcMar>
+              <w:top w:type="dxa" w:w="70"/>
+              <w:left w:type="dxa" w:w="110"/>
+              <w:bottom w:type="dxa" w:w="70"/>
+              <w:right w:type="dxa" w:w="110"/>
+            </w:tcMar>
+          </w:tcPr>
+          <w:p>
+            <w:pPr>
+              <w:keepNext w:val="false"/>
+              <w:keepLines/>
+              <w:spacing w:after="0" w:line="260"/>
+            </w:pPr>
+            <w:r>
+              <w:rPr>
+                <w:rFonts w:ascii="IBM Plex Sans" w:cs="IBM Plex Sans" w:eastAsia="IBM Plex Sans" w:hAnsi="IBM Plex Sans"/>
+                <w:sz w:val="19"/>
+                <w:szCs w:val="19"/>
+              </w:rPr>
+              <w:t xml:space="preserve">El relé quedó cerrado: no encender el telar hasta resolverlo</w:t>
             </w:r>
           </w:p>
         </w:tc>
@@ -3668,26 +3933,27 @@
               <w:bottom w:val="single" w:color="CDD8E0" w:sz="4"/>
               <w:right w:val="single" w:color="CDD8E0" w:sz="4"/>
             </w:tcBorders>
-            <w:tcMar>
-              <w:top w:type="dxa" w:w="70"/>
-              <w:left w:type="dxa" w:w="110"/>
-              <w:bottom w:type="dxa" w:w="70"/>
-              <w:right w:type="dxa" w:w="110"/>
-            </w:tcMar>
-          </w:tcPr>
-          <w:p>
-            <w:pPr>
-              <w:keepNext w:val="false"/>
-              <w:keepLines/>
-              <w:spacing w:after="0" w:line="260"/>
-            </w:pPr>
-            <w:r>
-              <w:rPr>
-                <w:rFonts w:ascii="IBM Plex Sans" w:cs="IBM Plex Sans" w:eastAsia="IBM Plex Sans" w:hAnsi="IBM Plex Sans"/>
-                <w:sz w:val="19"/>
-                <w:szCs w:val="19"/>
-              </w:rPr>
-              <w:t xml:space="preserve">☐ 15</w:t>
+            <w:shd w:fill="EDF1F5" w:color="auto" w:val="clear"/>
+            <w:tcMar>
+              <w:top w:type="dxa" w:w="70"/>
+              <w:left w:type="dxa" w:w="110"/>
+              <w:bottom w:type="dxa" w:w="70"/>
+              <w:right w:type="dxa" w:w="110"/>
+            </w:tcMar>
+          </w:tcPr>
+          <w:p>
+            <w:pPr>
+              <w:keepNext w:val="false"/>
+              <w:keepLines/>
+              <w:spacing w:after="0" w:line="260"/>
+            </w:pPr>
+            <w:r>
+              <w:rPr>
+                <w:rFonts w:ascii="IBM Plex Sans" w:cs="IBM Plex Sans" w:eastAsia="IBM Plex Sans" w:hAnsi="IBM Plex Sans"/>
+                <w:sz w:val="19"/>
+                <w:szCs w:val="19"/>
+              </w:rPr>
+              <w:t xml:space="preserve">☐ 17</w:t>
             </w:r>
           </w:p>
         </w:tc>
@@ -3700,26 +3966,27 @@
               <w:bottom w:val="single" w:color="CDD8E0" w:sz="4"/>
               <w:right w:val="single" w:color="CDD8E0" w:sz="4"/>
             </w:tcBorders>
-            <w:tcMar>
-              <w:top w:type="dxa" w:w="70"/>
-              <w:left w:type="dxa" w:w="110"/>
-              <w:bottom w:type="dxa" w:w="70"/>
-              <w:right w:type="dxa" w:w="110"/>
-            </w:tcMar>
-          </w:tcPr>
-          <w:p>
-            <w:pPr>
-              <w:keepNext w:val="false"/>
-              <w:keepLines/>
-              <w:spacing w:after="0" w:line="260"/>
-            </w:pPr>
-            <w:r>
-              <w:rPr>
-                <w:rFonts w:ascii="IBM Plex Sans" w:cs="IBM Plex Sans" w:eastAsia="IBM Plex Sans" w:hAnsi="IBM Plex Sans"/>
-                <w:sz w:val="19"/>
-                <w:szCs w:val="19"/>
-              </w:rPr>
-              <w:t xml:space="preserve">Conexión con el servidor</w:t>
+            <w:shd w:fill="EDF1F5" w:color="auto" w:val="clear"/>
+            <w:tcMar>
+              <w:top w:type="dxa" w:w="70"/>
+              <w:left w:type="dxa" w:w="110"/>
+              <w:bottom w:type="dxa" w:w="70"/>
+              <w:right w:type="dxa" w:w="110"/>
+            </w:tcMar>
+          </w:tcPr>
+          <w:p>
+            <w:pPr>
+              <w:keepNext w:val="false"/>
+              <w:keepLines/>
+              <w:spacing w:after="0" w:line="260"/>
+            </w:pPr>
+            <w:r>
+              <w:rPr>
+                <w:rFonts w:ascii="IBM Plex Sans" w:cs="IBM Plex Sans" w:eastAsia="IBM Plex Sans" w:hAnsi="IBM Plex Sans"/>
+                <w:sz w:val="19"/>
+                <w:szCs w:val="19"/>
+              </w:rPr>
+              <w:t xml:space="preserve">Arranque seguro</w:t>
             </w:r>
           </w:p>
         </w:tc>
@@ -3732,26 +3999,27 @@
               <w:bottom w:val="single" w:color="CDD8E0" w:sz="4"/>
               <w:right w:val="single" w:color="CDD8E0" w:sz="4"/>
             </w:tcBorders>
-            <w:tcMar>
-              <w:top w:type="dxa" w:w="70"/>
-              <w:left w:type="dxa" w:w="110"/>
-              <w:bottom w:type="dxa" w:w="70"/>
-              <w:right w:type="dxa" w:w="110"/>
-            </w:tcMar>
-          </w:tcPr>
-          <w:p>
-            <w:pPr>
-              <w:keepNext w:val="false"/>
-              <w:keepLines/>
-              <w:spacing w:after="0" w:line="260"/>
-            </w:pPr>
-            <w:r>
-              <w:rPr>
-                <w:rFonts w:ascii="IBM Plex Sans" w:cs="IBM Plex Sans" w:eastAsia="IBM Plex Sans" w:hAnsi="IBM Plex Sans"/>
-                <w:sz w:val="19"/>
-                <w:szCs w:val="19"/>
-              </w:rPr>
-              <w:t xml:space="preserve">Monitor serie</w:t>
+            <w:shd w:fill="EDF1F5" w:color="auto" w:val="clear"/>
+            <w:tcMar>
+              <w:top w:type="dxa" w:w="70"/>
+              <w:left w:type="dxa" w:w="110"/>
+              <w:bottom w:type="dxa" w:w="70"/>
+              <w:right w:type="dxa" w:w="110"/>
+            </w:tcMar>
+          </w:tcPr>
+          <w:p>
+            <w:pPr>
+              <w:keepNext w:val="false"/>
+              <w:keepLines/>
+              <w:spacing w:after="0" w:line="260"/>
+            </w:pPr>
+            <w:r>
+              <w:rPr>
+                <w:rFonts w:ascii="IBM Plex Sans" w:cs="IBM Plex Sans" w:eastAsia="IBM Plex Sans" w:hAnsi="IBM Plex Sans"/>
+                <w:sz w:val="19"/>
+                <w:szCs w:val="19"/>
+              </w:rPr>
+              <w:t xml:space="preserve">Reiniciar el ESP32 con su botón EN y escuchar</w:t>
             </w:r>
           </w:p>
         </w:tc>
@@ -3764,35 +4032,27 @@
               <w:bottom w:val="single" w:color="CDD8E0" w:sz="4"/>
               <w:right w:val="single" w:color="CDD8E0" w:sz="4"/>
             </w:tcBorders>
-            <w:tcMar>
-              <w:top w:type="dxa" w:w="70"/>
-              <w:left w:type="dxa" w:w="110"/>
-              <w:bottom w:type="dxa" w:w="70"/>
-              <w:right w:type="dxa" w:w="110"/>
-            </w:tcMar>
-          </w:tcPr>
-          <w:p>
-            <w:pPr>
-              <w:keepNext w:val="false"/>
-              <w:keepLines/>
-              <w:spacing w:after="0" w:line="260"/>
-            </w:pPr>
-            <w:r>
-              <w:rPr>
-                <w:rFonts w:ascii="IBM Plex Sans" w:cs="IBM Plex Sans" w:eastAsia="IBM Plex Sans" w:hAnsi="IBM Plex Sans"/>
-                <w:sz w:val="19"/>
-                <w:szCs w:val="19"/>
-              </w:rPr>
-              <w:t xml:space="preserve">"Solo Bloque A", "Red conectada" y "Estado inicial … (sin actuar)", sin </w:t>
-            </w:r>
-            <w:r>
-              <w:rPr>
-                <w:rFonts w:ascii="IBM Plex Mono" w:cs="IBM Plex Mono" w:eastAsia="IBM Plex Mono" w:hAnsi="IBM Plex Mono"/>
-                <w:color w:val="1E3A5F"/>
-                <w:sz w:val="17"/>
-                <w:szCs w:val="17"/>
-              </w:rPr>
-              <w:t xml:space="preserve">401</w:t>
+            <w:shd w:fill="EDF1F5" w:color="auto" w:val="clear"/>
+            <w:tcMar>
+              <w:top w:type="dxa" w:w="70"/>
+              <w:left w:type="dxa" w:w="110"/>
+              <w:bottom w:type="dxa" w:w="70"/>
+              <w:right w:type="dxa" w:w="110"/>
+            </w:tcMar>
+          </w:tcPr>
+          <w:p>
+            <w:pPr>
+              <w:keepNext w:val="false"/>
+              <w:keepLines/>
+              <w:spacing w:after="0" w:line="260"/>
+            </w:pPr>
+            <w:r>
+              <w:rPr>
+                <w:rFonts w:ascii="IBM Plex Sans" w:cs="IBM Plex Sans" w:eastAsia="IBM Plex Sans" w:hAnsi="IBM Plex Sans"/>
+                <w:sz w:val="19"/>
+                <w:szCs w:val="19"/>
+              </w:rPr>
+              <w:t xml:space="preserve">Ningún clic</w:t>
             </w:r>
           </w:p>
         </w:tc>
@@ -3805,35 +4065,27 @@
               <w:bottom w:val="single" w:color="CDD8E0" w:sz="4"/>
               <w:right w:val="single" w:color="CDD8E0" w:sz="4"/>
             </w:tcBorders>
-            <w:tcMar>
-              <w:top w:type="dxa" w:w="70"/>
-              <w:left w:type="dxa" w:w="110"/>
-              <w:bottom w:type="dxa" w:w="70"/>
-              <w:right w:type="dxa" w:w="110"/>
-            </w:tcMar>
-          </w:tcPr>
-          <w:p>
-            <w:pPr>
-              <w:keepNext w:val="false"/>
-              <w:keepLines/>
-              <w:spacing w:after="0" w:line="260"/>
-            </w:pPr>
-            <w:r>
-              <w:rPr>
-                <w:rFonts w:ascii="IBM Plex Mono" w:cs="IBM Plex Mono" w:eastAsia="IBM Plex Mono" w:hAnsi="IBM Plex Mono"/>
-                <w:color w:val="1E3A5F"/>
-                <w:sz w:val="17"/>
-                <w:szCs w:val="17"/>
-              </w:rPr>
-              <w:t xml:space="preserve">401</w:t>
-            </w:r>
-            <w:r>
-              <w:rPr>
-                <w:rFonts w:ascii="IBM Plex Sans" w:cs="IBM Plex Sans" w:eastAsia="IBM Plex Sans" w:hAnsi="IBM Plex Sans"/>
-                <w:sz w:val="19"/>
-                <w:szCs w:val="19"/>
-              </w:rPr>
-              <w:t xml:space="preserve">: DEVICE_KEY distinta · sin red: revisar WIFI_SSID y WIFI_PASSWORD</w:t>
+            <w:shd w:fill="EDF1F5" w:color="auto" w:val="clear"/>
+            <w:tcMar>
+              <w:top w:type="dxa" w:w="70"/>
+              <w:left w:type="dxa" w:w="110"/>
+              <w:bottom w:type="dxa" w:w="70"/>
+              <w:right w:type="dxa" w:w="110"/>
+            </w:tcMar>
+          </w:tcPr>
+          <w:p>
+            <w:pPr>
+              <w:keepNext w:val="false"/>
+              <w:keepLines/>
+              <w:spacing w:after="0" w:line="260"/>
+            </w:pPr>
+            <w:r>
+              <w:rPr>
+                <w:rFonts w:ascii="IBM Plex Sans" w:cs="IBM Plex Sans" w:eastAsia="IBM Plex Sans" w:hAnsi="IBM Plex Sans"/>
+                <w:sz w:val="19"/>
+                <w:szCs w:val="19"/>
+              </w:rPr>
+              <w:t xml:space="preserve">Revisar la resistencia del canal que hizo clic</w:t>
             </w:r>
           </w:p>
         </w:tc>
@@ -3851,27 +4103,210 @@
               <w:bottom w:val="single" w:color="CDD8E0" w:sz="4"/>
               <w:right w:val="single" w:color="CDD8E0" w:sz="4"/>
             </w:tcBorders>
-            <w:shd w:fill="EDF1F5" w:color="auto" w:val="clear"/>
-            <w:tcMar>
-              <w:top w:type="dxa" w:w="70"/>
-              <w:left w:type="dxa" w:w="110"/>
-              <w:bottom w:type="dxa" w:w="70"/>
-              <w:right w:type="dxa" w:w="110"/>
-            </w:tcMar>
-          </w:tcPr>
-          <w:p>
-            <w:pPr>
-              <w:keepNext w:val="false"/>
-              <w:keepLines/>
-              <w:spacing w:after="0" w:line="260"/>
-            </w:pPr>
-            <w:r>
-              <w:rPr>
-                <w:rFonts w:ascii="IBM Plex Sans" w:cs="IBM Plex Sans" w:eastAsia="IBM Plex Sans" w:hAnsi="IBM Plex Sans"/>
-                <w:sz w:val="19"/>
-                <w:szCs w:val="19"/>
-              </w:rPr>
-              <w:t xml:space="preserve">☐ 16</w:t>
+            <w:tcMar>
+              <w:top w:type="dxa" w:w="70"/>
+              <w:left w:type="dxa" w:w="110"/>
+              <w:bottom w:type="dxa" w:w="70"/>
+              <w:right w:type="dxa" w:w="110"/>
+            </w:tcMar>
+          </w:tcPr>
+          <w:p>
+            <w:pPr>
+              <w:keepNext w:val="false"/>
+              <w:keepLines/>
+              <w:spacing w:after="0" w:line="260"/>
+            </w:pPr>
+            <w:r>
+              <w:rPr>
+                <w:rFonts w:ascii="IBM Plex Sans" w:cs="IBM Plex Sans" w:eastAsia="IBM Plex Sans" w:hAnsi="IBM Plex Sans"/>
+                <w:sz w:val="19"/>
+                <w:szCs w:val="19"/>
+              </w:rPr>
+              <w:t xml:space="preserve">☐ 18</w:t>
+            </w:r>
+          </w:p>
+        </w:tc>
+        <w:tc>
+          <w:tcPr>
+            <w:tcW w:type="dxa" w:w="1900"/>
+            <w:tcBorders>
+              <w:top w:val="single" w:color="CDD8E0" w:sz="4"/>
+              <w:left w:val="single" w:color="CDD8E0" w:sz="4"/>
+              <w:bottom w:val="single" w:color="CDD8E0" w:sz="4"/>
+              <w:right w:val="single" w:color="CDD8E0" w:sz="4"/>
+            </w:tcBorders>
+            <w:tcMar>
+              <w:top w:type="dxa" w:w="70"/>
+              <w:left w:type="dxa" w:w="110"/>
+              <w:bottom w:type="dxa" w:w="70"/>
+              <w:right w:type="dxa" w:w="110"/>
+            </w:tcMar>
+          </w:tcPr>
+          <w:p>
+            <w:pPr>
+              <w:keepNext w:val="false"/>
+              <w:keepLines/>
+              <w:spacing w:after="0" w:line="260"/>
+            </w:pPr>
+            <w:r>
+              <w:rPr>
+                <w:rFonts w:ascii="IBM Plex Sans" w:cs="IBM Plex Sans" w:eastAsia="IBM Plex Sans" w:hAnsi="IBM Plex Sans"/>
+                <w:sz w:val="19"/>
+                <w:szCs w:val="19"/>
+              </w:rPr>
+              <w:t xml:space="preserve">Conexión con el servidor</w:t>
+            </w:r>
+          </w:p>
+        </w:tc>
+        <w:tc>
+          <w:tcPr>
+            <w:tcW w:type="dxa" w:w="2600"/>
+            <w:tcBorders>
+              <w:top w:val="single" w:color="CDD8E0" w:sz="4"/>
+              <w:left w:val="single" w:color="CDD8E0" w:sz="4"/>
+              <w:bottom w:val="single" w:color="CDD8E0" w:sz="4"/>
+              <w:right w:val="single" w:color="CDD8E0" w:sz="4"/>
+            </w:tcBorders>
+            <w:tcMar>
+              <w:top w:type="dxa" w:w="70"/>
+              <w:left w:type="dxa" w:w="110"/>
+              <w:bottom w:type="dxa" w:w="70"/>
+              <w:right w:type="dxa" w:w="110"/>
+            </w:tcMar>
+          </w:tcPr>
+          <w:p>
+            <w:pPr>
+              <w:keepNext w:val="false"/>
+              <w:keepLines/>
+              <w:spacing w:after="0" w:line="260"/>
+            </w:pPr>
+            <w:r>
+              <w:rPr>
+                <w:rFonts w:ascii="IBM Plex Sans" w:cs="IBM Plex Sans" w:eastAsia="IBM Plex Sans" w:hAnsi="IBM Plex Sans"/>
+                <w:sz w:val="19"/>
+                <w:szCs w:val="19"/>
+              </w:rPr>
+              <w:t xml:space="preserve">Monitor serie</w:t>
+            </w:r>
+          </w:p>
+        </w:tc>
+        <w:tc>
+          <w:tcPr>
+            <w:tcW w:type="dxa" w:w="2100"/>
+            <w:tcBorders>
+              <w:top w:val="single" w:color="CDD8E0" w:sz="4"/>
+              <w:left w:val="single" w:color="CDD8E0" w:sz="4"/>
+              <w:bottom w:val="single" w:color="CDD8E0" w:sz="4"/>
+              <w:right w:val="single" w:color="CDD8E0" w:sz="4"/>
+            </w:tcBorders>
+            <w:tcMar>
+              <w:top w:type="dxa" w:w="70"/>
+              <w:left w:type="dxa" w:w="110"/>
+              <w:bottom w:type="dxa" w:w="70"/>
+              <w:right w:type="dxa" w:w="110"/>
+            </w:tcMar>
+          </w:tcPr>
+          <w:p>
+            <w:pPr>
+              <w:keepNext w:val="false"/>
+              <w:keepLines/>
+              <w:spacing w:after="0" w:line="260"/>
+            </w:pPr>
+            <w:r>
+              <w:rPr>
+                <w:rFonts w:ascii="IBM Plex Sans" w:cs="IBM Plex Sans" w:eastAsia="IBM Plex Sans" w:hAnsi="IBM Plex Sans"/>
+                <w:sz w:val="19"/>
+                <w:szCs w:val="19"/>
+              </w:rPr>
+              <w:t xml:space="preserve">"Bloques A, C y D" (o "Solo Bloque A" con NIVEL2_INSTALADO en false), "Red conectada" y "Estado inicial … (sin actuar)", sin </w:t>
+            </w:r>
+            <w:r>
+              <w:rPr>
+                <w:rFonts w:ascii="IBM Plex Mono" w:cs="IBM Plex Mono" w:eastAsia="IBM Plex Mono" w:hAnsi="IBM Plex Mono"/>
+                <w:color w:val="1E3A5F"/>
+                <w:sz w:val="17"/>
+                <w:szCs w:val="17"/>
+              </w:rPr>
+              <w:t xml:space="preserve">401</w:t>
+            </w:r>
+          </w:p>
+        </w:tc>
+        <w:tc>
+          <w:tcPr>
+            <w:tcW w:type="dxa" w:w="2418"/>
+            <w:tcBorders>
+              <w:top w:val="single" w:color="CDD8E0" w:sz="4"/>
+              <w:left w:val="single" w:color="CDD8E0" w:sz="4"/>
+              <w:bottom w:val="single" w:color="CDD8E0" w:sz="4"/>
+              <w:right w:val="single" w:color="CDD8E0" w:sz="4"/>
+            </w:tcBorders>
+            <w:tcMar>
+              <w:top w:type="dxa" w:w="70"/>
+              <w:left w:type="dxa" w:w="110"/>
+              <w:bottom w:type="dxa" w:w="70"/>
+              <w:right w:type="dxa" w:w="110"/>
+            </w:tcMar>
+          </w:tcPr>
+          <w:p>
+            <w:pPr>
+              <w:keepNext w:val="false"/>
+              <w:keepLines/>
+              <w:spacing w:after="0" w:line="260"/>
+            </w:pPr>
+            <w:r>
+              <w:rPr>
+                <w:rFonts w:ascii="IBM Plex Mono" w:cs="IBM Plex Mono" w:eastAsia="IBM Plex Mono" w:hAnsi="IBM Plex Mono"/>
+                <w:color w:val="1E3A5F"/>
+                <w:sz w:val="17"/>
+                <w:szCs w:val="17"/>
+              </w:rPr>
+              <w:t xml:space="preserve">401</w:t>
+            </w:r>
+            <w:r>
+              <w:rPr>
+                <w:rFonts w:ascii="IBM Plex Sans" w:cs="IBM Plex Sans" w:eastAsia="IBM Plex Sans" w:hAnsi="IBM Plex Sans"/>
+                <w:sz w:val="19"/>
+                <w:szCs w:val="19"/>
+              </w:rPr>
+              <w:t xml:space="preserve">: DEVICE_KEY distinta · sin red: revisar WIFI_SSID y WIFI_PASSWORD</w:t>
+            </w:r>
+          </w:p>
+        </w:tc>
+      </w:tr>
+      <w:tr>
+        <w:trPr>
+          <w:cantSplit/>
+        </w:trPr>
+        <w:tc>
+          <w:tcPr>
+            <w:tcW w:type="dxa" w:w="620"/>
+            <w:tcBorders>
+              <w:top w:val="single" w:color="CDD8E0" w:sz="4"/>
+              <w:left w:val="single" w:color="CDD8E0" w:sz="4"/>
+              <w:bottom w:val="single" w:color="CDD8E0" w:sz="4"/>
+              <w:right w:val="single" w:color="CDD8E0" w:sz="4"/>
+            </w:tcBorders>
+            <w:shd w:fill="EDF1F5" w:color="auto" w:val="clear"/>
+            <w:tcMar>
+              <w:top w:type="dxa" w:w="70"/>
+              <w:left w:type="dxa" w:w="110"/>
+              <w:bottom w:type="dxa" w:w="70"/>
+              <w:right w:type="dxa" w:w="110"/>
+            </w:tcMar>
+          </w:tcPr>
+          <w:p>
+            <w:pPr>
+              <w:keepNext w:val="false"/>
+              <w:keepLines/>
+              <w:spacing w:after="0" w:line="260"/>
+            </w:pPr>
+            <w:r>
+              <w:rPr>
+                <w:rFonts w:ascii="IBM Plex Sans" w:cs="IBM Plex Sans" w:eastAsia="IBM Plex Sans" w:hAnsi="IBM Plex Sans"/>
+                <w:sz w:val="19"/>
+                <w:szCs w:val="19"/>
+              </w:rPr>
+              <w:t xml:space="preserve">☐ 19</w:t>
             </w:r>
           </w:p>
         </w:tc>
@@ -4285,7 +4720,7 @@
                 <w:sz w:val="19"/>
                 <w:szCs w:val="19"/>
               </w:rPr>
-              <w:t xml:space="preserve">☐ 17</w:t>
+              <w:t xml:space="preserve">☐ 20</w:t>
             </w:r>
           </w:p>
         </w:tc>
@@ -4451,7 +4886,7 @@
                 <w:sz w:val="19"/>
                 <w:szCs w:val="19"/>
               </w:rPr>
-              <w:t xml:space="preserve">☐ 18</w:t>
+              <w:t xml:space="preserve">☐ 21</w:t>
             </w:r>
           </w:p>
         </w:tc>
@@ -4620,7 +5055,7 @@
                 <w:sz w:val="19"/>
                 <w:szCs w:val="19"/>
               </w:rPr>
-              <w:t xml:space="preserve">☐ 19</w:t>
+              <w:t xml:space="preserve">☐ 22</w:t>
             </w:r>
           </w:p>
         </w:tc>
@@ -4786,7 +5221,7 @@
                 <w:sz w:val="19"/>
                 <w:szCs w:val="19"/>
               </w:rPr>
-              <w:t xml:space="preserve">☐ 20</w:t>
+              <w:t xml:space="preserve">☐ 23</w:t>
             </w:r>
           </w:p>
         </w:tc>
@@ -4956,7 +5391,7 @@
                 <w:sz w:val="19"/>
                 <w:szCs w:val="19"/>
               </w:rPr>
-              <w:t xml:space="preserve">☐ 21</w:t>
+              <w:t xml:space="preserve">☐ 24</w:t>
             </w:r>
           </w:p>
         </w:tc>
@@ -5408,7 +5843,7 @@
                 <w:sz w:val="19"/>
                 <w:szCs w:val="19"/>
               </w:rPr>
-              <w:t xml:space="preserve">☐ 22</w:t>
+              <w:t xml:space="preserve">☐ 25</w:t>
             </w:r>
           </w:p>
         </w:tc>
@@ -5574,7 +6009,7 @@
                 <w:sz w:val="19"/>
                 <w:szCs w:val="19"/>
               </w:rPr>
-              <w:t xml:space="preserve">☐ 23</w:t>
+              <w:t xml:space="preserve">☐ 26</w:t>
             </w:r>
           </w:p>
         </w:tc>
@@ -5743,7 +6178,7 @@
                 <w:sz w:val="19"/>
                 <w:szCs w:val="19"/>
               </w:rPr>
-              <w:t xml:space="preserve">☐ 24</w:t>
+              <w:t xml:space="preserve">☐ 27</w:t>
             </w:r>
           </w:p>
         </w:tc>
@@ -5909,7 +6344,7 @@
                 <w:sz w:val="19"/>
                 <w:szCs w:val="19"/>
               </w:rPr>
-              <w:t xml:space="preserve">☐ 25</w:t>
+              <w:t xml:space="preserve">☐ 28</w:t>
             </w:r>
           </w:p>
         </w:tc>
@@ -6078,7 +6513,7 @@
                 <w:sz w:val="19"/>
                 <w:szCs w:val="19"/>
               </w:rPr>
-              <w:t xml:space="preserve">☐ 26</w:t>
+              <w:t xml:space="preserve">☐ 29</w:t>
             </w:r>
           </w:p>
         </w:tc>
@@ -6244,7 +6679,7 @@
                 <w:sz w:val="19"/>
                 <w:szCs w:val="19"/>
               </w:rPr>
-              <w:t xml:space="preserve">☐ 27</w:t>
+              <w:t xml:space="preserve">☐ 30</w:t>
             </w:r>
           </w:p>
         </w:tc>
@@ -6413,7 +6848,7 @@
                 <w:sz w:val="19"/>
                 <w:szCs w:val="19"/>
               </w:rPr>
-              <w:t xml:space="preserve">☐ 28</w:t>
+              <w:t xml:space="preserve">☐ 31</w:t>
             </w:r>
           </w:p>
         </w:tc>
@@ -6579,7 +7014,7 @@
                 <w:sz w:val="19"/>
                 <w:szCs w:val="19"/>
               </w:rPr>
-              <w:t xml:space="preserve">☐ 29</w:t>
+              <w:t xml:space="preserve">☐ 32</w:t>
             </w:r>
           </w:p>
         </w:tc>
@@ -6748,7 +7183,7 @@
                 <w:sz w:val="19"/>
                 <w:szCs w:val="19"/>
               </w:rPr>
-              <w:t xml:space="preserve">☐ 30</w:t>
+              <w:t xml:space="preserve">☐ 33</w:t>
             </w:r>
           </w:p>
         </w:tc>
@@ -7184,7 +7619,7 @@
                 <w:sz w:val="19"/>
                 <w:szCs w:val="19"/>
               </w:rPr>
-              <w:t xml:space="preserve">☐ 31</w:t>
+              <w:t xml:space="preserve">☐ 34</w:t>
             </w:r>
           </w:p>
         </w:tc>
@@ -7350,7 +7785,7 @@
                 <w:sz w:val="19"/>
                 <w:szCs w:val="19"/>
               </w:rPr>
-              <w:t xml:space="preserve">☐ 32</w:t>
+              <w:t xml:space="preserve">☐ 35</w:t>
             </w:r>
           </w:p>
         </w:tc>
@@ -7519,7 +7954,7 @@
                 <w:sz w:val="19"/>
                 <w:szCs w:val="19"/>
               </w:rPr>
-              <w:t xml:space="preserve">☐ 33</w:t>
+              <w:t xml:space="preserve">☐ 36</w:t>
             </w:r>
           </w:p>
         </w:tc>
@@ -7685,7 +8120,7 @@
                 <w:sz w:val="19"/>
                 <w:szCs w:val="19"/>
               </w:rPr>
-              <w:t xml:space="preserve">☐ 34</w:t>
+              <w:t xml:space="preserve">☐ 37</w:t>
             </w:r>
           </w:p>
         </w:tc>
@@ -8082,7 +8517,7 @@
                 <w:sz w:val="19"/>
                 <w:szCs w:val="19"/>
               </w:rPr>
-              <w:t xml:space="preserve">☐ 35</w:t>
+              <w:t xml:space="preserve">☐ 38</w:t>
             </w:r>
           </w:p>
         </w:tc>
@@ -8248,7 +8683,7 @@
                 <w:sz w:val="19"/>
                 <w:szCs w:val="19"/>
               </w:rPr>
-              <w:t xml:space="preserve">☐ 36</w:t>
+              <w:t xml:space="preserve">☐ 39</w:t>
             </w:r>
           </w:p>
         </w:tc>
@@ -8417,7 +8852,7 @@
                 <w:sz w:val="19"/>
                 <w:szCs w:val="19"/>
               </w:rPr>
-              <w:t xml:space="preserve">☐ 37</w:t>
+              <w:t xml:space="preserve">☐ 40</w:t>
             </w:r>
           </w:p>
         </w:tc>
@@ -8899,7 +9334,7 @@
                 <w:sz w:val="19"/>
                 <w:szCs w:val="19"/>
               </w:rPr>
-              <w:t xml:space="preserve">☐ 38</w:t>
+              <w:t xml:space="preserve">☐ 41</w:t>
             </w:r>
           </w:p>
         </w:tc>
@@ -9099,7 +9534,7 @@
                 <w:sz w:val="19"/>
                 <w:szCs w:val="19"/>
               </w:rPr>
-              <w:t xml:space="preserve">☐ 39</w:t>
+              <w:t xml:space="preserve">☐ 42</w:t>
             </w:r>
           </w:p>
         </w:tc>
@@ -9268,7 +9703,7 @@
                 <w:sz w:val="19"/>
                 <w:szCs w:val="19"/>
               </w:rPr>
-              <w:t xml:space="preserve">☐ 40</w:t>
+              <w:t xml:space="preserve">☐ 43</w:t>
             </w:r>
           </w:p>
         </w:tc>
@@ -9434,7 +9869,7 @@
                 <w:sz w:val="19"/>
                 <w:szCs w:val="19"/>
               </w:rPr>
-              <w:t xml:space="preserve">☐ 41</w:t>
+              <w:t xml:space="preserve">☐ 44</w:t>
             </w:r>
           </w:p>
         </w:tc>
@@ -10015,7 +10450,7 @@
                 <w:sz w:val="19"/>
                 <w:szCs w:val="19"/>
               </w:rPr>
-              <w:t xml:space="preserve">☐ 42</w:t>
+              <w:t xml:space="preserve">☐ 45</w:t>
             </w:r>
           </w:p>
         </w:tc>
@@ -10181,7 +10616,7 @@
                 <w:sz w:val="19"/>
                 <w:szCs w:val="19"/>
               </w:rPr>
-              <w:t xml:space="preserve">☐ 43</w:t>
+              <w:t xml:space="preserve">☐ 46</w:t>
             </w:r>
           </w:p>
         </w:tc>
@@ -10350,7 +10785,7 @@
                 <w:sz w:val="19"/>
                 <w:szCs w:val="19"/>
               </w:rPr>
-              <w:t xml:space="preserve">☐ 44</w:t>
+              <w:t xml:space="preserve">☐ 47</w:t>
             </w:r>
           </w:p>
         </w:tc>
@@ -10516,7 +10951,7 @@
                 <w:sz w:val="19"/>
                 <w:szCs w:val="19"/>
               </w:rPr>
-              <w:t xml:space="preserve">☐ 45</w:t>
+              <w:t xml:space="preserve">☐ 48</w:t>
             </w:r>
           </w:p>
         </w:tc>
@@ -10900,7 +11335,7 @@
                 <w:sz w:val="19"/>
                 <w:szCs w:val="19"/>
               </w:rPr>
-              <w:t xml:space="preserve">☐ 46</w:t>
+              <w:t xml:space="preserve">☐ 49</w:t>
             </w:r>
           </w:p>
         </w:tc>
@@ -11066,7 +11501,7 @@
                 <w:sz w:val="19"/>
                 <w:szCs w:val="19"/>
               </w:rPr>
-              <w:t xml:space="preserve">☐ 47</w:t>
+              <w:t xml:space="preserve">☐ 50</w:t>
             </w:r>
           </w:p>
         </w:tc>
@@ -11235,7 +11670,7 @@
                 <w:sz w:val="19"/>
                 <w:szCs w:val="19"/>
               </w:rPr>
-              <w:t xml:space="preserve">☐ 48</w:t>
+              <w:t xml:space="preserve">☐ 51</w:t>
             </w:r>
           </w:p>
         </w:tc>
@@ -11649,7 +12084,7 @@
                 <w:sz w:val="19"/>
                 <w:szCs w:val="19"/>
               </w:rPr>
-              <w:t xml:space="preserve">☐ 49</w:t>
+              <w:t xml:space="preserve">☐ 52</w:t>
             </w:r>
           </w:p>
         </w:tc>
@@ -11713,7 +12148,7 @@
                 <w:sz w:val="19"/>
                 <w:szCs w:val="19"/>
               </w:rPr>
-              <w:t xml:space="preserve">Gabinete desenchufado, sin el ESP32 ni los LCA110 en sus zócalos: ohms entre cada pin 18, 19, 21 y 22 de la tira del ESP32 y GND</w:t>
+              <w:t xml:space="preserve">Gabinete desenchufado, sin el ESP32 ni los LCA110 en sus zócalos: ohms entre P2-5, P2-4, P2-2 y P2-1 (GPIO 18, 19, 21 y 22) de la plaqueta del ESP32 y GND</w:t>
             </w:r>
           </w:p>
         </w:tc>
@@ -11815,7 +12250,7 @@
                 <w:sz w:val="19"/>
                 <w:szCs w:val="19"/>
               </w:rPr>
-              <w:t xml:space="preserve">☐ 50</w:t>
+              <w:t xml:space="preserve">☐ 53</w:t>
             </w:r>
           </w:p>
         </w:tc>
@@ -11984,7 +12419,7 @@
                 <w:sz w:val="19"/>
                 <w:szCs w:val="19"/>
               </w:rPr>
-              <w:t xml:space="preserve">☐ 51</w:t>
+              <w:t xml:space="preserve">☐ 54</w:t>
             </w:r>
           </w:p>
         </w:tc>
@@ -12377,7 +12812,7 @@
                 <w:sz w:val="19"/>
                 <w:szCs w:val="19"/>
               </w:rPr>
-              <w:t xml:space="preserve">☐ 52</w:t>
+              <w:t xml:space="preserve">☐ 55</w:t>
             </w:r>
           </w:p>
         </w:tc>
@@ -12543,7 +12978,7 @@
                 <w:sz w:val="19"/>
                 <w:szCs w:val="19"/>
               </w:rPr>
-              <w:t xml:space="preserve">☐ 53</w:t>
+              <w:t xml:space="preserve">☐ 56</w:t>
             </w:r>
           </w:p>
         </w:tc>
@@ -12712,7 +13147,7 @@
                 <w:sz w:val="19"/>
                 <w:szCs w:val="19"/>
               </w:rPr>
-              <w:t xml:space="preserve">☐ 54</w:t>
+              <w:t xml:space="preserve">☐ 57</w:t>
             </w:r>
           </w:p>
         </w:tc>
@@ -13092,7 +13527,7 @@
                 <w:sz w:val="19"/>
                 <w:szCs w:val="19"/>
               </w:rPr>
-              <w:t xml:space="preserve">☐ 55</w:t>
+              <w:t xml:space="preserve">☐ 58</w:t>
             </w:r>
           </w:p>
         </w:tc>
@@ -13275,7 +13710,7 @@
                 <w:sz w:val="19"/>
                 <w:szCs w:val="19"/>
               </w:rPr>
-              <w:t xml:space="preserve">☐ 56</w:t>
+              <w:t xml:space="preserve">☐ 59</w:t>
             </w:r>
           </w:p>
         </w:tc>
@@ -13478,7 +13913,7 @@
                 <w:sz w:val="19"/>
                 <w:szCs w:val="19"/>
               </w:rPr>
-              <w:t xml:space="preserve">☐ 57</w:t>
+              <w:t xml:space="preserve">☐ 60</w:t>
             </w:r>
           </w:p>
         </w:tc>
@@ -14940,7 +15375,7 @@
                 <w:sz w:val="19"/>
                 <w:szCs w:val="19"/>
               </w:rPr>
-              <w:t xml:space="preserve"/>
+              <w:t xml:space="preserve">50</w:t>
             </w:r>
           </w:p>
         </w:tc>
@@ -14972,7 +15407,7 @@
                 <w:sz w:val="19"/>
                 <w:szCs w:val="19"/>
               </w:rPr>
-              <w:t xml:space="preserve"/>
+              <w:t xml:space="preserve">28/10/2026</w:t>
             </w:r>
           </w:p>
         </w:tc>
@@ -15004,7 +15439,7 @@
                 <w:sz w:val="19"/>
                 <w:szCs w:val="19"/>
               </w:rPr>
-              <w:t xml:space="preserve"/>
+              <w:t xml:space="preserve">Equipo</w:t>
             </w:r>
           </w:p>
         </w:tc>
@@ -15108,7 +15543,7 @@
                 <w:sz w:val="19"/>
                 <w:szCs w:val="19"/>
               </w:rPr>
-              <w:t xml:space="preserve"/>
+              <w:t xml:space="preserve">En el período de prueba</w:t>
             </w:r>
           </w:p>
         </w:tc>
@@ -15141,7 +15576,7 @@
                 <w:sz w:val="19"/>
                 <w:szCs w:val="19"/>
               </w:rPr>
-              <w:t xml:space="preserve"/>
+              <w:t xml:space="preserve">hasta el 04/11/2026</w:t>
             </w:r>
           </w:p>
         </w:tc>
@@ -15913,7 +16348,7 @@
                 <w:sz w:val="19"/>
                 <w:szCs w:val="19"/>
               </w:rPr>
-              <w:t xml:space="preserve">0, mantenida (a confirmar)</w:t>
+              <w:t xml:space="preserve">0, mantenida</w:t>
             </w:r>
           </w:p>
         </w:tc>
@@ -15945,7 +16380,7 @@
                 <w:sz w:val="19"/>
                 <w:szCs w:val="19"/>
               </w:rPr>
-              <w:t xml:space="preserve"/>
+              <w:t xml:space="preserve">0 (confirmado)</w:t>
             </w:r>
           </w:p>
         </w:tc>
@@ -15977,7 +16412,7 @@
                 <w:sz w:val="19"/>
                 <w:szCs w:val="19"/>
               </w:rPr>
-              <w:t xml:space="preserve"/>
+              <w:t xml:space="preserve">28/10/2026</w:t>
             </w:r>
           </w:p>
         </w:tc>
@@ -16009,7 +16444,7 @@
                 <w:sz w:val="19"/>
                 <w:szCs w:val="19"/>
               </w:rPr>
-              <w:t xml:space="preserve"/>
+              <w:t xml:space="preserve">Equipo</w:t>
             </w:r>
           </w:p>
         </w:tc>
@@ -16080,7 +16515,7 @@
                 <w:sz w:val="19"/>
                 <w:szCs w:val="19"/>
               </w:rPr>
-              <w:t xml:space="preserve">0 (a confirmar)</w:t>
+              <w:t xml:space="preserve">0</w:t>
             </w:r>
           </w:p>
         </w:tc>
@@ -16113,7 +16548,7 @@
                 <w:sz w:val="19"/>
                 <w:szCs w:val="19"/>
               </w:rPr>
-              <w:t xml:space="preserve"/>
+              <w:t xml:space="preserve">0 (confirmado)</w:t>
             </w:r>
           </w:p>
         </w:tc>
@@ -16146,7 +16581,7 @@
                 <w:sz w:val="19"/>
                 <w:szCs w:val="19"/>
               </w:rPr>
-              <w:t xml:space="preserve"/>
+              <w:t xml:space="preserve">28/10/2026</w:t>
             </w:r>
           </w:p>
         </w:tc>
@@ -16179,7 +16614,7 @@
                 <w:sz w:val="19"/>
                 <w:szCs w:val="19"/>
               </w:rPr>
-              <w:t xml:space="preserve"/>
+              <w:t xml:space="preserve">Equipo</w:t>
             </w:r>
           </w:p>
         </w:tc>
@@ -16383,41 +16818,7 @@
                 <w:sz w:val="19"/>
                 <w:szCs w:val="19"/>
               </w:rPr>
-              <w:t xml:space="preserve">En </w:t>
-            </w:r>
-            <w:r>
-              <w:rPr>
-                <w:rFonts w:ascii="IBM Plex Mono" w:cs="IBM Plex Mono" w:eastAsia="IBM Plex Mono" w:hAnsi="IBM Plex Mono"/>
-                <w:color w:val="1E3A5F"/>
-                <w:sz w:val="17"/>
-                <w:szCs w:val="17"/>
-              </w:rPr>
-              <w:t xml:space="preserve">true</w:t>
-            </w:r>
-            <w:r>
-              <w:rPr>
-                <w:rFonts w:ascii="IBM Plex Sans" w:cs="IBM Plex Sans" w:eastAsia="IBM Plex Sans" w:hAnsi="IBM Plex Sans"/>
-                <w:sz w:val="19"/>
-                <w:szCs w:val="19"/>
-              </w:rPr>
-              <w:t xml:space="preserve"> recién con el sensor verificado (sección 4.3). Hasta entonces, </w:t>
-            </w:r>
-            <w:r>
-              <w:rPr>
-                <w:rFonts w:ascii="IBM Plex Mono" w:cs="IBM Plex Mono" w:eastAsia="IBM Plex Mono" w:hAnsi="IBM Plex Mono"/>
-                <w:color w:val="1E3A5F"/>
-                <w:sz w:val="17"/>
-                <w:szCs w:val="17"/>
-              </w:rPr>
-              <w:t xml:space="preserve">false</w:t>
-            </w:r>
-            <w:r>
-              <w:rPr>
-                <w:rFonts w:ascii="IBM Plex Sans" w:cs="IBM Plex Sans" w:eastAsia="IBM Plex Sans" w:hAnsi="IBM Plex Sans"/>
-                <w:sz w:val="19"/>
-                <w:szCs w:val="19"/>
-              </w:rPr>
-              <w:t xml:space="preserve">.</w:t>
+              <w:t xml:space="preserve">En true recién con el sensor verificado (sección 4.3). Hasta entonces, false. En el ESP32 del gabinete está en true desde el 28/10/2026 (en el repositorio queda en false).</w:t>
             </w:r>
           </w:p>
         </w:tc>

--- a/documentacion_proyecto/Guia_Mediciones_y_Verificaciones.docx
+++ b/documentacion_proyecto/Guia_Mediciones_y_Verificaciones.docx
@@ -70,7 +70,7 @@
           <w:sz w:val="21"/>
           <w:szCs w:val="21"/>
         </w:rPr>
-        <w:t xml:space="preserve">Está pensada para el sistema completo, como quedó en la prueba del 28/10/2026: los Bloques A, C y D instalados en el telar, el ESP32 en su propia plaqueta y el firmware cargado con NIVEL2_INSTALADO en true. Sirve para volver a armar el equipo y para revisarlo en cada visita de mantenimiento. Si se arma de cero, las secciones 4 y 5 se hacen con el firmware en false hasta donde lo indican.</w:t>
+        <w:t xml:space="preserve">Está pensada para el sistema completo, como quedó en la prueba del 30/10/2026: los Bloques A, C y D instalados en el telar, el ESP32 en su propia plaqueta y el firmware cargado con NIVEL2_INSTALADO en true. Sirve para volver a armar el equipo y para revisarlo en cada visita de mantenimiento. Si se arma de cero, las secciones 4 y 5 se hacen con el firmware en false hasta donde lo indican.</w:t>
       </w:r>
     </w:p>
     <w:p>
@@ -15407,7 +15407,7 @@
                 <w:sz w:val="19"/>
                 <w:szCs w:val="19"/>
               </w:rPr>
-              <w:t xml:space="preserve">28/10/2026</w:t>
+              <w:t xml:space="preserve">30/10/2026</w:t>
             </w:r>
           </w:p>
         </w:tc>
@@ -16412,7 +16412,7 @@
                 <w:sz w:val="19"/>
                 <w:szCs w:val="19"/>
               </w:rPr>
-              <w:t xml:space="preserve">28/10/2026</w:t>
+              <w:t xml:space="preserve">30/10/2026</w:t>
             </w:r>
           </w:p>
         </w:tc>
@@ -16581,7 +16581,7 @@
                 <w:sz w:val="19"/>
                 <w:szCs w:val="19"/>
               </w:rPr>
-              <w:t xml:space="preserve">28/10/2026</w:t>
+              <w:t xml:space="preserve">30/10/2026</w:t>
             </w:r>
           </w:p>
         </w:tc>
@@ -16818,7 +16818,7 @@
                 <w:sz w:val="19"/>
                 <w:szCs w:val="19"/>
               </w:rPr>
-              <w:t xml:space="preserve">En true recién con el sensor verificado (sección 4.3). Hasta entonces, false. En el ESP32 del gabinete está en true desde el 28/10/2026 (en el repositorio queda en false).</w:t>
+              <w:t xml:space="preserve">En true recién con el sensor verificado (sección 4.3). Hasta entonces, false. En el ESP32 del gabinete está en true desde el 30/10/2026 (en el repositorio queda en false).</w:t>
             </w:r>
           </w:p>
         </w:tc>
